--- a/0224/04-PHJ_10680696/04-PHJ_10680696_clinical_report.docx
+++ b/0224/04-PHJ_10680696/04-PHJ_10680696_clinical_report.docx
@@ -3000,4063 +3000,6 @@
           </w:p>
         </w:tc>
       </w:tr>
-      <w:tr>
-        <w:trPr>
-          <w:cnfStyle w:val="000000100000" w:firstRow="0" w:lastRow="0" w:firstColumn="0" w:lastColumn="0" w:oddVBand="0" w:evenVBand="0" w:oddHBand="1" w:evenHBand="0" w:firstRowFirstColumn="0" w:firstRowLastColumn="0" w:lastRowFirstColumn="0" w:lastRowLastColumn="0"/>
-          <w:trHeight w:hRule="exact" w:val="624"/>
-        </w:trPr>
-        <w:tc>
-          <w:tcPr>
-            <w:cnfStyle w:val="001000000000" w:firstRow="0" w:lastRow="0" w:firstColumn="1" w:lastColumn="0" w:oddVBand="0" w:evenVBand="0" w:oddHBand="0" w:evenHBand="0" w:firstRowFirstColumn="0" w:firstRowLastColumn="0" w:lastRowFirstColumn="0" w:lastRowLastColumn="0"/>
-            <w:tcW w:w="1276" w:type="dxa"/>
-            <w:tcBorders>
-              <w:top w:val="double" w:sz="4" w:space="0" w:color="auto"/>
-              <w:bottom w:val="double" w:sz="4" w:space="0" w:color="auto"/>
-            </w:tcBorders>
-            <w:vAlign w:val="center"/>
-          </w:tcPr>
-          <w:p>
-            <w:pPr>
-              <w:spacing w:after="160" w:line="259" w:lineRule="auto"/>
-              <w:jc w:val="center"/>
-              <w:rPr>
-                <w:sz w:val="16"/>
-              </w:rPr>
-            </w:pPr>
-            <w:r>
-              <w:rPr>
-                <w:caps w:val="0"/>
-                <w:sz w:val="16"/>
-              </w:rPr>
-            </w:r>
-            <w:r>
-              <w:rPr>
-                <w:rFonts w:ascii="Malgun Gothic" w:hAnsi="Malgun Gothic"/>
-                <w:b w:val="0"/>
-                <w:sz w:val="18"/>
-              </w:rPr>
-              <w:t>Tier 2</w:t>
-            </w:r>
-          </w:p>
-        </w:tc>
-        <w:tc>
-          <w:tcPr>
-            <w:tcW w:w="851" w:type="dxa"/>
-            <w:tcBorders>
-              <w:top w:val="double" w:sz="4" w:space="0" w:color="auto"/>
-              <w:bottom w:val="double" w:sz="4" w:space="0" w:color="auto"/>
-            </w:tcBorders>
-            <w:vAlign w:val="center"/>
-          </w:tcPr>
-          <w:p>
-            <w:pPr>
-              <w:jc w:val="center"/>
-              <w:cnfStyle w:val="000000100000" w:firstRow="0" w:lastRow="0" w:firstColumn="0" w:lastColumn="0" w:oddVBand="0" w:evenVBand="0" w:oddHBand="1" w:evenHBand="0" w:firstRowFirstColumn="0" w:firstRowLastColumn="0" w:lastRowFirstColumn="0" w:lastRowLastColumn="0"/>
-              <w:rPr>
-                <w:rFonts w:ascii="Arial Narrow" w:hAnsi="Arial Narrow" w:cs="Calibri"/>
-                <w:b/>
-                <w:sz w:val="16"/>
-              </w:rPr>
-            </w:pPr>
-            <w:r>
-              <w:rPr>
-                <w:b/>
-                <w:sz w:val="16"/>
-              </w:rPr>
-            </w:r>
-            <w:r>
-              <w:rPr>
-                <w:rFonts w:ascii="Malgun Gothic" w:hAnsi="Malgun Gothic"/>
-                <w:b w:val="0"/>
-                <w:sz w:val="18"/>
-              </w:rPr>
-              <w:t>KMT2D</w:t>
-            </w:r>
-          </w:p>
-        </w:tc>
-        <w:tc>
-          <w:tcPr>
-            <w:tcW w:w="1134" w:type="dxa"/>
-            <w:tcBorders>
-              <w:top w:val="double" w:sz="4" w:space="0" w:color="auto"/>
-              <w:bottom w:val="double" w:sz="4" w:space="0" w:color="auto"/>
-            </w:tcBorders>
-            <w:vAlign w:val="center"/>
-          </w:tcPr>
-          <w:p>
-            <w:pPr>
-              <w:jc w:val="center"/>
-              <w:cnfStyle w:val="000000100000" w:firstRow="0" w:lastRow="0" w:firstColumn="0" w:lastColumn="0" w:oddVBand="0" w:evenVBand="0" w:oddHBand="1" w:evenHBand="0" w:firstRowFirstColumn="0" w:firstRowLastColumn="0" w:lastRowFirstColumn="0" w:lastRowLastColumn="0"/>
-              <w:rPr>
-                <w:b/>
-                <w:sz w:val="16"/>
-              </w:rPr>
-            </w:pPr>
-            <w:r>
-              <w:rPr>
-                <w:b/>
-                <w:sz w:val="16"/>
-              </w:rPr>
-            </w:r>
-            <w:r>
-              <w:rPr>
-                <w:rFonts w:ascii="Malgun Gothic" w:hAnsi="Malgun Gothic"/>
-                <w:b w:val="0"/>
-                <w:sz w:val="18"/>
-              </w:rPr>
-              <w:t>ENST00000301067.7</w:t>
-            </w:r>
-          </w:p>
-          <w:p>
-            <w:pPr>
-              <w:jc w:val="center"/>
-              <w:cnfStyle w:val="000000100000" w:firstRow="0" w:lastRow="0" w:firstColumn="0" w:lastColumn="0" w:oddVBand="0" w:evenVBand="0" w:oddHBand="1" w:evenHBand="0" w:firstRowFirstColumn="0" w:firstRowLastColumn="0" w:lastRowFirstColumn="0" w:lastRowLastColumn="0"/>
-              <w:rPr>
-                <w:rFonts w:ascii="Arial Narrow" w:hAnsi="Arial Narrow" w:cs="Calibri"/>
-                <w:b/>
-                <w:sz w:val="16"/>
-              </w:rPr>
-            </w:pPr>
-            <w:r>
-              <w:rPr>
-                <w:b/>
-                <w:sz w:val="16"/>
-              </w:rPr>
-            </w:r>
-          </w:p>
-        </w:tc>
-        <w:tc>
-          <w:tcPr>
-            <w:tcW w:w="1417" w:type="dxa"/>
-            <w:tcBorders>
-              <w:top w:val="double" w:sz="4" w:space="0" w:color="auto"/>
-              <w:bottom w:val="double" w:sz="4" w:space="0" w:color="auto"/>
-            </w:tcBorders>
-            <w:vAlign w:val="center"/>
-          </w:tcPr>
-          <w:p>
-            <w:pPr>
-              <w:jc w:val="center"/>
-              <w:cnfStyle w:val="000000100000" w:firstRow="0" w:lastRow="0" w:firstColumn="0" w:lastColumn="0" w:oddVBand="0" w:evenVBand="0" w:oddHBand="1" w:evenHBand="0" w:firstRowFirstColumn="0" w:firstRowLastColumn="0" w:lastRowFirstColumn="0" w:lastRowLastColumn="0"/>
-              <w:rPr>
-                <w:rFonts w:ascii="Arial Narrow" w:hAnsi="Arial Narrow" w:cs="Calibri"/>
-                <w:b/>
-                <w:sz w:val="16"/>
-              </w:rPr>
-            </w:pPr>
-            <w:r>
-              <w:rPr>
-                <w:b/>
-                <w:sz w:val="16"/>
-              </w:rPr>
-            </w:r>
-            <w:r>
-              <w:rPr>
-                <w:rFonts w:ascii="Malgun Gothic" w:hAnsi="Malgun Gothic"/>
-                <w:b w:val="0"/>
-                <w:sz w:val="18"/>
-              </w:rPr>
-              <w:t>ENSP00000301067.7</w:t>
-            </w:r>
-          </w:p>
-        </w:tc>
-        <w:tc>
-          <w:tcPr>
-            <w:tcW w:w="1559" w:type="dxa"/>
-            <w:tcBorders>
-              <w:top w:val="double" w:sz="4" w:space="0" w:color="auto"/>
-              <w:bottom w:val="double" w:sz="4" w:space="0" w:color="auto"/>
-            </w:tcBorders>
-            <w:vAlign w:val="center"/>
-          </w:tcPr>
-          <w:p>
-            <w:pPr>
-              <w:spacing w:after="160" w:line="259" w:lineRule="auto"/>
-              <w:jc w:val="center"/>
-              <w:cnfStyle w:val="000000100000" w:firstRow="0" w:lastRow="0" w:firstColumn="0" w:lastColumn="0" w:oddVBand="0" w:evenVBand="0" w:oddHBand="1" w:evenHBand="0" w:firstRowFirstColumn="0" w:firstRowLastColumn="0" w:lastRowFirstColumn="0" w:lastRowLastColumn="0"/>
-              <w:rPr>
-                <w:b/>
-                <w:sz w:val="16"/>
-              </w:rPr>
-            </w:pPr>
-            <w:r>
-              <w:rPr>
-                <w:b/>
-                <w:sz w:val="16"/>
-              </w:rPr>
-            </w:r>
-            <w:r>
-              <w:rPr>
-                <w:rFonts w:ascii="Malgun Gothic" w:hAnsi="Malgun Gothic"/>
-                <w:b w:val="0"/>
-                <w:sz w:val="18"/>
-              </w:rPr>
-              <w:t>c.2264G&gt;A</w:t>
-            </w:r>
-          </w:p>
-        </w:tc>
-        <w:tc>
-          <w:tcPr>
-            <w:tcW w:w="1560" w:type="dxa"/>
-            <w:tcBorders>
-              <w:top w:val="double" w:sz="4" w:space="0" w:color="auto"/>
-              <w:bottom w:val="double" w:sz="4" w:space="0" w:color="auto"/>
-            </w:tcBorders>
-            <w:vAlign w:val="center"/>
-          </w:tcPr>
-          <w:p>
-            <w:pPr>
-              <w:jc w:val="center"/>
-              <w:cnfStyle w:val="000000100000" w:firstRow="0" w:lastRow="0" w:firstColumn="0" w:lastColumn="0" w:oddVBand="0" w:evenVBand="0" w:oddHBand="1" w:evenHBand="0" w:firstRowFirstColumn="0" w:firstRowLastColumn="0" w:lastRowFirstColumn="0" w:lastRowLastColumn="0"/>
-              <w:rPr>
-                <w:rFonts w:ascii="Arial Narrow" w:hAnsi="Arial Narrow" w:cs="Calibri"/>
-                <w:b/>
-                <w:sz w:val="16"/>
-              </w:rPr>
-            </w:pPr>
-            <w:r>
-              <w:rPr>
-                <w:b/>
-                <w:sz w:val="16"/>
-              </w:rPr>
-            </w:r>
-            <w:r>
-              <w:rPr>
-                <w:rFonts w:ascii="Malgun Gothic" w:hAnsi="Malgun Gothic"/>
-                <w:b w:val="0"/>
-                <w:sz w:val="18"/>
-              </w:rPr>
-              <w:t>p.Arg755Gln</w:t>
-            </w:r>
-          </w:p>
-        </w:tc>
-        <w:tc>
-          <w:tcPr>
-            <w:tcW w:w="708" w:type="dxa"/>
-            <w:tcBorders>
-              <w:top w:val="double" w:sz="4" w:space="0" w:color="auto"/>
-              <w:bottom w:val="double" w:sz="4" w:space="0" w:color="auto"/>
-            </w:tcBorders>
-            <w:vAlign w:val="center"/>
-          </w:tcPr>
-          <w:p>
-            <w:pPr>
-              <w:jc w:val="center"/>
-              <w:cnfStyle w:val="000000100000" w:firstRow="0" w:lastRow="0" w:firstColumn="0" w:lastColumn="0" w:oddVBand="0" w:evenVBand="0" w:oddHBand="1" w:evenHBand="0" w:firstRowFirstColumn="0" w:firstRowLastColumn="0" w:lastRowFirstColumn="0" w:lastRowLastColumn="0"/>
-              <w:rPr>
-                <w:rFonts w:ascii="Arial Narrow" w:hAnsi="Arial Narrow" w:cs="Calibri"/>
-                <w:b/>
-                <w:sz w:val="16"/>
-              </w:rPr>
-            </w:pPr>
-            <w:r>
-              <w:rPr>
-                <w:b/>
-                <w:sz w:val="16"/>
-              </w:rPr>
-            </w:r>
-            <w:r>
-              <w:rPr>
-                <w:rFonts w:ascii="Malgun Gothic" w:hAnsi="Malgun Gothic"/>
-                <w:b w:val="0"/>
-                <w:sz w:val="18"/>
-              </w:rPr>
-              <w:t>0.98%</w:t>
-            </w:r>
-          </w:p>
-        </w:tc>
-        <w:tc>
-          <w:tcPr>
-            <w:tcW w:w="1931" w:type="dxa"/>
-            <w:tcBorders>
-              <w:top w:val="double" w:sz="4" w:space="0" w:color="auto"/>
-              <w:bottom w:val="double" w:sz="4" w:space="0" w:color="auto"/>
-            </w:tcBorders>
-            <w:vAlign w:val="center"/>
-          </w:tcPr>
-          <w:p>
-            <w:pPr>
-              <w:jc w:val="center"/>
-              <w:cnfStyle w:val="000000100000" w:firstRow="0" w:lastRow="0" w:firstColumn="0" w:lastColumn="0" w:oddVBand="0" w:evenVBand="0" w:oddHBand="1" w:evenHBand="0" w:firstRowFirstColumn="0" w:firstRowLastColumn="0" w:lastRowFirstColumn="0" w:lastRowLastColumn="0"/>
-              <w:rPr>
-                <w:b/>
-                <w:sz w:val="16"/>
-              </w:rPr>
-            </w:pPr>
-            <w:r>
-              <w:rPr>
-                <w:b/>
-                <w:sz w:val="16"/>
-              </w:rPr>
-            </w:r>
-            <w:proofErr w:type="spellStart"/>
-            <w:r>
-              <w:rPr>
-                <w:b/>
-                <w:sz w:val="16"/>
-              </w:rPr>
-            </w:r>
-            <w:proofErr w:type="spellEnd"/>
-            <w:r>
-              <w:rPr>
-                <w:rFonts w:ascii="Malgun Gothic" w:hAnsi="Malgun Gothic"/>
-                <w:b w:val="0"/>
-                <w:sz w:val="18"/>
-              </w:rPr>
-            </w:r>
-          </w:p>
-          <w:p>
-            <w:pPr>
-              <w:jc w:val="center"/>
-              <w:cnfStyle w:val="000000100000" w:firstRow="0" w:lastRow="0" w:firstColumn="0" w:lastColumn="0" w:oddVBand="0" w:evenVBand="0" w:oddHBand="1" w:evenHBand="0" w:firstRowFirstColumn="0" w:firstRowLastColumn="0" w:lastRowFirstColumn="0" w:lastRowLastColumn="0"/>
-              <w:rPr>
-                <w:rFonts w:ascii="Arial Narrow" w:hAnsi="Arial Narrow" w:cs="Calibri"/>
-                <w:b/>
-                <w:sz w:val="16"/>
-              </w:rPr>
-            </w:pPr>
-            <w:r>
-              <w:rPr>
-                <w:b/>
-                <w:sz w:val="14"/>
-              </w:rPr>
-            </w:r>
-            <w:proofErr w:type="spellStart"/>
-            <w:r>
-              <w:rPr>
-                <w:b/>
-                <w:sz w:val="14"/>
-              </w:rPr>
-            </w:r>
-            <w:proofErr w:type="spellEnd"/>
-            <w:r>
-              <w:rPr>
-                <w:b/>
-                <w:sz w:val="14"/>
-              </w:rPr>
-            </w:r>
-          </w:p>
-        </w:tc>
-      </w:tr>
-      <w:tr>
-        <w:trPr>
-          <w:cnfStyle w:val="000000100000" w:firstRow="0" w:lastRow="0" w:firstColumn="0" w:lastColumn="0" w:oddVBand="0" w:evenVBand="0" w:oddHBand="1" w:evenHBand="0" w:firstRowFirstColumn="0" w:firstRowLastColumn="0" w:lastRowFirstColumn="0" w:lastRowLastColumn="0"/>
-          <w:trHeight w:hRule="exact" w:val="624"/>
-        </w:trPr>
-        <w:tc>
-          <w:tcPr>
-            <w:cnfStyle w:val="001000000000" w:firstRow="0" w:lastRow="0" w:firstColumn="1" w:lastColumn="0" w:oddVBand="0" w:evenVBand="0" w:oddHBand="0" w:evenHBand="0" w:firstRowFirstColumn="0" w:firstRowLastColumn="0" w:lastRowFirstColumn="0" w:lastRowLastColumn="0"/>
-            <w:tcW w:w="1276" w:type="dxa"/>
-            <w:tcBorders>
-              <w:top w:val="double" w:sz="4" w:space="0" w:color="auto"/>
-              <w:bottom w:val="double" w:sz="4" w:space="0" w:color="auto"/>
-            </w:tcBorders>
-            <w:vAlign w:val="center"/>
-          </w:tcPr>
-          <w:p>
-            <w:pPr>
-              <w:spacing w:after="160" w:line="259" w:lineRule="auto"/>
-              <w:jc w:val="center"/>
-              <w:rPr>
-                <w:sz w:val="16"/>
-              </w:rPr>
-            </w:pPr>
-            <w:r>
-              <w:rPr>
-                <w:caps w:val="0"/>
-                <w:sz w:val="16"/>
-              </w:rPr>
-            </w:r>
-            <w:r>
-              <w:rPr>
-                <w:rFonts w:ascii="Malgun Gothic" w:hAnsi="Malgun Gothic"/>
-                <w:b w:val="0"/>
-                <w:sz w:val="18"/>
-              </w:rPr>
-              <w:t>Tier 2</w:t>
-            </w:r>
-          </w:p>
-        </w:tc>
-        <w:tc>
-          <w:tcPr>
-            <w:tcW w:w="851" w:type="dxa"/>
-            <w:tcBorders>
-              <w:top w:val="double" w:sz="4" w:space="0" w:color="auto"/>
-              <w:bottom w:val="double" w:sz="4" w:space="0" w:color="auto"/>
-            </w:tcBorders>
-            <w:vAlign w:val="center"/>
-          </w:tcPr>
-          <w:p>
-            <w:pPr>
-              <w:jc w:val="center"/>
-              <w:cnfStyle w:val="000000100000" w:firstRow="0" w:lastRow="0" w:firstColumn="0" w:lastColumn="0" w:oddVBand="0" w:evenVBand="0" w:oddHBand="1" w:evenHBand="0" w:firstRowFirstColumn="0" w:firstRowLastColumn="0" w:lastRowFirstColumn="0" w:lastRowLastColumn="0"/>
-              <w:rPr>
-                <w:rFonts w:ascii="Arial Narrow" w:hAnsi="Arial Narrow" w:cs="Calibri"/>
-                <w:b/>
-                <w:sz w:val="16"/>
-              </w:rPr>
-            </w:pPr>
-            <w:r>
-              <w:rPr>
-                <w:b/>
-                <w:sz w:val="16"/>
-              </w:rPr>
-            </w:r>
-            <w:r>
-              <w:rPr>
-                <w:rFonts w:ascii="Malgun Gothic" w:hAnsi="Malgun Gothic"/>
-                <w:b w:val="0"/>
-                <w:sz w:val="18"/>
-              </w:rPr>
-              <w:t>KMT2D</w:t>
-            </w:r>
-          </w:p>
-        </w:tc>
-        <w:tc>
-          <w:tcPr>
-            <w:tcW w:w="1134" w:type="dxa"/>
-            <w:tcBorders>
-              <w:top w:val="double" w:sz="4" w:space="0" w:color="auto"/>
-              <w:bottom w:val="double" w:sz="4" w:space="0" w:color="auto"/>
-            </w:tcBorders>
-            <w:vAlign w:val="center"/>
-          </w:tcPr>
-          <w:p>
-            <w:pPr>
-              <w:jc w:val="center"/>
-              <w:cnfStyle w:val="000000100000" w:firstRow="0" w:lastRow="0" w:firstColumn="0" w:lastColumn="0" w:oddVBand="0" w:evenVBand="0" w:oddHBand="1" w:evenHBand="0" w:firstRowFirstColumn="0" w:firstRowLastColumn="0" w:lastRowFirstColumn="0" w:lastRowLastColumn="0"/>
-              <w:rPr>
-                <w:b/>
-                <w:sz w:val="16"/>
-              </w:rPr>
-            </w:pPr>
-            <w:r>
-              <w:rPr>
-                <w:b/>
-                <w:sz w:val="16"/>
-              </w:rPr>
-            </w:r>
-            <w:r>
-              <w:rPr>
-                <w:rFonts w:ascii="Malgun Gothic" w:hAnsi="Malgun Gothic"/>
-                <w:b w:val="0"/>
-                <w:sz w:val="18"/>
-              </w:rPr>
-              <w:t>ENST00000301067.7</w:t>
-            </w:r>
-          </w:p>
-          <w:p>
-            <w:pPr>
-              <w:jc w:val="center"/>
-              <w:cnfStyle w:val="000000100000" w:firstRow="0" w:lastRow="0" w:firstColumn="0" w:lastColumn="0" w:oddVBand="0" w:evenVBand="0" w:oddHBand="1" w:evenHBand="0" w:firstRowFirstColumn="0" w:firstRowLastColumn="0" w:lastRowFirstColumn="0" w:lastRowLastColumn="0"/>
-              <w:rPr>
-                <w:rFonts w:ascii="Arial Narrow" w:hAnsi="Arial Narrow" w:cs="Calibri"/>
-                <w:b/>
-                <w:sz w:val="16"/>
-              </w:rPr>
-            </w:pPr>
-            <w:r>
-              <w:rPr>
-                <w:b/>
-                <w:sz w:val="16"/>
-              </w:rPr>
-            </w:r>
-          </w:p>
-        </w:tc>
-        <w:tc>
-          <w:tcPr>
-            <w:tcW w:w="1417" w:type="dxa"/>
-            <w:tcBorders>
-              <w:top w:val="double" w:sz="4" w:space="0" w:color="auto"/>
-              <w:bottom w:val="double" w:sz="4" w:space="0" w:color="auto"/>
-            </w:tcBorders>
-            <w:vAlign w:val="center"/>
-          </w:tcPr>
-          <w:p>
-            <w:pPr>
-              <w:jc w:val="center"/>
-              <w:cnfStyle w:val="000000100000" w:firstRow="0" w:lastRow="0" w:firstColumn="0" w:lastColumn="0" w:oddVBand="0" w:evenVBand="0" w:oddHBand="1" w:evenHBand="0" w:firstRowFirstColumn="0" w:firstRowLastColumn="0" w:lastRowFirstColumn="0" w:lastRowLastColumn="0"/>
-              <w:rPr>
-                <w:rFonts w:ascii="Arial Narrow" w:hAnsi="Arial Narrow" w:cs="Calibri"/>
-                <w:b/>
-                <w:sz w:val="16"/>
-              </w:rPr>
-            </w:pPr>
-            <w:r>
-              <w:rPr>
-                <w:b/>
-                <w:sz w:val="16"/>
-              </w:rPr>
-            </w:r>
-            <w:r>
-              <w:rPr>
-                <w:rFonts w:ascii="Malgun Gothic" w:hAnsi="Malgun Gothic"/>
-                <w:b w:val="0"/>
-                <w:sz w:val="18"/>
-              </w:rPr>
-              <w:t>ENSP00000301067.7</w:t>
-            </w:r>
-          </w:p>
-        </w:tc>
-        <w:tc>
-          <w:tcPr>
-            <w:tcW w:w="1559" w:type="dxa"/>
-            <w:tcBorders>
-              <w:top w:val="double" w:sz="4" w:space="0" w:color="auto"/>
-              <w:bottom w:val="double" w:sz="4" w:space="0" w:color="auto"/>
-            </w:tcBorders>
-            <w:vAlign w:val="center"/>
-          </w:tcPr>
-          <w:p>
-            <w:pPr>
-              <w:spacing w:after="160" w:line="259" w:lineRule="auto"/>
-              <w:jc w:val="center"/>
-              <w:cnfStyle w:val="000000100000" w:firstRow="0" w:lastRow="0" w:firstColumn="0" w:lastColumn="0" w:oddVBand="0" w:evenVBand="0" w:oddHBand="1" w:evenHBand="0" w:firstRowFirstColumn="0" w:firstRowLastColumn="0" w:lastRowFirstColumn="0" w:lastRowLastColumn="0"/>
-              <w:rPr>
-                <w:b/>
-                <w:sz w:val="16"/>
-              </w:rPr>
-            </w:pPr>
-            <w:r>
-              <w:rPr>
-                <w:b/>
-                <w:sz w:val="16"/>
-              </w:rPr>
-            </w:r>
-            <w:r>
-              <w:rPr>
-                <w:rFonts w:ascii="Malgun Gothic" w:hAnsi="Malgun Gothic"/>
-                <w:b w:val="0"/>
-                <w:sz w:val="18"/>
-              </w:rPr>
-              <w:t>c.2320C&gt;A</w:t>
-            </w:r>
-          </w:p>
-        </w:tc>
-        <w:tc>
-          <w:tcPr>
-            <w:tcW w:w="1560" w:type="dxa"/>
-            <w:tcBorders>
-              <w:top w:val="double" w:sz="4" w:space="0" w:color="auto"/>
-              <w:bottom w:val="double" w:sz="4" w:space="0" w:color="auto"/>
-            </w:tcBorders>
-            <w:vAlign w:val="center"/>
-          </w:tcPr>
-          <w:p>
-            <w:pPr>
-              <w:jc w:val="center"/>
-              <w:cnfStyle w:val="000000100000" w:firstRow="0" w:lastRow="0" w:firstColumn="0" w:lastColumn="0" w:oddVBand="0" w:evenVBand="0" w:oddHBand="1" w:evenHBand="0" w:firstRowFirstColumn="0" w:firstRowLastColumn="0" w:lastRowFirstColumn="0" w:lastRowLastColumn="0"/>
-              <w:rPr>
-                <w:rFonts w:ascii="Arial Narrow" w:hAnsi="Arial Narrow" w:cs="Calibri"/>
-                <w:b/>
-                <w:sz w:val="16"/>
-              </w:rPr>
-            </w:pPr>
-            <w:r>
-              <w:rPr>
-                <w:b/>
-                <w:sz w:val="16"/>
-              </w:rPr>
-            </w:r>
-            <w:r>
-              <w:rPr>
-                <w:rFonts w:ascii="Malgun Gothic" w:hAnsi="Malgun Gothic"/>
-                <w:b w:val="0"/>
-                <w:sz w:val="18"/>
-              </w:rPr>
-              <w:t>p.Pro774Thr</w:t>
-            </w:r>
-          </w:p>
-        </w:tc>
-        <w:tc>
-          <w:tcPr>
-            <w:tcW w:w="708" w:type="dxa"/>
-            <w:tcBorders>
-              <w:top w:val="double" w:sz="4" w:space="0" w:color="auto"/>
-              <w:bottom w:val="double" w:sz="4" w:space="0" w:color="auto"/>
-            </w:tcBorders>
-            <w:vAlign w:val="center"/>
-          </w:tcPr>
-          <w:p>
-            <w:pPr>
-              <w:jc w:val="center"/>
-              <w:cnfStyle w:val="000000100000" w:firstRow="0" w:lastRow="0" w:firstColumn="0" w:lastColumn="0" w:oddVBand="0" w:evenVBand="0" w:oddHBand="1" w:evenHBand="0" w:firstRowFirstColumn="0" w:firstRowLastColumn="0" w:lastRowFirstColumn="0" w:lastRowLastColumn="0"/>
-              <w:rPr>
-                <w:rFonts w:ascii="Arial Narrow" w:hAnsi="Arial Narrow" w:cs="Calibri"/>
-                <w:b/>
-                <w:sz w:val="16"/>
-              </w:rPr>
-            </w:pPr>
-            <w:r>
-              <w:rPr>
-                <w:b/>
-                <w:sz w:val="16"/>
-              </w:rPr>
-            </w:r>
-            <w:r>
-              <w:rPr>
-                <w:rFonts w:ascii="Malgun Gothic" w:hAnsi="Malgun Gothic"/>
-                <w:b w:val="0"/>
-                <w:sz w:val="18"/>
-              </w:rPr>
-              <w:t>0.97%</w:t>
-            </w:r>
-          </w:p>
-        </w:tc>
-        <w:tc>
-          <w:tcPr>
-            <w:tcW w:w="1931" w:type="dxa"/>
-            <w:tcBorders>
-              <w:top w:val="double" w:sz="4" w:space="0" w:color="auto"/>
-              <w:bottom w:val="double" w:sz="4" w:space="0" w:color="auto"/>
-            </w:tcBorders>
-            <w:vAlign w:val="center"/>
-          </w:tcPr>
-          <w:p>
-            <w:pPr>
-              <w:jc w:val="center"/>
-              <w:cnfStyle w:val="000000100000" w:firstRow="0" w:lastRow="0" w:firstColumn="0" w:lastColumn="0" w:oddVBand="0" w:evenVBand="0" w:oddHBand="1" w:evenHBand="0" w:firstRowFirstColumn="0" w:firstRowLastColumn="0" w:lastRowFirstColumn="0" w:lastRowLastColumn="0"/>
-              <w:rPr>
-                <w:b/>
-                <w:sz w:val="16"/>
-              </w:rPr>
-            </w:pPr>
-            <w:r>
-              <w:rPr>
-                <w:b/>
-                <w:sz w:val="16"/>
-              </w:rPr>
-            </w:r>
-            <w:proofErr w:type="spellStart"/>
-            <w:r>
-              <w:rPr>
-                <w:b/>
-                <w:sz w:val="16"/>
-              </w:rPr>
-            </w:r>
-            <w:proofErr w:type="spellEnd"/>
-            <w:r>
-              <w:rPr>
-                <w:rFonts w:ascii="Malgun Gothic" w:hAnsi="Malgun Gothic"/>
-                <w:b w:val="0"/>
-                <w:sz w:val="18"/>
-              </w:rPr>
-            </w:r>
-          </w:p>
-          <w:p>
-            <w:pPr>
-              <w:jc w:val="center"/>
-              <w:cnfStyle w:val="000000100000" w:firstRow="0" w:lastRow="0" w:firstColumn="0" w:lastColumn="0" w:oddVBand="0" w:evenVBand="0" w:oddHBand="1" w:evenHBand="0" w:firstRowFirstColumn="0" w:firstRowLastColumn="0" w:lastRowFirstColumn="0" w:lastRowLastColumn="0"/>
-              <w:rPr>
-                <w:rFonts w:ascii="Arial Narrow" w:hAnsi="Arial Narrow" w:cs="Calibri"/>
-                <w:b/>
-                <w:sz w:val="16"/>
-              </w:rPr>
-            </w:pPr>
-            <w:r>
-              <w:rPr>
-                <w:b/>
-                <w:sz w:val="14"/>
-              </w:rPr>
-            </w:r>
-            <w:proofErr w:type="spellStart"/>
-            <w:r>
-              <w:rPr>
-                <w:b/>
-                <w:sz w:val="14"/>
-              </w:rPr>
-            </w:r>
-            <w:proofErr w:type="spellEnd"/>
-            <w:r>
-              <w:rPr>
-                <w:b/>
-                <w:sz w:val="14"/>
-              </w:rPr>
-            </w:r>
-          </w:p>
-        </w:tc>
-      </w:tr>
-      <w:tr>
-        <w:trPr>
-          <w:cnfStyle w:val="000000100000" w:firstRow="0" w:lastRow="0" w:firstColumn="0" w:lastColumn="0" w:oddVBand="0" w:evenVBand="0" w:oddHBand="1" w:evenHBand="0" w:firstRowFirstColumn="0" w:firstRowLastColumn="0" w:lastRowFirstColumn="0" w:lastRowLastColumn="0"/>
-          <w:trHeight w:hRule="exact" w:val="624"/>
-        </w:trPr>
-        <w:tc>
-          <w:tcPr>
-            <w:cnfStyle w:val="001000000000" w:firstRow="0" w:lastRow="0" w:firstColumn="1" w:lastColumn="0" w:oddVBand="0" w:evenVBand="0" w:oddHBand="0" w:evenHBand="0" w:firstRowFirstColumn="0" w:firstRowLastColumn="0" w:lastRowFirstColumn="0" w:lastRowLastColumn="0"/>
-            <w:tcW w:w="1276" w:type="dxa"/>
-            <w:tcBorders>
-              <w:top w:val="double" w:sz="4" w:space="0" w:color="auto"/>
-              <w:bottom w:val="double" w:sz="4" w:space="0" w:color="auto"/>
-            </w:tcBorders>
-            <w:vAlign w:val="center"/>
-          </w:tcPr>
-          <w:p>
-            <w:pPr>
-              <w:spacing w:after="160" w:line="259" w:lineRule="auto"/>
-              <w:jc w:val="center"/>
-              <w:rPr>
-                <w:sz w:val="16"/>
-              </w:rPr>
-            </w:pPr>
-            <w:r>
-              <w:rPr>
-                <w:caps w:val="0"/>
-                <w:sz w:val="16"/>
-              </w:rPr>
-            </w:r>
-            <w:r>
-              <w:rPr>
-                <w:rFonts w:ascii="Malgun Gothic" w:hAnsi="Malgun Gothic"/>
-                <w:b w:val="0"/>
-                <w:sz w:val="18"/>
-              </w:rPr>
-              <w:t>Tier 2</w:t>
-            </w:r>
-          </w:p>
-        </w:tc>
-        <w:tc>
-          <w:tcPr>
-            <w:tcW w:w="851" w:type="dxa"/>
-            <w:tcBorders>
-              <w:top w:val="double" w:sz="4" w:space="0" w:color="auto"/>
-              <w:bottom w:val="double" w:sz="4" w:space="0" w:color="auto"/>
-            </w:tcBorders>
-            <w:vAlign w:val="center"/>
-          </w:tcPr>
-          <w:p>
-            <w:pPr>
-              <w:jc w:val="center"/>
-              <w:cnfStyle w:val="000000100000" w:firstRow="0" w:lastRow="0" w:firstColumn="0" w:lastColumn="0" w:oddVBand="0" w:evenVBand="0" w:oddHBand="1" w:evenHBand="0" w:firstRowFirstColumn="0" w:firstRowLastColumn="0" w:lastRowFirstColumn="0" w:lastRowLastColumn="0"/>
-              <w:rPr>
-                <w:rFonts w:ascii="Arial Narrow" w:hAnsi="Arial Narrow" w:cs="Calibri"/>
-                <w:b/>
-                <w:sz w:val="16"/>
-              </w:rPr>
-            </w:pPr>
-            <w:r>
-              <w:rPr>
-                <w:b/>
-                <w:sz w:val="16"/>
-              </w:rPr>
-            </w:r>
-            <w:r>
-              <w:rPr>
-                <w:rFonts w:ascii="Malgun Gothic" w:hAnsi="Malgun Gothic"/>
-                <w:b w:val="0"/>
-                <w:sz w:val="18"/>
-              </w:rPr>
-              <w:t>KMT2D</w:t>
-            </w:r>
-          </w:p>
-        </w:tc>
-        <w:tc>
-          <w:tcPr>
-            <w:tcW w:w="1134" w:type="dxa"/>
-            <w:tcBorders>
-              <w:top w:val="double" w:sz="4" w:space="0" w:color="auto"/>
-              <w:bottom w:val="double" w:sz="4" w:space="0" w:color="auto"/>
-            </w:tcBorders>
-            <w:vAlign w:val="center"/>
-          </w:tcPr>
-          <w:p>
-            <w:pPr>
-              <w:jc w:val="center"/>
-              <w:cnfStyle w:val="000000100000" w:firstRow="0" w:lastRow="0" w:firstColumn="0" w:lastColumn="0" w:oddVBand="0" w:evenVBand="0" w:oddHBand="1" w:evenHBand="0" w:firstRowFirstColumn="0" w:firstRowLastColumn="0" w:lastRowFirstColumn="0" w:lastRowLastColumn="0"/>
-              <w:rPr>
-                <w:b/>
-                <w:sz w:val="16"/>
-              </w:rPr>
-            </w:pPr>
-            <w:r>
-              <w:rPr>
-                <w:b/>
-                <w:sz w:val="16"/>
-              </w:rPr>
-            </w:r>
-            <w:r>
-              <w:rPr>
-                <w:rFonts w:ascii="Malgun Gothic" w:hAnsi="Malgun Gothic"/>
-                <w:b w:val="0"/>
-                <w:sz w:val="18"/>
-              </w:rPr>
-              <w:t>ENST00000301067.7</w:t>
-            </w:r>
-          </w:p>
-          <w:p>
-            <w:pPr>
-              <w:jc w:val="center"/>
-              <w:cnfStyle w:val="000000100000" w:firstRow="0" w:lastRow="0" w:firstColumn="0" w:lastColumn="0" w:oddVBand="0" w:evenVBand="0" w:oddHBand="1" w:evenHBand="0" w:firstRowFirstColumn="0" w:firstRowLastColumn="0" w:lastRowFirstColumn="0" w:lastRowLastColumn="0"/>
-              <w:rPr>
-                <w:rFonts w:ascii="Arial Narrow" w:hAnsi="Arial Narrow" w:cs="Calibri"/>
-                <w:b/>
-                <w:sz w:val="16"/>
-              </w:rPr>
-            </w:pPr>
-            <w:r>
-              <w:rPr>
-                <w:b/>
-                <w:sz w:val="16"/>
-              </w:rPr>
-            </w:r>
-          </w:p>
-        </w:tc>
-        <w:tc>
-          <w:tcPr>
-            <w:tcW w:w="1417" w:type="dxa"/>
-            <w:tcBorders>
-              <w:top w:val="double" w:sz="4" w:space="0" w:color="auto"/>
-              <w:bottom w:val="double" w:sz="4" w:space="0" w:color="auto"/>
-            </w:tcBorders>
-            <w:vAlign w:val="center"/>
-          </w:tcPr>
-          <w:p>
-            <w:pPr>
-              <w:jc w:val="center"/>
-              <w:cnfStyle w:val="000000100000" w:firstRow="0" w:lastRow="0" w:firstColumn="0" w:lastColumn="0" w:oddVBand="0" w:evenVBand="0" w:oddHBand="1" w:evenHBand="0" w:firstRowFirstColumn="0" w:firstRowLastColumn="0" w:lastRowFirstColumn="0" w:lastRowLastColumn="0"/>
-              <w:rPr>
-                <w:rFonts w:ascii="Arial Narrow" w:hAnsi="Arial Narrow" w:cs="Calibri"/>
-                <w:b/>
-                <w:sz w:val="16"/>
-              </w:rPr>
-            </w:pPr>
-            <w:r>
-              <w:rPr>
-                <w:b/>
-                <w:sz w:val="16"/>
-              </w:rPr>
-            </w:r>
-            <w:r>
-              <w:rPr>
-                <w:rFonts w:ascii="Malgun Gothic" w:hAnsi="Malgun Gothic"/>
-                <w:b w:val="0"/>
-                <w:sz w:val="18"/>
-              </w:rPr>
-              <w:t>ENSP00000301067.7</w:t>
-            </w:r>
-          </w:p>
-        </w:tc>
-        <w:tc>
-          <w:tcPr>
-            <w:tcW w:w="1559" w:type="dxa"/>
-            <w:tcBorders>
-              <w:top w:val="double" w:sz="4" w:space="0" w:color="auto"/>
-              <w:bottom w:val="double" w:sz="4" w:space="0" w:color="auto"/>
-            </w:tcBorders>
-            <w:vAlign w:val="center"/>
-          </w:tcPr>
-          <w:p>
-            <w:pPr>
-              <w:spacing w:after="160" w:line="259" w:lineRule="auto"/>
-              <w:jc w:val="center"/>
-              <w:cnfStyle w:val="000000100000" w:firstRow="0" w:lastRow="0" w:firstColumn="0" w:lastColumn="0" w:oddVBand="0" w:evenVBand="0" w:oddHBand="1" w:evenHBand="0" w:firstRowFirstColumn="0" w:firstRowLastColumn="0" w:lastRowFirstColumn="0" w:lastRowLastColumn="0"/>
-              <w:rPr>
-                <w:b/>
-                <w:sz w:val="16"/>
-              </w:rPr>
-            </w:pPr>
-            <w:r>
-              <w:rPr>
-                <w:b/>
-                <w:sz w:val="16"/>
-              </w:rPr>
-            </w:r>
-            <w:r>
-              <w:rPr>
-                <w:rFonts w:ascii="Malgun Gothic" w:hAnsi="Malgun Gothic"/>
-                <w:b w:val="0"/>
-                <w:sz w:val="18"/>
-              </w:rPr>
-              <w:t>c.2318A&gt;G</w:t>
-            </w:r>
-          </w:p>
-        </w:tc>
-        <w:tc>
-          <w:tcPr>
-            <w:tcW w:w="1560" w:type="dxa"/>
-            <w:tcBorders>
-              <w:top w:val="double" w:sz="4" w:space="0" w:color="auto"/>
-              <w:bottom w:val="double" w:sz="4" w:space="0" w:color="auto"/>
-            </w:tcBorders>
-            <w:vAlign w:val="center"/>
-          </w:tcPr>
-          <w:p>
-            <w:pPr>
-              <w:jc w:val="center"/>
-              <w:cnfStyle w:val="000000100000" w:firstRow="0" w:lastRow="0" w:firstColumn="0" w:lastColumn="0" w:oddVBand="0" w:evenVBand="0" w:oddHBand="1" w:evenHBand="0" w:firstRowFirstColumn="0" w:firstRowLastColumn="0" w:lastRowFirstColumn="0" w:lastRowLastColumn="0"/>
-              <w:rPr>
-                <w:rFonts w:ascii="Arial Narrow" w:hAnsi="Arial Narrow" w:cs="Calibri"/>
-                <w:b/>
-                <w:sz w:val="16"/>
-              </w:rPr>
-            </w:pPr>
-            <w:r>
-              <w:rPr>
-                <w:b/>
-                <w:sz w:val="16"/>
-              </w:rPr>
-            </w:r>
-            <w:r>
-              <w:rPr>
-                <w:rFonts w:ascii="Malgun Gothic" w:hAnsi="Malgun Gothic"/>
-                <w:b w:val="0"/>
-                <w:sz w:val="18"/>
-              </w:rPr>
-              <w:t>p.Gln773Arg</w:t>
-            </w:r>
-          </w:p>
-        </w:tc>
-        <w:tc>
-          <w:tcPr>
-            <w:tcW w:w="708" w:type="dxa"/>
-            <w:tcBorders>
-              <w:top w:val="double" w:sz="4" w:space="0" w:color="auto"/>
-              <w:bottom w:val="double" w:sz="4" w:space="0" w:color="auto"/>
-            </w:tcBorders>
-            <w:vAlign w:val="center"/>
-          </w:tcPr>
-          <w:p>
-            <w:pPr>
-              <w:jc w:val="center"/>
-              <w:cnfStyle w:val="000000100000" w:firstRow="0" w:lastRow="0" w:firstColumn="0" w:lastColumn="0" w:oddVBand="0" w:evenVBand="0" w:oddHBand="1" w:evenHBand="0" w:firstRowFirstColumn="0" w:firstRowLastColumn="0" w:lastRowFirstColumn="0" w:lastRowLastColumn="0"/>
-              <w:rPr>
-                <w:rFonts w:ascii="Arial Narrow" w:hAnsi="Arial Narrow" w:cs="Calibri"/>
-                <w:b/>
-                <w:sz w:val="16"/>
-              </w:rPr>
-            </w:pPr>
-            <w:r>
-              <w:rPr>
-                <w:b/>
-                <w:sz w:val="16"/>
-              </w:rPr>
-            </w:r>
-            <w:r>
-              <w:rPr>
-                <w:rFonts w:ascii="Malgun Gothic" w:hAnsi="Malgun Gothic"/>
-                <w:b w:val="0"/>
-                <w:sz w:val="18"/>
-              </w:rPr>
-              <w:t>0.95%</w:t>
-            </w:r>
-          </w:p>
-        </w:tc>
-        <w:tc>
-          <w:tcPr>
-            <w:tcW w:w="1931" w:type="dxa"/>
-            <w:tcBorders>
-              <w:top w:val="double" w:sz="4" w:space="0" w:color="auto"/>
-              <w:bottom w:val="double" w:sz="4" w:space="0" w:color="auto"/>
-            </w:tcBorders>
-            <w:vAlign w:val="center"/>
-          </w:tcPr>
-          <w:p>
-            <w:pPr>
-              <w:jc w:val="center"/>
-              <w:cnfStyle w:val="000000100000" w:firstRow="0" w:lastRow="0" w:firstColumn="0" w:lastColumn="0" w:oddVBand="0" w:evenVBand="0" w:oddHBand="1" w:evenHBand="0" w:firstRowFirstColumn="0" w:firstRowLastColumn="0" w:lastRowFirstColumn="0" w:lastRowLastColumn="0"/>
-              <w:rPr>
-                <w:b/>
-                <w:sz w:val="16"/>
-              </w:rPr>
-            </w:pPr>
-            <w:r>
-              <w:rPr>
-                <w:b/>
-                <w:sz w:val="16"/>
-              </w:rPr>
-            </w:r>
-            <w:proofErr w:type="spellStart"/>
-            <w:r>
-              <w:rPr>
-                <w:b/>
-                <w:sz w:val="16"/>
-              </w:rPr>
-            </w:r>
-            <w:proofErr w:type="spellEnd"/>
-            <w:r>
-              <w:rPr>
-                <w:rFonts w:ascii="Malgun Gothic" w:hAnsi="Malgun Gothic"/>
-                <w:b w:val="0"/>
-                <w:sz w:val="18"/>
-              </w:rPr>
-            </w:r>
-          </w:p>
-          <w:p>
-            <w:pPr>
-              <w:jc w:val="center"/>
-              <w:cnfStyle w:val="000000100000" w:firstRow="0" w:lastRow="0" w:firstColumn="0" w:lastColumn="0" w:oddVBand="0" w:evenVBand="0" w:oddHBand="1" w:evenHBand="0" w:firstRowFirstColumn="0" w:firstRowLastColumn="0" w:lastRowFirstColumn="0" w:lastRowLastColumn="0"/>
-              <w:rPr>
-                <w:rFonts w:ascii="Arial Narrow" w:hAnsi="Arial Narrow" w:cs="Calibri"/>
-                <w:b/>
-                <w:sz w:val="16"/>
-              </w:rPr>
-            </w:pPr>
-            <w:r>
-              <w:rPr>
-                <w:b/>
-                <w:sz w:val="14"/>
-              </w:rPr>
-            </w:r>
-            <w:proofErr w:type="spellStart"/>
-            <w:r>
-              <w:rPr>
-                <w:b/>
-                <w:sz w:val="14"/>
-              </w:rPr>
-            </w:r>
-            <w:proofErr w:type="spellEnd"/>
-            <w:r>
-              <w:rPr>
-                <w:b/>
-                <w:sz w:val="14"/>
-              </w:rPr>
-            </w:r>
-          </w:p>
-        </w:tc>
-      </w:tr>
-      <w:tr>
-        <w:trPr>
-          <w:cnfStyle w:val="000000100000" w:firstRow="0" w:lastRow="0" w:firstColumn="0" w:lastColumn="0" w:oddVBand="0" w:evenVBand="0" w:oddHBand="1" w:evenHBand="0" w:firstRowFirstColumn="0" w:firstRowLastColumn="0" w:lastRowFirstColumn="0" w:lastRowLastColumn="0"/>
-          <w:trHeight w:hRule="exact" w:val="624"/>
-        </w:trPr>
-        <w:tc>
-          <w:tcPr>
-            <w:cnfStyle w:val="001000000000" w:firstRow="0" w:lastRow="0" w:firstColumn="1" w:lastColumn="0" w:oddVBand="0" w:evenVBand="0" w:oddHBand="0" w:evenHBand="0" w:firstRowFirstColumn="0" w:firstRowLastColumn="0" w:lastRowFirstColumn="0" w:lastRowLastColumn="0"/>
-            <w:tcW w:w="1276" w:type="dxa"/>
-            <w:tcBorders>
-              <w:top w:val="double" w:sz="4" w:space="0" w:color="auto"/>
-              <w:bottom w:val="double" w:sz="4" w:space="0" w:color="auto"/>
-            </w:tcBorders>
-            <w:vAlign w:val="center"/>
-          </w:tcPr>
-          <w:p>
-            <w:pPr>
-              <w:spacing w:after="160" w:line="259" w:lineRule="auto"/>
-              <w:jc w:val="center"/>
-              <w:rPr>
-                <w:sz w:val="16"/>
-              </w:rPr>
-            </w:pPr>
-            <w:r>
-              <w:rPr>
-                <w:caps w:val="0"/>
-                <w:sz w:val="16"/>
-              </w:rPr>
-            </w:r>
-            <w:r>
-              <w:rPr>
-                <w:rFonts w:ascii="Malgun Gothic" w:hAnsi="Malgun Gothic"/>
-                <w:b w:val="0"/>
-                <w:sz w:val="18"/>
-              </w:rPr>
-              <w:t>Tier 2</w:t>
-            </w:r>
-          </w:p>
-        </w:tc>
-        <w:tc>
-          <w:tcPr>
-            <w:tcW w:w="851" w:type="dxa"/>
-            <w:tcBorders>
-              <w:top w:val="double" w:sz="4" w:space="0" w:color="auto"/>
-              <w:bottom w:val="double" w:sz="4" w:space="0" w:color="auto"/>
-            </w:tcBorders>
-            <w:vAlign w:val="center"/>
-          </w:tcPr>
-          <w:p>
-            <w:pPr>
-              <w:jc w:val="center"/>
-              <w:cnfStyle w:val="000000100000" w:firstRow="0" w:lastRow="0" w:firstColumn="0" w:lastColumn="0" w:oddVBand="0" w:evenVBand="0" w:oddHBand="1" w:evenHBand="0" w:firstRowFirstColumn="0" w:firstRowLastColumn="0" w:lastRowFirstColumn="0" w:lastRowLastColumn="0"/>
-              <w:rPr>
-                <w:rFonts w:ascii="Arial Narrow" w:hAnsi="Arial Narrow" w:cs="Calibri"/>
-                <w:b/>
-                <w:sz w:val="16"/>
-              </w:rPr>
-            </w:pPr>
-            <w:r>
-              <w:rPr>
-                <w:b/>
-                <w:sz w:val="16"/>
-              </w:rPr>
-            </w:r>
-            <w:r>
-              <w:rPr>
-                <w:rFonts w:ascii="Malgun Gothic" w:hAnsi="Malgun Gothic"/>
-                <w:b w:val="0"/>
-                <w:sz w:val="18"/>
-              </w:rPr>
-              <w:t>KMT2D</w:t>
-            </w:r>
-          </w:p>
-        </w:tc>
-        <w:tc>
-          <w:tcPr>
-            <w:tcW w:w="1134" w:type="dxa"/>
-            <w:tcBorders>
-              <w:top w:val="double" w:sz="4" w:space="0" w:color="auto"/>
-              <w:bottom w:val="double" w:sz="4" w:space="0" w:color="auto"/>
-            </w:tcBorders>
-            <w:vAlign w:val="center"/>
-          </w:tcPr>
-          <w:p>
-            <w:pPr>
-              <w:jc w:val="center"/>
-              <w:cnfStyle w:val="000000100000" w:firstRow="0" w:lastRow="0" w:firstColumn="0" w:lastColumn="0" w:oddVBand="0" w:evenVBand="0" w:oddHBand="1" w:evenHBand="0" w:firstRowFirstColumn="0" w:firstRowLastColumn="0" w:lastRowFirstColumn="0" w:lastRowLastColumn="0"/>
-              <w:rPr>
-                <w:b/>
-                <w:sz w:val="16"/>
-              </w:rPr>
-            </w:pPr>
-            <w:r>
-              <w:rPr>
-                <w:b/>
-                <w:sz w:val="16"/>
-              </w:rPr>
-            </w:r>
-            <w:r>
-              <w:rPr>
-                <w:rFonts w:ascii="Malgun Gothic" w:hAnsi="Malgun Gothic"/>
-                <w:b w:val="0"/>
-                <w:sz w:val="18"/>
-              </w:rPr>
-              <w:t>ENST00000301067.7</w:t>
-            </w:r>
-          </w:p>
-          <w:p>
-            <w:pPr>
-              <w:jc w:val="center"/>
-              <w:cnfStyle w:val="000000100000" w:firstRow="0" w:lastRow="0" w:firstColumn="0" w:lastColumn="0" w:oddVBand="0" w:evenVBand="0" w:oddHBand="1" w:evenHBand="0" w:firstRowFirstColumn="0" w:firstRowLastColumn="0" w:lastRowFirstColumn="0" w:lastRowLastColumn="0"/>
-              <w:rPr>
-                <w:rFonts w:ascii="Arial Narrow" w:hAnsi="Arial Narrow" w:cs="Calibri"/>
-                <w:b/>
-                <w:sz w:val="16"/>
-              </w:rPr>
-            </w:pPr>
-            <w:r>
-              <w:rPr>
-                <w:b/>
-                <w:sz w:val="16"/>
-              </w:rPr>
-            </w:r>
-          </w:p>
-        </w:tc>
-        <w:tc>
-          <w:tcPr>
-            <w:tcW w:w="1417" w:type="dxa"/>
-            <w:tcBorders>
-              <w:top w:val="double" w:sz="4" w:space="0" w:color="auto"/>
-              <w:bottom w:val="double" w:sz="4" w:space="0" w:color="auto"/>
-            </w:tcBorders>
-            <w:vAlign w:val="center"/>
-          </w:tcPr>
-          <w:p>
-            <w:pPr>
-              <w:jc w:val="center"/>
-              <w:cnfStyle w:val="000000100000" w:firstRow="0" w:lastRow="0" w:firstColumn="0" w:lastColumn="0" w:oddVBand="0" w:evenVBand="0" w:oddHBand="1" w:evenHBand="0" w:firstRowFirstColumn="0" w:firstRowLastColumn="0" w:lastRowFirstColumn="0" w:lastRowLastColumn="0"/>
-              <w:rPr>
-                <w:rFonts w:ascii="Arial Narrow" w:hAnsi="Arial Narrow" w:cs="Calibri"/>
-                <w:b/>
-                <w:sz w:val="16"/>
-              </w:rPr>
-            </w:pPr>
-            <w:r>
-              <w:rPr>
-                <w:b/>
-                <w:sz w:val="16"/>
-              </w:rPr>
-            </w:r>
-            <w:r>
-              <w:rPr>
-                <w:rFonts w:ascii="Malgun Gothic" w:hAnsi="Malgun Gothic"/>
-                <w:b w:val="0"/>
-                <w:sz w:val="18"/>
-              </w:rPr>
-              <w:t>ENSP00000301067.7</w:t>
-            </w:r>
-          </w:p>
-        </w:tc>
-        <w:tc>
-          <w:tcPr>
-            <w:tcW w:w="1559" w:type="dxa"/>
-            <w:tcBorders>
-              <w:top w:val="double" w:sz="4" w:space="0" w:color="auto"/>
-              <w:bottom w:val="double" w:sz="4" w:space="0" w:color="auto"/>
-            </w:tcBorders>
-            <w:vAlign w:val="center"/>
-          </w:tcPr>
-          <w:p>
-            <w:pPr>
-              <w:spacing w:after="160" w:line="259" w:lineRule="auto"/>
-              <w:jc w:val="center"/>
-              <w:cnfStyle w:val="000000100000" w:firstRow="0" w:lastRow="0" w:firstColumn="0" w:lastColumn="0" w:oddVBand="0" w:evenVBand="0" w:oddHBand="1" w:evenHBand="0" w:firstRowFirstColumn="0" w:firstRowLastColumn="0" w:lastRowFirstColumn="0" w:lastRowLastColumn="0"/>
-              <w:rPr>
-                <w:b/>
-                <w:sz w:val="16"/>
-              </w:rPr>
-            </w:pPr>
-            <w:r>
-              <w:rPr>
-                <w:b/>
-                <w:sz w:val="16"/>
-              </w:rPr>
-            </w:r>
-            <w:r>
-              <w:rPr>
-                <w:rFonts w:ascii="Malgun Gothic" w:hAnsi="Malgun Gothic"/>
-                <w:b w:val="0"/>
-                <w:sz w:val="18"/>
-              </w:rPr>
-              <w:t>c.2374G&gt;A</w:t>
-            </w:r>
-          </w:p>
-        </w:tc>
-        <w:tc>
-          <w:tcPr>
-            <w:tcW w:w="1560" w:type="dxa"/>
-            <w:tcBorders>
-              <w:top w:val="double" w:sz="4" w:space="0" w:color="auto"/>
-              <w:bottom w:val="double" w:sz="4" w:space="0" w:color="auto"/>
-            </w:tcBorders>
-            <w:vAlign w:val="center"/>
-          </w:tcPr>
-          <w:p>
-            <w:pPr>
-              <w:jc w:val="center"/>
-              <w:cnfStyle w:val="000000100000" w:firstRow="0" w:lastRow="0" w:firstColumn="0" w:lastColumn="0" w:oddVBand="0" w:evenVBand="0" w:oddHBand="1" w:evenHBand="0" w:firstRowFirstColumn="0" w:firstRowLastColumn="0" w:lastRowFirstColumn="0" w:lastRowLastColumn="0"/>
-              <w:rPr>
-                <w:rFonts w:ascii="Arial Narrow" w:hAnsi="Arial Narrow" w:cs="Calibri"/>
-                <w:b/>
-                <w:sz w:val="16"/>
-              </w:rPr>
-            </w:pPr>
-            <w:r>
-              <w:rPr>
-                <w:b/>
-                <w:sz w:val="16"/>
-              </w:rPr>
-            </w:r>
-            <w:r>
-              <w:rPr>
-                <w:rFonts w:ascii="Malgun Gothic" w:hAnsi="Malgun Gothic"/>
-                <w:b w:val="0"/>
-                <w:sz w:val="18"/>
-              </w:rPr>
-              <w:t>p.Ala792Thr</w:t>
-            </w:r>
-          </w:p>
-        </w:tc>
-        <w:tc>
-          <w:tcPr>
-            <w:tcW w:w="708" w:type="dxa"/>
-            <w:tcBorders>
-              <w:top w:val="double" w:sz="4" w:space="0" w:color="auto"/>
-              <w:bottom w:val="double" w:sz="4" w:space="0" w:color="auto"/>
-            </w:tcBorders>
-            <w:vAlign w:val="center"/>
-          </w:tcPr>
-          <w:p>
-            <w:pPr>
-              <w:jc w:val="center"/>
-              <w:cnfStyle w:val="000000100000" w:firstRow="0" w:lastRow="0" w:firstColumn="0" w:lastColumn="0" w:oddVBand="0" w:evenVBand="0" w:oddHBand="1" w:evenHBand="0" w:firstRowFirstColumn="0" w:firstRowLastColumn="0" w:lastRowFirstColumn="0" w:lastRowLastColumn="0"/>
-              <w:rPr>
-                <w:rFonts w:ascii="Arial Narrow" w:hAnsi="Arial Narrow" w:cs="Calibri"/>
-                <w:b/>
-                <w:sz w:val="16"/>
-              </w:rPr>
-            </w:pPr>
-            <w:r>
-              <w:rPr>
-                <w:b/>
-                <w:sz w:val="16"/>
-              </w:rPr>
-            </w:r>
-            <w:r>
-              <w:rPr>
-                <w:rFonts w:ascii="Malgun Gothic" w:hAnsi="Malgun Gothic"/>
-                <w:b w:val="0"/>
-                <w:sz w:val="18"/>
-              </w:rPr>
-              <w:t>0.88%</w:t>
-            </w:r>
-          </w:p>
-        </w:tc>
-        <w:tc>
-          <w:tcPr>
-            <w:tcW w:w="1931" w:type="dxa"/>
-            <w:tcBorders>
-              <w:top w:val="double" w:sz="4" w:space="0" w:color="auto"/>
-              <w:bottom w:val="double" w:sz="4" w:space="0" w:color="auto"/>
-            </w:tcBorders>
-            <w:vAlign w:val="center"/>
-          </w:tcPr>
-          <w:p>
-            <w:pPr>
-              <w:jc w:val="center"/>
-              <w:cnfStyle w:val="000000100000" w:firstRow="0" w:lastRow="0" w:firstColumn="0" w:lastColumn="0" w:oddVBand="0" w:evenVBand="0" w:oddHBand="1" w:evenHBand="0" w:firstRowFirstColumn="0" w:firstRowLastColumn="0" w:lastRowFirstColumn="0" w:lastRowLastColumn="0"/>
-              <w:rPr>
-                <w:b/>
-                <w:sz w:val="16"/>
-              </w:rPr>
-            </w:pPr>
-            <w:r>
-              <w:rPr>
-                <w:b/>
-                <w:sz w:val="16"/>
-              </w:rPr>
-            </w:r>
-            <w:proofErr w:type="spellStart"/>
-            <w:r>
-              <w:rPr>
-                <w:b/>
-                <w:sz w:val="16"/>
-              </w:rPr>
-            </w:r>
-            <w:proofErr w:type="spellEnd"/>
-            <w:r>
-              <w:rPr>
-                <w:rFonts w:ascii="Malgun Gothic" w:hAnsi="Malgun Gothic"/>
-                <w:b w:val="0"/>
-                <w:sz w:val="18"/>
-              </w:rPr>
-            </w:r>
-          </w:p>
-          <w:p>
-            <w:pPr>
-              <w:jc w:val="center"/>
-              <w:cnfStyle w:val="000000100000" w:firstRow="0" w:lastRow="0" w:firstColumn="0" w:lastColumn="0" w:oddVBand="0" w:evenVBand="0" w:oddHBand="1" w:evenHBand="0" w:firstRowFirstColumn="0" w:firstRowLastColumn="0" w:lastRowFirstColumn="0" w:lastRowLastColumn="0"/>
-              <w:rPr>
-                <w:rFonts w:ascii="Arial Narrow" w:hAnsi="Arial Narrow" w:cs="Calibri"/>
-                <w:b/>
-                <w:sz w:val="16"/>
-              </w:rPr>
-            </w:pPr>
-            <w:r>
-              <w:rPr>
-                <w:b/>
-                <w:sz w:val="14"/>
-              </w:rPr>
-            </w:r>
-            <w:proofErr w:type="spellStart"/>
-            <w:r>
-              <w:rPr>
-                <w:b/>
-                <w:sz w:val="14"/>
-              </w:rPr>
-            </w:r>
-            <w:proofErr w:type="spellEnd"/>
-            <w:r>
-              <w:rPr>
-                <w:b/>
-                <w:sz w:val="14"/>
-              </w:rPr>
-            </w:r>
-          </w:p>
-        </w:tc>
-      </w:tr>
-      <w:tr>
-        <w:trPr>
-          <w:cnfStyle w:val="000000100000" w:firstRow="0" w:lastRow="0" w:firstColumn="0" w:lastColumn="0" w:oddVBand="0" w:evenVBand="0" w:oddHBand="1" w:evenHBand="0" w:firstRowFirstColumn="0" w:firstRowLastColumn="0" w:lastRowFirstColumn="0" w:lastRowLastColumn="0"/>
-          <w:trHeight w:hRule="exact" w:val="624"/>
-        </w:trPr>
-        <w:tc>
-          <w:tcPr>
-            <w:cnfStyle w:val="001000000000" w:firstRow="0" w:lastRow="0" w:firstColumn="1" w:lastColumn="0" w:oddVBand="0" w:evenVBand="0" w:oddHBand="0" w:evenHBand="0" w:firstRowFirstColumn="0" w:firstRowLastColumn="0" w:lastRowFirstColumn="0" w:lastRowLastColumn="0"/>
-            <w:tcW w:w="1276" w:type="dxa"/>
-            <w:tcBorders>
-              <w:top w:val="double" w:sz="4" w:space="0" w:color="auto"/>
-              <w:bottom w:val="double" w:sz="4" w:space="0" w:color="auto"/>
-            </w:tcBorders>
-            <w:vAlign w:val="center"/>
-          </w:tcPr>
-          <w:p>
-            <w:pPr>
-              <w:spacing w:after="160" w:line="259" w:lineRule="auto"/>
-              <w:jc w:val="center"/>
-              <w:rPr>
-                <w:sz w:val="16"/>
-              </w:rPr>
-            </w:pPr>
-            <w:r>
-              <w:rPr>
-                <w:caps w:val="0"/>
-                <w:sz w:val="16"/>
-              </w:rPr>
-            </w:r>
-            <w:r>
-              <w:rPr>
-                <w:rFonts w:ascii="Malgun Gothic" w:hAnsi="Malgun Gothic"/>
-                <w:b w:val="0"/>
-                <w:sz w:val="18"/>
-              </w:rPr>
-              <w:t>Tier 2</w:t>
-            </w:r>
-          </w:p>
-        </w:tc>
-        <w:tc>
-          <w:tcPr>
-            <w:tcW w:w="851" w:type="dxa"/>
-            <w:tcBorders>
-              <w:top w:val="double" w:sz="4" w:space="0" w:color="auto"/>
-              <w:bottom w:val="double" w:sz="4" w:space="0" w:color="auto"/>
-            </w:tcBorders>
-            <w:vAlign w:val="center"/>
-          </w:tcPr>
-          <w:p>
-            <w:pPr>
-              <w:jc w:val="center"/>
-              <w:cnfStyle w:val="000000100000" w:firstRow="0" w:lastRow="0" w:firstColumn="0" w:lastColumn="0" w:oddVBand="0" w:evenVBand="0" w:oddHBand="1" w:evenHBand="0" w:firstRowFirstColumn="0" w:firstRowLastColumn="0" w:lastRowFirstColumn="0" w:lastRowLastColumn="0"/>
-              <w:rPr>
-                <w:rFonts w:ascii="Arial Narrow" w:hAnsi="Arial Narrow" w:cs="Calibri"/>
-                <w:b/>
-                <w:sz w:val="16"/>
-              </w:rPr>
-            </w:pPr>
-            <w:r>
-              <w:rPr>
-                <w:b/>
-                <w:sz w:val="16"/>
-              </w:rPr>
-            </w:r>
-            <w:r>
-              <w:rPr>
-                <w:rFonts w:ascii="Malgun Gothic" w:hAnsi="Malgun Gothic"/>
-                <w:b w:val="0"/>
-                <w:sz w:val="18"/>
-              </w:rPr>
-              <w:t>SPEN</w:t>
-            </w:r>
-          </w:p>
-        </w:tc>
-        <w:tc>
-          <w:tcPr>
-            <w:tcW w:w="1134" w:type="dxa"/>
-            <w:tcBorders>
-              <w:top w:val="double" w:sz="4" w:space="0" w:color="auto"/>
-              <w:bottom w:val="double" w:sz="4" w:space="0" w:color="auto"/>
-            </w:tcBorders>
-            <w:vAlign w:val="center"/>
-          </w:tcPr>
-          <w:p>
-            <w:pPr>
-              <w:jc w:val="center"/>
-              <w:cnfStyle w:val="000000100000" w:firstRow="0" w:lastRow="0" w:firstColumn="0" w:lastColumn="0" w:oddVBand="0" w:evenVBand="0" w:oddHBand="1" w:evenHBand="0" w:firstRowFirstColumn="0" w:firstRowLastColumn="0" w:lastRowFirstColumn="0" w:lastRowLastColumn="0"/>
-              <w:rPr>
-                <w:b/>
-                <w:sz w:val="16"/>
-              </w:rPr>
-            </w:pPr>
-            <w:r>
-              <w:rPr>
-                <w:b/>
-                <w:sz w:val="16"/>
-              </w:rPr>
-            </w:r>
-            <w:r>
-              <w:rPr>
-                <w:rFonts w:ascii="Malgun Gothic" w:hAnsi="Malgun Gothic"/>
-                <w:b w:val="0"/>
-                <w:sz w:val="18"/>
-              </w:rPr>
-              <w:t>ENST00000375759.3</w:t>
-            </w:r>
-          </w:p>
-          <w:p>
-            <w:pPr>
-              <w:jc w:val="center"/>
-              <w:cnfStyle w:val="000000100000" w:firstRow="0" w:lastRow="0" w:firstColumn="0" w:lastColumn="0" w:oddVBand="0" w:evenVBand="0" w:oddHBand="1" w:evenHBand="0" w:firstRowFirstColumn="0" w:firstRowLastColumn="0" w:lastRowFirstColumn="0" w:lastRowLastColumn="0"/>
-              <w:rPr>
-                <w:rFonts w:ascii="Arial Narrow" w:hAnsi="Arial Narrow" w:cs="Calibri"/>
-                <w:b/>
-                <w:sz w:val="16"/>
-              </w:rPr>
-            </w:pPr>
-            <w:r>
-              <w:rPr>
-                <w:b/>
-                <w:sz w:val="16"/>
-              </w:rPr>
-            </w:r>
-          </w:p>
-        </w:tc>
-        <w:tc>
-          <w:tcPr>
-            <w:tcW w:w="1417" w:type="dxa"/>
-            <w:tcBorders>
-              <w:top w:val="double" w:sz="4" w:space="0" w:color="auto"/>
-              <w:bottom w:val="double" w:sz="4" w:space="0" w:color="auto"/>
-            </w:tcBorders>
-            <w:vAlign w:val="center"/>
-          </w:tcPr>
-          <w:p>
-            <w:pPr>
-              <w:jc w:val="center"/>
-              <w:cnfStyle w:val="000000100000" w:firstRow="0" w:lastRow="0" w:firstColumn="0" w:lastColumn="0" w:oddVBand="0" w:evenVBand="0" w:oddHBand="1" w:evenHBand="0" w:firstRowFirstColumn="0" w:firstRowLastColumn="0" w:lastRowFirstColumn="0" w:lastRowLastColumn="0"/>
-              <w:rPr>
-                <w:rFonts w:ascii="Arial Narrow" w:hAnsi="Arial Narrow" w:cs="Calibri"/>
-                <w:b/>
-                <w:sz w:val="16"/>
-              </w:rPr>
-            </w:pPr>
-            <w:r>
-              <w:rPr>
-                <w:b/>
-                <w:sz w:val="16"/>
-              </w:rPr>
-            </w:r>
-            <w:r>
-              <w:rPr>
-                <w:rFonts w:ascii="Malgun Gothic" w:hAnsi="Malgun Gothic"/>
-                <w:b w:val="0"/>
-                <w:sz w:val="18"/>
-              </w:rPr>
-              <w:t>ENSP00000364912.3</w:t>
-            </w:r>
-          </w:p>
-        </w:tc>
-        <w:tc>
-          <w:tcPr>
-            <w:tcW w:w="1559" w:type="dxa"/>
-            <w:tcBorders>
-              <w:top w:val="double" w:sz="4" w:space="0" w:color="auto"/>
-              <w:bottom w:val="double" w:sz="4" w:space="0" w:color="auto"/>
-            </w:tcBorders>
-            <w:vAlign w:val="center"/>
-          </w:tcPr>
-          <w:p>
-            <w:pPr>
-              <w:spacing w:after="160" w:line="259" w:lineRule="auto"/>
-              <w:jc w:val="center"/>
-              <w:cnfStyle w:val="000000100000" w:firstRow="0" w:lastRow="0" w:firstColumn="0" w:lastColumn="0" w:oddVBand="0" w:evenVBand="0" w:oddHBand="1" w:evenHBand="0" w:firstRowFirstColumn="0" w:firstRowLastColumn="0" w:lastRowFirstColumn="0" w:lastRowLastColumn="0"/>
-              <w:rPr>
-                <w:b/>
-                <w:sz w:val="16"/>
-              </w:rPr>
-            </w:pPr>
-            <w:r>
-              <w:rPr>
-                <w:b/>
-                <w:sz w:val="16"/>
-              </w:rPr>
-            </w:r>
-            <w:r>
-              <w:rPr>
-                <w:rFonts w:ascii="Malgun Gothic" w:hAnsi="Malgun Gothic"/>
-                <w:b w:val="0"/>
-                <w:sz w:val="18"/>
-              </w:rPr>
-              <w:t>c.6915del</w:t>
-            </w:r>
-          </w:p>
-        </w:tc>
-        <w:tc>
-          <w:tcPr>
-            <w:tcW w:w="1560" w:type="dxa"/>
-            <w:tcBorders>
-              <w:top w:val="double" w:sz="4" w:space="0" w:color="auto"/>
-              <w:bottom w:val="double" w:sz="4" w:space="0" w:color="auto"/>
-            </w:tcBorders>
-            <w:vAlign w:val="center"/>
-          </w:tcPr>
-          <w:p>
-            <w:pPr>
-              <w:jc w:val="center"/>
-              <w:cnfStyle w:val="000000100000" w:firstRow="0" w:lastRow="0" w:firstColumn="0" w:lastColumn="0" w:oddVBand="0" w:evenVBand="0" w:oddHBand="1" w:evenHBand="0" w:firstRowFirstColumn="0" w:firstRowLastColumn="0" w:lastRowFirstColumn="0" w:lastRowLastColumn="0"/>
-              <w:rPr>
-                <w:rFonts w:ascii="Arial Narrow" w:hAnsi="Arial Narrow" w:cs="Calibri"/>
-                <w:b/>
-                <w:sz w:val="16"/>
-              </w:rPr>
-            </w:pPr>
-            <w:r>
-              <w:rPr>
-                <w:b/>
-                <w:sz w:val="16"/>
-              </w:rPr>
-            </w:r>
-            <w:r>
-              <w:rPr>
-                <w:rFonts w:ascii="Malgun Gothic" w:hAnsi="Malgun Gothic"/>
-                <w:b w:val="0"/>
-                <w:sz w:val="18"/>
-              </w:rPr>
-              <w:t>p.Ser2305ArgfsTer48</w:t>
-            </w:r>
-          </w:p>
-        </w:tc>
-        <w:tc>
-          <w:tcPr>
-            <w:tcW w:w="708" w:type="dxa"/>
-            <w:tcBorders>
-              <w:top w:val="double" w:sz="4" w:space="0" w:color="auto"/>
-              <w:bottom w:val="double" w:sz="4" w:space="0" w:color="auto"/>
-            </w:tcBorders>
-            <w:vAlign w:val="center"/>
-          </w:tcPr>
-          <w:p>
-            <w:pPr>
-              <w:jc w:val="center"/>
-              <w:cnfStyle w:val="000000100000" w:firstRow="0" w:lastRow="0" w:firstColumn="0" w:lastColumn="0" w:oddVBand="0" w:evenVBand="0" w:oddHBand="1" w:evenHBand="0" w:firstRowFirstColumn="0" w:firstRowLastColumn="0" w:lastRowFirstColumn="0" w:lastRowLastColumn="0"/>
-              <w:rPr>
-                <w:rFonts w:ascii="Arial Narrow" w:hAnsi="Arial Narrow" w:cs="Calibri"/>
-                <w:b/>
-                <w:sz w:val="16"/>
-              </w:rPr>
-            </w:pPr>
-            <w:r>
-              <w:rPr>
-                <w:b/>
-                <w:sz w:val="16"/>
-              </w:rPr>
-            </w:r>
-            <w:r>
-              <w:rPr>
-                <w:rFonts w:ascii="Malgun Gothic" w:hAnsi="Malgun Gothic"/>
-                <w:b w:val="0"/>
-                <w:sz w:val="18"/>
-              </w:rPr>
-              <w:t>0.64%</w:t>
-            </w:r>
-          </w:p>
-        </w:tc>
-        <w:tc>
-          <w:tcPr>
-            <w:tcW w:w="1931" w:type="dxa"/>
-            <w:tcBorders>
-              <w:top w:val="double" w:sz="4" w:space="0" w:color="auto"/>
-              <w:bottom w:val="double" w:sz="4" w:space="0" w:color="auto"/>
-            </w:tcBorders>
-            <w:vAlign w:val="center"/>
-          </w:tcPr>
-          <w:p>
-            <w:pPr>
-              <w:jc w:val="center"/>
-              <w:cnfStyle w:val="000000100000" w:firstRow="0" w:lastRow="0" w:firstColumn="0" w:lastColumn="0" w:oddVBand="0" w:evenVBand="0" w:oddHBand="1" w:evenHBand="0" w:firstRowFirstColumn="0" w:firstRowLastColumn="0" w:lastRowFirstColumn="0" w:lastRowLastColumn="0"/>
-              <w:rPr>
-                <w:b/>
-                <w:sz w:val="16"/>
-              </w:rPr>
-            </w:pPr>
-            <w:r>
-              <w:rPr>
-                <w:b/>
-                <w:sz w:val="16"/>
-              </w:rPr>
-            </w:r>
-            <w:proofErr w:type="spellStart"/>
-            <w:r>
-              <w:rPr>
-                <w:b/>
-                <w:sz w:val="16"/>
-              </w:rPr>
-            </w:r>
-            <w:proofErr w:type="spellEnd"/>
-            <w:r>
-              <w:rPr>
-                <w:rFonts w:ascii="Malgun Gothic" w:hAnsi="Malgun Gothic"/>
-                <w:b w:val="0"/>
-                <w:sz w:val="18"/>
-              </w:rPr>
-            </w:r>
-          </w:p>
-          <w:p>
-            <w:pPr>
-              <w:jc w:val="center"/>
-              <w:cnfStyle w:val="000000100000" w:firstRow="0" w:lastRow="0" w:firstColumn="0" w:lastColumn="0" w:oddVBand="0" w:evenVBand="0" w:oddHBand="1" w:evenHBand="0" w:firstRowFirstColumn="0" w:firstRowLastColumn="0" w:lastRowFirstColumn="0" w:lastRowLastColumn="0"/>
-              <w:rPr>
-                <w:rFonts w:ascii="Arial Narrow" w:hAnsi="Arial Narrow" w:cs="Calibri"/>
-                <w:b/>
-                <w:sz w:val="16"/>
-              </w:rPr>
-            </w:pPr>
-            <w:r>
-              <w:rPr>
-                <w:b/>
-                <w:sz w:val="14"/>
-              </w:rPr>
-            </w:r>
-            <w:proofErr w:type="spellStart"/>
-            <w:r>
-              <w:rPr>
-                <w:b/>
-                <w:sz w:val="14"/>
-              </w:rPr>
-            </w:r>
-            <w:proofErr w:type="spellEnd"/>
-            <w:r>
-              <w:rPr>
-                <w:b/>
-                <w:sz w:val="14"/>
-              </w:rPr>
-            </w:r>
-          </w:p>
-        </w:tc>
-      </w:tr>
-      <w:tr>
-        <w:trPr>
-          <w:cnfStyle w:val="000000100000" w:firstRow="0" w:lastRow="0" w:firstColumn="0" w:lastColumn="0" w:oddVBand="0" w:evenVBand="0" w:oddHBand="1" w:evenHBand="0" w:firstRowFirstColumn="0" w:firstRowLastColumn="0" w:lastRowFirstColumn="0" w:lastRowLastColumn="0"/>
-          <w:trHeight w:hRule="exact" w:val="624"/>
-        </w:trPr>
-        <w:tc>
-          <w:tcPr>
-            <w:cnfStyle w:val="001000000000" w:firstRow="0" w:lastRow="0" w:firstColumn="1" w:lastColumn="0" w:oddVBand="0" w:evenVBand="0" w:oddHBand="0" w:evenHBand="0" w:firstRowFirstColumn="0" w:firstRowLastColumn="0" w:lastRowFirstColumn="0" w:lastRowLastColumn="0"/>
-            <w:tcW w:w="1276" w:type="dxa"/>
-            <w:tcBorders>
-              <w:top w:val="double" w:sz="4" w:space="0" w:color="auto"/>
-              <w:bottom w:val="double" w:sz="4" w:space="0" w:color="auto"/>
-            </w:tcBorders>
-            <w:vAlign w:val="center"/>
-          </w:tcPr>
-          <w:p>
-            <w:pPr>
-              <w:spacing w:after="160" w:line="259" w:lineRule="auto"/>
-              <w:jc w:val="center"/>
-              <w:rPr>
-                <w:sz w:val="16"/>
-              </w:rPr>
-            </w:pPr>
-            <w:r>
-              <w:rPr>
-                <w:caps w:val="0"/>
-                <w:sz w:val="16"/>
-              </w:rPr>
-            </w:r>
-            <w:r>
-              <w:rPr>
-                <w:rFonts w:ascii="Malgun Gothic" w:hAnsi="Malgun Gothic"/>
-                <w:b w:val="0"/>
-                <w:sz w:val="18"/>
-              </w:rPr>
-              <w:t>Tier 2</w:t>
-            </w:r>
-          </w:p>
-        </w:tc>
-        <w:tc>
-          <w:tcPr>
-            <w:tcW w:w="851" w:type="dxa"/>
-            <w:tcBorders>
-              <w:top w:val="double" w:sz="4" w:space="0" w:color="auto"/>
-              <w:bottom w:val="double" w:sz="4" w:space="0" w:color="auto"/>
-            </w:tcBorders>
-            <w:vAlign w:val="center"/>
-          </w:tcPr>
-          <w:p>
-            <w:pPr>
-              <w:jc w:val="center"/>
-              <w:cnfStyle w:val="000000100000" w:firstRow="0" w:lastRow="0" w:firstColumn="0" w:lastColumn="0" w:oddVBand="0" w:evenVBand="0" w:oddHBand="1" w:evenHBand="0" w:firstRowFirstColumn="0" w:firstRowLastColumn="0" w:lastRowFirstColumn="0" w:lastRowLastColumn="0"/>
-              <w:rPr>
-                <w:rFonts w:ascii="Arial Narrow" w:hAnsi="Arial Narrow" w:cs="Calibri"/>
-                <w:b/>
-                <w:sz w:val="16"/>
-              </w:rPr>
-            </w:pPr>
-            <w:r>
-              <w:rPr>
-                <w:b/>
-                <w:sz w:val="16"/>
-              </w:rPr>
-            </w:r>
-            <w:r>
-              <w:rPr>
-                <w:rFonts w:ascii="Malgun Gothic" w:hAnsi="Malgun Gothic"/>
-                <w:b w:val="0"/>
-                <w:sz w:val="18"/>
-              </w:rPr>
-              <w:t>KMT2D</w:t>
-            </w:r>
-          </w:p>
-        </w:tc>
-        <w:tc>
-          <w:tcPr>
-            <w:tcW w:w="1134" w:type="dxa"/>
-            <w:tcBorders>
-              <w:top w:val="double" w:sz="4" w:space="0" w:color="auto"/>
-              <w:bottom w:val="double" w:sz="4" w:space="0" w:color="auto"/>
-            </w:tcBorders>
-            <w:vAlign w:val="center"/>
-          </w:tcPr>
-          <w:p>
-            <w:pPr>
-              <w:jc w:val="center"/>
-              <w:cnfStyle w:val="000000100000" w:firstRow="0" w:lastRow="0" w:firstColumn="0" w:lastColumn="0" w:oddVBand="0" w:evenVBand="0" w:oddHBand="1" w:evenHBand="0" w:firstRowFirstColumn="0" w:firstRowLastColumn="0" w:lastRowFirstColumn="0" w:lastRowLastColumn="0"/>
-              <w:rPr>
-                <w:b/>
-                <w:sz w:val="16"/>
-              </w:rPr>
-            </w:pPr>
-            <w:r>
-              <w:rPr>
-                <w:b/>
-                <w:sz w:val="16"/>
-              </w:rPr>
-            </w:r>
-            <w:r>
-              <w:rPr>
-                <w:rFonts w:ascii="Malgun Gothic" w:hAnsi="Malgun Gothic"/>
-                <w:b w:val="0"/>
-                <w:sz w:val="18"/>
-              </w:rPr>
-              <w:t>ENST00000301067.7</w:t>
-            </w:r>
-          </w:p>
-          <w:p>
-            <w:pPr>
-              <w:jc w:val="center"/>
-              <w:cnfStyle w:val="000000100000" w:firstRow="0" w:lastRow="0" w:firstColumn="0" w:lastColumn="0" w:oddVBand="0" w:evenVBand="0" w:oddHBand="1" w:evenHBand="0" w:firstRowFirstColumn="0" w:firstRowLastColumn="0" w:lastRowFirstColumn="0" w:lastRowLastColumn="0"/>
-              <w:rPr>
-                <w:rFonts w:ascii="Arial Narrow" w:hAnsi="Arial Narrow" w:cs="Calibri"/>
-                <w:b/>
-                <w:sz w:val="16"/>
-              </w:rPr>
-            </w:pPr>
-            <w:r>
-              <w:rPr>
-                <w:b/>
-                <w:sz w:val="16"/>
-              </w:rPr>
-            </w:r>
-          </w:p>
-        </w:tc>
-        <w:tc>
-          <w:tcPr>
-            <w:tcW w:w="1417" w:type="dxa"/>
-            <w:tcBorders>
-              <w:top w:val="double" w:sz="4" w:space="0" w:color="auto"/>
-              <w:bottom w:val="double" w:sz="4" w:space="0" w:color="auto"/>
-            </w:tcBorders>
-            <w:vAlign w:val="center"/>
-          </w:tcPr>
-          <w:p>
-            <w:pPr>
-              <w:jc w:val="center"/>
-              <w:cnfStyle w:val="000000100000" w:firstRow="0" w:lastRow="0" w:firstColumn="0" w:lastColumn="0" w:oddVBand="0" w:evenVBand="0" w:oddHBand="1" w:evenHBand="0" w:firstRowFirstColumn="0" w:firstRowLastColumn="0" w:lastRowFirstColumn="0" w:lastRowLastColumn="0"/>
-              <w:rPr>
-                <w:rFonts w:ascii="Arial Narrow" w:hAnsi="Arial Narrow" w:cs="Calibri"/>
-                <w:b/>
-                <w:sz w:val="16"/>
-              </w:rPr>
-            </w:pPr>
-            <w:r>
-              <w:rPr>
-                <w:b/>
-                <w:sz w:val="16"/>
-              </w:rPr>
-            </w:r>
-            <w:r>
-              <w:rPr>
-                <w:rFonts w:ascii="Malgun Gothic" w:hAnsi="Malgun Gothic"/>
-                <w:b w:val="0"/>
-                <w:sz w:val="18"/>
-              </w:rPr>
-              <w:t>ENSP00000301067.7</w:t>
-            </w:r>
-          </w:p>
-        </w:tc>
-        <w:tc>
-          <w:tcPr>
-            <w:tcW w:w="1559" w:type="dxa"/>
-            <w:tcBorders>
-              <w:top w:val="double" w:sz="4" w:space="0" w:color="auto"/>
-              <w:bottom w:val="double" w:sz="4" w:space="0" w:color="auto"/>
-            </w:tcBorders>
-            <w:vAlign w:val="center"/>
-          </w:tcPr>
-          <w:p>
-            <w:pPr>
-              <w:spacing w:after="160" w:line="259" w:lineRule="auto"/>
-              <w:jc w:val="center"/>
-              <w:cnfStyle w:val="000000100000" w:firstRow="0" w:lastRow="0" w:firstColumn="0" w:lastColumn="0" w:oddVBand="0" w:evenVBand="0" w:oddHBand="1" w:evenHBand="0" w:firstRowFirstColumn="0" w:firstRowLastColumn="0" w:lastRowFirstColumn="0" w:lastRowLastColumn="0"/>
-              <w:rPr>
-                <w:b/>
-                <w:sz w:val="16"/>
-              </w:rPr>
-            </w:pPr>
-            <w:r>
-              <w:rPr>
-                <w:b/>
-                <w:sz w:val="16"/>
-              </w:rPr>
-            </w:r>
-            <w:r>
-              <w:rPr>
-                <w:rFonts w:ascii="Malgun Gothic" w:hAnsi="Malgun Gothic"/>
-                <w:b w:val="0"/>
-                <w:sz w:val="18"/>
-              </w:rPr>
-              <w:t>c.2426_2428delinsGGC</w:t>
-            </w:r>
-          </w:p>
-        </w:tc>
-        <w:tc>
-          <w:tcPr>
-            <w:tcW w:w="1560" w:type="dxa"/>
-            <w:tcBorders>
-              <w:top w:val="double" w:sz="4" w:space="0" w:color="auto"/>
-              <w:bottom w:val="double" w:sz="4" w:space="0" w:color="auto"/>
-            </w:tcBorders>
-            <w:vAlign w:val="center"/>
-          </w:tcPr>
-          <w:p>
-            <w:pPr>
-              <w:jc w:val="center"/>
-              <w:cnfStyle w:val="000000100000" w:firstRow="0" w:lastRow="0" w:firstColumn="0" w:lastColumn="0" w:oddVBand="0" w:evenVBand="0" w:oddHBand="1" w:evenHBand="0" w:firstRowFirstColumn="0" w:firstRowLastColumn="0" w:lastRowFirstColumn="0" w:lastRowLastColumn="0"/>
-              <w:rPr>
-                <w:rFonts w:ascii="Arial Narrow" w:hAnsi="Arial Narrow" w:cs="Calibri"/>
-                <w:b/>
-                <w:sz w:val="16"/>
-              </w:rPr>
-            </w:pPr>
-            <w:r>
-              <w:rPr>
-                <w:b/>
-                <w:sz w:val="16"/>
-              </w:rPr>
-            </w:r>
-            <w:r>
-              <w:rPr>
-                <w:rFonts w:ascii="Malgun Gothic" w:hAnsi="Malgun Gothic"/>
-                <w:b w:val="0"/>
-                <w:sz w:val="18"/>
-              </w:rPr>
-              <w:t>p.Gln809_Thr810delinsArgPro</w:t>
-            </w:r>
-          </w:p>
-        </w:tc>
-        <w:tc>
-          <w:tcPr>
-            <w:tcW w:w="708" w:type="dxa"/>
-            <w:tcBorders>
-              <w:top w:val="double" w:sz="4" w:space="0" w:color="auto"/>
-              <w:bottom w:val="double" w:sz="4" w:space="0" w:color="auto"/>
-            </w:tcBorders>
-            <w:vAlign w:val="center"/>
-          </w:tcPr>
-          <w:p>
-            <w:pPr>
-              <w:jc w:val="center"/>
-              <w:cnfStyle w:val="000000100000" w:firstRow="0" w:lastRow="0" w:firstColumn="0" w:lastColumn="0" w:oddVBand="0" w:evenVBand="0" w:oddHBand="1" w:evenHBand="0" w:firstRowFirstColumn="0" w:firstRowLastColumn="0" w:lastRowFirstColumn="0" w:lastRowLastColumn="0"/>
-              <w:rPr>
-                <w:rFonts w:ascii="Arial Narrow" w:hAnsi="Arial Narrow" w:cs="Calibri"/>
-                <w:b/>
-                <w:sz w:val="16"/>
-              </w:rPr>
-            </w:pPr>
-            <w:r>
-              <w:rPr>
-                <w:b/>
-                <w:sz w:val="16"/>
-              </w:rPr>
-            </w:r>
-            <w:r>
-              <w:rPr>
-                <w:rFonts w:ascii="Malgun Gothic" w:hAnsi="Malgun Gothic"/>
-                <w:b w:val="0"/>
-                <w:sz w:val="18"/>
-              </w:rPr>
-              <w:t>0.39%</w:t>
-            </w:r>
-          </w:p>
-        </w:tc>
-        <w:tc>
-          <w:tcPr>
-            <w:tcW w:w="1931" w:type="dxa"/>
-            <w:tcBorders>
-              <w:top w:val="double" w:sz="4" w:space="0" w:color="auto"/>
-              <w:bottom w:val="double" w:sz="4" w:space="0" w:color="auto"/>
-            </w:tcBorders>
-            <w:vAlign w:val="center"/>
-          </w:tcPr>
-          <w:p>
-            <w:pPr>
-              <w:jc w:val="center"/>
-              <w:cnfStyle w:val="000000100000" w:firstRow="0" w:lastRow="0" w:firstColumn="0" w:lastColumn="0" w:oddVBand="0" w:evenVBand="0" w:oddHBand="1" w:evenHBand="0" w:firstRowFirstColumn="0" w:firstRowLastColumn="0" w:lastRowFirstColumn="0" w:lastRowLastColumn="0"/>
-              <w:rPr>
-                <w:b/>
-                <w:sz w:val="16"/>
-              </w:rPr>
-            </w:pPr>
-            <w:r>
-              <w:rPr>
-                <w:b/>
-                <w:sz w:val="16"/>
-              </w:rPr>
-            </w:r>
-            <w:proofErr w:type="spellStart"/>
-            <w:r>
-              <w:rPr>
-                <w:b/>
-                <w:sz w:val="16"/>
-              </w:rPr>
-            </w:r>
-            <w:proofErr w:type="spellEnd"/>
-            <w:r>
-              <w:rPr>
-                <w:rFonts w:ascii="Malgun Gothic" w:hAnsi="Malgun Gothic"/>
-                <w:b w:val="0"/>
-                <w:sz w:val="18"/>
-              </w:rPr>
-            </w:r>
-          </w:p>
-          <w:p>
-            <w:pPr>
-              <w:jc w:val="center"/>
-              <w:cnfStyle w:val="000000100000" w:firstRow="0" w:lastRow="0" w:firstColumn="0" w:lastColumn="0" w:oddVBand="0" w:evenVBand="0" w:oddHBand="1" w:evenHBand="0" w:firstRowFirstColumn="0" w:firstRowLastColumn="0" w:lastRowFirstColumn="0" w:lastRowLastColumn="0"/>
-              <w:rPr>
-                <w:rFonts w:ascii="Arial Narrow" w:hAnsi="Arial Narrow" w:cs="Calibri"/>
-                <w:b/>
-                <w:sz w:val="16"/>
-              </w:rPr>
-            </w:pPr>
-            <w:r>
-              <w:rPr>
-                <w:b/>
-                <w:sz w:val="14"/>
-              </w:rPr>
-            </w:r>
-            <w:proofErr w:type="spellStart"/>
-            <w:r>
-              <w:rPr>
-                <w:b/>
-                <w:sz w:val="14"/>
-              </w:rPr>
-            </w:r>
-            <w:proofErr w:type="spellEnd"/>
-            <w:r>
-              <w:rPr>
-                <w:b/>
-                <w:sz w:val="14"/>
-              </w:rPr>
-            </w:r>
-          </w:p>
-        </w:tc>
-      </w:tr>
-      <w:tr>
-        <w:trPr>
-          <w:cnfStyle w:val="000000100000" w:firstRow="0" w:lastRow="0" w:firstColumn="0" w:lastColumn="0" w:oddVBand="0" w:evenVBand="0" w:oddHBand="1" w:evenHBand="0" w:firstRowFirstColumn="0" w:firstRowLastColumn="0" w:lastRowFirstColumn="0" w:lastRowLastColumn="0"/>
-          <w:trHeight w:hRule="exact" w:val="624"/>
-        </w:trPr>
-        <w:tc>
-          <w:tcPr>
-            <w:cnfStyle w:val="001000000000" w:firstRow="0" w:lastRow="0" w:firstColumn="1" w:lastColumn="0" w:oddVBand="0" w:evenVBand="0" w:oddHBand="0" w:evenHBand="0" w:firstRowFirstColumn="0" w:firstRowLastColumn="0" w:lastRowFirstColumn="0" w:lastRowLastColumn="0"/>
-            <w:tcW w:w="1276" w:type="dxa"/>
-            <w:tcBorders>
-              <w:top w:val="double" w:sz="4" w:space="0" w:color="auto"/>
-              <w:bottom w:val="double" w:sz="4" w:space="0" w:color="auto"/>
-            </w:tcBorders>
-            <w:vAlign w:val="center"/>
-          </w:tcPr>
-          <w:p>
-            <w:pPr>
-              <w:spacing w:after="160" w:line="259" w:lineRule="auto"/>
-              <w:jc w:val="center"/>
-              <w:rPr>
-                <w:sz w:val="16"/>
-              </w:rPr>
-            </w:pPr>
-            <w:r>
-              <w:rPr>
-                <w:caps w:val="0"/>
-                <w:sz w:val="16"/>
-              </w:rPr>
-            </w:r>
-            <w:r>
-              <w:rPr>
-                <w:rFonts w:ascii="Malgun Gothic" w:hAnsi="Malgun Gothic"/>
-                <w:b w:val="0"/>
-                <w:sz w:val="18"/>
-              </w:rPr>
-              <w:t>Tier 2</w:t>
-            </w:r>
-          </w:p>
-        </w:tc>
-        <w:tc>
-          <w:tcPr>
-            <w:tcW w:w="851" w:type="dxa"/>
-            <w:tcBorders>
-              <w:top w:val="double" w:sz="4" w:space="0" w:color="auto"/>
-              <w:bottom w:val="double" w:sz="4" w:space="0" w:color="auto"/>
-            </w:tcBorders>
-            <w:vAlign w:val="center"/>
-          </w:tcPr>
-          <w:p>
-            <w:pPr>
-              <w:jc w:val="center"/>
-              <w:cnfStyle w:val="000000100000" w:firstRow="0" w:lastRow="0" w:firstColumn="0" w:lastColumn="0" w:oddVBand="0" w:evenVBand="0" w:oddHBand="1" w:evenHBand="0" w:firstRowFirstColumn="0" w:firstRowLastColumn="0" w:lastRowFirstColumn="0" w:lastRowLastColumn="0"/>
-              <w:rPr>
-                <w:rFonts w:ascii="Arial Narrow" w:hAnsi="Arial Narrow" w:cs="Calibri"/>
-                <w:b/>
-                <w:sz w:val="16"/>
-              </w:rPr>
-            </w:pPr>
-            <w:r>
-              <w:rPr>
-                <w:b/>
-                <w:sz w:val="16"/>
-              </w:rPr>
-            </w:r>
-            <w:r>
-              <w:rPr>
-                <w:rFonts w:ascii="Malgun Gothic" w:hAnsi="Malgun Gothic"/>
-                <w:b w:val="0"/>
-                <w:sz w:val="18"/>
-              </w:rPr>
-              <w:t>KMT2D</w:t>
-            </w:r>
-          </w:p>
-        </w:tc>
-        <w:tc>
-          <w:tcPr>
-            <w:tcW w:w="1134" w:type="dxa"/>
-            <w:tcBorders>
-              <w:top w:val="double" w:sz="4" w:space="0" w:color="auto"/>
-              <w:bottom w:val="double" w:sz="4" w:space="0" w:color="auto"/>
-            </w:tcBorders>
-            <w:vAlign w:val="center"/>
-          </w:tcPr>
-          <w:p>
-            <w:pPr>
-              <w:jc w:val="center"/>
-              <w:cnfStyle w:val="000000100000" w:firstRow="0" w:lastRow="0" w:firstColumn="0" w:lastColumn="0" w:oddVBand="0" w:evenVBand="0" w:oddHBand="1" w:evenHBand="0" w:firstRowFirstColumn="0" w:firstRowLastColumn="0" w:lastRowFirstColumn="0" w:lastRowLastColumn="0"/>
-              <w:rPr>
-                <w:b/>
-                <w:sz w:val="16"/>
-              </w:rPr>
-            </w:pPr>
-            <w:r>
-              <w:rPr>
-                <w:b/>
-                <w:sz w:val="16"/>
-              </w:rPr>
-            </w:r>
-            <w:r>
-              <w:rPr>
-                <w:rFonts w:ascii="Malgun Gothic" w:hAnsi="Malgun Gothic"/>
-                <w:b w:val="0"/>
-                <w:sz w:val="18"/>
-              </w:rPr>
-              <w:t>ENST00000301067.7</w:t>
-            </w:r>
-          </w:p>
-          <w:p>
-            <w:pPr>
-              <w:jc w:val="center"/>
-              <w:cnfStyle w:val="000000100000" w:firstRow="0" w:lastRow="0" w:firstColumn="0" w:lastColumn="0" w:oddVBand="0" w:evenVBand="0" w:oddHBand="1" w:evenHBand="0" w:firstRowFirstColumn="0" w:firstRowLastColumn="0" w:lastRowFirstColumn="0" w:lastRowLastColumn="0"/>
-              <w:rPr>
-                <w:rFonts w:ascii="Arial Narrow" w:hAnsi="Arial Narrow" w:cs="Calibri"/>
-                <w:b/>
-                <w:sz w:val="16"/>
-              </w:rPr>
-            </w:pPr>
-            <w:r>
-              <w:rPr>
-                <w:b/>
-                <w:sz w:val="16"/>
-              </w:rPr>
-            </w:r>
-          </w:p>
-        </w:tc>
-        <w:tc>
-          <w:tcPr>
-            <w:tcW w:w="1417" w:type="dxa"/>
-            <w:tcBorders>
-              <w:top w:val="double" w:sz="4" w:space="0" w:color="auto"/>
-              <w:bottom w:val="double" w:sz="4" w:space="0" w:color="auto"/>
-            </w:tcBorders>
-            <w:vAlign w:val="center"/>
-          </w:tcPr>
-          <w:p>
-            <w:pPr>
-              <w:jc w:val="center"/>
-              <w:cnfStyle w:val="000000100000" w:firstRow="0" w:lastRow="0" w:firstColumn="0" w:lastColumn="0" w:oddVBand="0" w:evenVBand="0" w:oddHBand="1" w:evenHBand="0" w:firstRowFirstColumn="0" w:firstRowLastColumn="0" w:lastRowFirstColumn="0" w:lastRowLastColumn="0"/>
-              <w:rPr>
-                <w:rFonts w:ascii="Arial Narrow" w:hAnsi="Arial Narrow" w:cs="Calibri"/>
-                <w:b/>
-                <w:sz w:val="16"/>
-              </w:rPr>
-            </w:pPr>
-            <w:r>
-              <w:rPr>
-                <w:b/>
-                <w:sz w:val="16"/>
-              </w:rPr>
-            </w:r>
-            <w:r>
-              <w:rPr>
-                <w:rFonts w:ascii="Malgun Gothic" w:hAnsi="Malgun Gothic"/>
-                <w:b w:val="0"/>
-                <w:sz w:val="18"/>
-              </w:rPr>
-              <w:t>ENSP00000301067.7</w:t>
-            </w:r>
-          </w:p>
-        </w:tc>
-        <w:tc>
-          <w:tcPr>
-            <w:tcW w:w="1559" w:type="dxa"/>
-            <w:tcBorders>
-              <w:top w:val="double" w:sz="4" w:space="0" w:color="auto"/>
-              <w:bottom w:val="double" w:sz="4" w:space="0" w:color="auto"/>
-            </w:tcBorders>
-            <w:vAlign w:val="center"/>
-          </w:tcPr>
-          <w:p>
-            <w:pPr>
-              <w:spacing w:after="160" w:line="259" w:lineRule="auto"/>
-              <w:jc w:val="center"/>
-              <w:cnfStyle w:val="000000100000" w:firstRow="0" w:lastRow="0" w:firstColumn="0" w:lastColumn="0" w:oddVBand="0" w:evenVBand="0" w:oddHBand="1" w:evenHBand="0" w:firstRowFirstColumn="0" w:firstRowLastColumn="0" w:lastRowFirstColumn="0" w:lastRowLastColumn="0"/>
-              <w:rPr>
-                <w:b/>
-                <w:sz w:val="16"/>
-              </w:rPr>
-            </w:pPr>
-            <w:r>
-              <w:rPr>
-                <w:b/>
-                <w:sz w:val="16"/>
-              </w:rPr>
-            </w:r>
-            <w:r>
-              <w:rPr>
-                <w:rFonts w:ascii="Malgun Gothic" w:hAnsi="Malgun Gothic"/>
-                <w:b w:val="0"/>
-                <w:sz w:val="18"/>
-              </w:rPr>
-              <w:t>c.2480_2481delinsGG</w:t>
-            </w:r>
-          </w:p>
-        </w:tc>
-        <w:tc>
-          <w:tcPr>
-            <w:tcW w:w="1560" w:type="dxa"/>
-            <w:tcBorders>
-              <w:top w:val="double" w:sz="4" w:space="0" w:color="auto"/>
-              <w:bottom w:val="double" w:sz="4" w:space="0" w:color="auto"/>
-            </w:tcBorders>
-            <w:vAlign w:val="center"/>
-          </w:tcPr>
-          <w:p>
-            <w:pPr>
-              <w:jc w:val="center"/>
-              <w:cnfStyle w:val="000000100000" w:firstRow="0" w:lastRow="0" w:firstColumn="0" w:lastColumn="0" w:oddVBand="0" w:evenVBand="0" w:oddHBand="1" w:evenHBand="0" w:firstRowFirstColumn="0" w:firstRowLastColumn="0" w:lastRowFirstColumn="0" w:lastRowLastColumn="0"/>
-              <w:rPr>
-                <w:rFonts w:ascii="Arial Narrow" w:hAnsi="Arial Narrow" w:cs="Calibri"/>
-                <w:b/>
-                <w:sz w:val="16"/>
-              </w:rPr>
-            </w:pPr>
-            <w:r>
-              <w:rPr>
-                <w:b/>
-                <w:sz w:val="16"/>
-              </w:rPr>
-            </w:r>
-            <w:r>
-              <w:rPr>
-                <w:rFonts w:ascii="Malgun Gothic" w:hAnsi="Malgun Gothic"/>
-                <w:b w:val="0"/>
-                <w:sz w:val="18"/>
-              </w:rPr>
-              <w:t>p.Gln827Arg</w:t>
-            </w:r>
-          </w:p>
-        </w:tc>
-        <w:tc>
-          <w:tcPr>
-            <w:tcW w:w="708" w:type="dxa"/>
-            <w:tcBorders>
-              <w:top w:val="double" w:sz="4" w:space="0" w:color="auto"/>
-              <w:bottom w:val="double" w:sz="4" w:space="0" w:color="auto"/>
-            </w:tcBorders>
-            <w:vAlign w:val="center"/>
-          </w:tcPr>
-          <w:p>
-            <w:pPr>
-              <w:jc w:val="center"/>
-              <w:cnfStyle w:val="000000100000" w:firstRow="0" w:lastRow="0" w:firstColumn="0" w:lastColumn="0" w:oddVBand="0" w:evenVBand="0" w:oddHBand="1" w:evenHBand="0" w:firstRowFirstColumn="0" w:firstRowLastColumn="0" w:lastRowFirstColumn="0" w:lastRowLastColumn="0"/>
-              <w:rPr>
-                <w:rFonts w:ascii="Arial Narrow" w:hAnsi="Arial Narrow" w:cs="Calibri"/>
-                <w:b/>
-                <w:sz w:val="16"/>
-              </w:rPr>
-            </w:pPr>
-            <w:r>
-              <w:rPr>
-                <w:b/>
-                <w:sz w:val="16"/>
-              </w:rPr>
-            </w:r>
-            <w:r>
-              <w:rPr>
-                <w:rFonts w:ascii="Malgun Gothic" w:hAnsi="Malgun Gothic"/>
-                <w:b w:val="0"/>
-                <w:sz w:val="18"/>
-              </w:rPr>
-              <w:t>0.38%</w:t>
-            </w:r>
-          </w:p>
-        </w:tc>
-        <w:tc>
-          <w:tcPr>
-            <w:tcW w:w="1931" w:type="dxa"/>
-            <w:tcBorders>
-              <w:top w:val="double" w:sz="4" w:space="0" w:color="auto"/>
-              <w:bottom w:val="double" w:sz="4" w:space="0" w:color="auto"/>
-            </w:tcBorders>
-            <w:vAlign w:val="center"/>
-          </w:tcPr>
-          <w:p>
-            <w:pPr>
-              <w:jc w:val="center"/>
-              <w:cnfStyle w:val="000000100000" w:firstRow="0" w:lastRow="0" w:firstColumn="0" w:lastColumn="0" w:oddVBand="0" w:evenVBand="0" w:oddHBand="1" w:evenHBand="0" w:firstRowFirstColumn="0" w:firstRowLastColumn="0" w:lastRowFirstColumn="0" w:lastRowLastColumn="0"/>
-              <w:rPr>
-                <w:b/>
-                <w:sz w:val="16"/>
-              </w:rPr>
-            </w:pPr>
-            <w:r>
-              <w:rPr>
-                <w:b/>
-                <w:sz w:val="16"/>
-              </w:rPr>
-            </w:r>
-            <w:proofErr w:type="spellStart"/>
-            <w:r>
-              <w:rPr>
-                <w:b/>
-                <w:sz w:val="16"/>
-              </w:rPr>
-            </w:r>
-            <w:proofErr w:type="spellEnd"/>
-            <w:r>
-              <w:rPr>
-                <w:rFonts w:ascii="Malgun Gothic" w:hAnsi="Malgun Gothic"/>
-                <w:b w:val="0"/>
-                <w:sz w:val="18"/>
-              </w:rPr>
-            </w:r>
-          </w:p>
-          <w:p>
-            <w:pPr>
-              <w:jc w:val="center"/>
-              <w:cnfStyle w:val="000000100000" w:firstRow="0" w:lastRow="0" w:firstColumn="0" w:lastColumn="0" w:oddVBand="0" w:evenVBand="0" w:oddHBand="1" w:evenHBand="0" w:firstRowFirstColumn="0" w:firstRowLastColumn="0" w:lastRowFirstColumn="0" w:lastRowLastColumn="0"/>
-              <w:rPr>
-                <w:rFonts w:ascii="Arial Narrow" w:hAnsi="Arial Narrow" w:cs="Calibri"/>
-                <w:b/>
-                <w:sz w:val="16"/>
-              </w:rPr>
-            </w:pPr>
-            <w:r>
-              <w:rPr>
-                <w:b/>
-                <w:sz w:val="14"/>
-              </w:rPr>
-            </w:r>
-            <w:proofErr w:type="spellStart"/>
-            <w:r>
-              <w:rPr>
-                <w:b/>
-                <w:sz w:val="14"/>
-              </w:rPr>
-            </w:r>
-            <w:proofErr w:type="spellEnd"/>
-            <w:r>
-              <w:rPr>
-                <w:b/>
-                <w:sz w:val="14"/>
-              </w:rPr>
-            </w:r>
-          </w:p>
-        </w:tc>
-      </w:tr>
-      <w:tr>
-        <w:trPr>
-          <w:cnfStyle w:val="000000100000" w:firstRow="0" w:lastRow="0" w:firstColumn="0" w:lastColumn="0" w:oddVBand="0" w:evenVBand="0" w:oddHBand="1" w:evenHBand="0" w:firstRowFirstColumn="0" w:firstRowLastColumn="0" w:lastRowFirstColumn="0" w:lastRowLastColumn="0"/>
-          <w:trHeight w:hRule="exact" w:val="624"/>
-        </w:trPr>
-        <w:tc>
-          <w:tcPr>
-            <w:cnfStyle w:val="001000000000" w:firstRow="0" w:lastRow="0" w:firstColumn="1" w:lastColumn="0" w:oddVBand="0" w:evenVBand="0" w:oddHBand="0" w:evenHBand="0" w:firstRowFirstColumn="0" w:firstRowLastColumn="0" w:lastRowFirstColumn="0" w:lastRowLastColumn="0"/>
-            <w:tcW w:w="1276" w:type="dxa"/>
-            <w:tcBorders>
-              <w:top w:val="double" w:sz="4" w:space="0" w:color="auto"/>
-              <w:bottom w:val="double" w:sz="4" w:space="0" w:color="auto"/>
-            </w:tcBorders>
-            <w:vAlign w:val="center"/>
-          </w:tcPr>
-          <w:p>
-            <w:pPr>
-              <w:spacing w:after="160" w:line="259" w:lineRule="auto"/>
-              <w:jc w:val="center"/>
-              <w:rPr>
-                <w:sz w:val="16"/>
-              </w:rPr>
-            </w:pPr>
-            <w:r>
-              <w:rPr>
-                <w:caps w:val="0"/>
-                <w:sz w:val="16"/>
-              </w:rPr>
-            </w:r>
-            <w:r>
-              <w:rPr>
-                <w:rFonts w:ascii="Malgun Gothic" w:hAnsi="Malgun Gothic"/>
-                <w:b w:val="0"/>
-                <w:sz w:val="18"/>
-              </w:rPr>
-              <w:t>Tier 2</w:t>
-            </w:r>
-          </w:p>
-        </w:tc>
-        <w:tc>
-          <w:tcPr>
-            <w:tcW w:w="851" w:type="dxa"/>
-            <w:tcBorders>
-              <w:top w:val="double" w:sz="4" w:space="0" w:color="auto"/>
-              <w:bottom w:val="double" w:sz="4" w:space="0" w:color="auto"/>
-            </w:tcBorders>
-            <w:vAlign w:val="center"/>
-          </w:tcPr>
-          <w:p>
-            <w:pPr>
-              <w:jc w:val="center"/>
-              <w:cnfStyle w:val="000000100000" w:firstRow="0" w:lastRow="0" w:firstColumn="0" w:lastColumn="0" w:oddVBand="0" w:evenVBand="0" w:oddHBand="1" w:evenHBand="0" w:firstRowFirstColumn="0" w:firstRowLastColumn="0" w:lastRowFirstColumn="0" w:lastRowLastColumn="0"/>
-              <w:rPr>
-                <w:rFonts w:ascii="Arial Narrow" w:hAnsi="Arial Narrow" w:cs="Calibri"/>
-                <w:b/>
-                <w:sz w:val="16"/>
-              </w:rPr>
-            </w:pPr>
-            <w:r>
-              <w:rPr>
-                <w:b/>
-                <w:sz w:val="16"/>
-              </w:rPr>
-            </w:r>
-            <w:r>
-              <w:rPr>
-                <w:rFonts w:ascii="Malgun Gothic" w:hAnsi="Malgun Gothic"/>
-                <w:b w:val="0"/>
-                <w:sz w:val="18"/>
-              </w:rPr>
-              <w:t>KMT2D</w:t>
-            </w:r>
-          </w:p>
-        </w:tc>
-        <w:tc>
-          <w:tcPr>
-            <w:tcW w:w="1134" w:type="dxa"/>
-            <w:tcBorders>
-              <w:top w:val="double" w:sz="4" w:space="0" w:color="auto"/>
-              <w:bottom w:val="double" w:sz="4" w:space="0" w:color="auto"/>
-            </w:tcBorders>
-            <w:vAlign w:val="center"/>
-          </w:tcPr>
-          <w:p>
-            <w:pPr>
-              <w:jc w:val="center"/>
-              <w:cnfStyle w:val="000000100000" w:firstRow="0" w:lastRow="0" w:firstColumn="0" w:lastColumn="0" w:oddVBand="0" w:evenVBand="0" w:oddHBand="1" w:evenHBand="0" w:firstRowFirstColumn="0" w:firstRowLastColumn="0" w:lastRowFirstColumn="0" w:lastRowLastColumn="0"/>
-              <w:rPr>
-                <w:b/>
-                <w:sz w:val="16"/>
-              </w:rPr>
-            </w:pPr>
-            <w:r>
-              <w:rPr>
-                <w:b/>
-                <w:sz w:val="16"/>
-              </w:rPr>
-            </w:r>
-            <w:r>
-              <w:rPr>
-                <w:rFonts w:ascii="Malgun Gothic" w:hAnsi="Malgun Gothic"/>
-                <w:b w:val="0"/>
-                <w:sz w:val="18"/>
-              </w:rPr>
-              <w:t>ENST00000301067.7</w:t>
-            </w:r>
-          </w:p>
-          <w:p>
-            <w:pPr>
-              <w:jc w:val="center"/>
-              <w:cnfStyle w:val="000000100000" w:firstRow="0" w:lastRow="0" w:firstColumn="0" w:lastColumn="0" w:oddVBand="0" w:evenVBand="0" w:oddHBand="1" w:evenHBand="0" w:firstRowFirstColumn="0" w:firstRowLastColumn="0" w:lastRowFirstColumn="0" w:lastRowLastColumn="0"/>
-              <w:rPr>
-                <w:rFonts w:ascii="Arial Narrow" w:hAnsi="Arial Narrow" w:cs="Calibri"/>
-                <w:b/>
-                <w:sz w:val="16"/>
-              </w:rPr>
-            </w:pPr>
-            <w:r>
-              <w:rPr>
-                <w:b/>
-                <w:sz w:val="16"/>
-              </w:rPr>
-            </w:r>
-          </w:p>
-        </w:tc>
-        <w:tc>
-          <w:tcPr>
-            <w:tcW w:w="1417" w:type="dxa"/>
-            <w:tcBorders>
-              <w:top w:val="double" w:sz="4" w:space="0" w:color="auto"/>
-              <w:bottom w:val="double" w:sz="4" w:space="0" w:color="auto"/>
-            </w:tcBorders>
-            <w:vAlign w:val="center"/>
-          </w:tcPr>
-          <w:p>
-            <w:pPr>
-              <w:jc w:val="center"/>
-              <w:cnfStyle w:val="000000100000" w:firstRow="0" w:lastRow="0" w:firstColumn="0" w:lastColumn="0" w:oddVBand="0" w:evenVBand="0" w:oddHBand="1" w:evenHBand="0" w:firstRowFirstColumn="0" w:firstRowLastColumn="0" w:lastRowFirstColumn="0" w:lastRowLastColumn="0"/>
-              <w:rPr>
-                <w:rFonts w:ascii="Arial Narrow" w:hAnsi="Arial Narrow" w:cs="Calibri"/>
-                <w:b/>
-                <w:sz w:val="16"/>
-              </w:rPr>
-            </w:pPr>
-            <w:r>
-              <w:rPr>
-                <w:b/>
-                <w:sz w:val="16"/>
-              </w:rPr>
-            </w:r>
-            <w:r>
-              <w:rPr>
-                <w:rFonts w:ascii="Malgun Gothic" w:hAnsi="Malgun Gothic"/>
-                <w:b w:val="0"/>
-                <w:sz w:val="18"/>
-              </w:rPr>
-              <w:t>ENSP00000301067.7</w:t>
-            </w:r>
-          </w:p>
-        </w:tc>
-        <w:tc>
-          <w:tcPr>
-            <w:tcW w:w="1559" w:type="dxa"/>
-            <w:tcBorders>
-              <w:top w:val="double" w:sz="4" w:space="0" w:color="auto"/>
-              <w:bottom w:val="double" w:sz="4" w:space="0" w:color="auto"/>
-            </w:tcBorders>
-            <w:vAlign w:val="center"/>
-          </w:tcPr>
-          <w:p>
-            <w:pPr>
-              <w:spacing w:after="160" w:line="259" w:lineRule="auto"/>
-              <w:jc w:val="center"/>
-              <w:cnfStyle w:val="000000100000" w:firstRow="0" w:lastRow="0" w:firstColumn="0" w:lastColumn="0" w:oddVBand="0" w:evenVBand="0" w:oddHBand="1" w:evenHBand="0" w:firstRowFirstColumn="0" w:firstRowLastColumn="0" w:lastRowFirstColumn="0" w:lastRowLastColumn="0"/>
-              <w:rPr>
-                <w:b/>
-                <w:sz w:val="16"/>
-              </w:rPr>
-            </w:pPr>
-            <w:r>
-              <w:rPr>
-                <w:b/>
-                <w:sz w:val="16"/>
-              </w:rPr>
-            </w:r>
-            <w:r>
-              <w:rPr>
-                <w:rFonts w:ascii="Malgun Gothic" w:hAnsi="Malgun Gothic"/>
-                <w:b w:val="0"/>
-                <w:sz w:val="18"/>
-              </w:rPr>
-              <w:t>c.2266C&gt;A</w:t>
-            </w:r>
-          </w:p>
-        </w:tc>
-        <w:tc>
-          <w:tcPr>
-            <w:tcW w:w="1560" w:type="dxa"/>
-            <w:tcBorders>
-              <w:top w:val="double" w:sz="4" w:space="0" w:color="auto"/>
-              <w:bottom w:val="double" w:sz="4" w:space="0" w:color="auto"/>
-            </w:tcBorders>
-            <w:vAlign w:val="center"/>
-          </w:tcPr>
-          <w:p>
-            <w:pPr>
-              <w:jc w:val="center"/>
-              <w:cnfStyle w:val="000000100000" w:firstRow="0" w:lastRow="0" w:firstColumn="0" w:lastColumn="0" w:oddVBand="0" w:evenVBand="0" w:oddHBand="1" w:evenHBand="0" w:firstRowFirstColumn="0" w:firstRowLastColumn="0" w:lastRowFirstColumn="0" w:lastRowLastColumn="0"/>
-              <w:rPr>
-                <w:rFonts w:ascii="Arial Narrow" w:hAnsi="Arial Narrow" w:cs="Calibri"/>
-                <w:b/>
-                <w:sz w:val="16"/>
-              </w:rPr>
-            </w:pPr>
-            <w:r>
-              <w:rPr>
-                <w:b/>
-                <w:sz w:val="16"/>
-              </w:rPr>
-            </w:r>
-            <w:r>
-              <w:rPr>
-                <w:rFonts w:ascii="Malgun Gothic" w:hAnsi="Malgun Gothic"/>
-                <w:b w:val="0"/>
-                <w:sz w:val="18"/>
-              </w:rPr>
-              <w:t>p.Pro756Thr</w:t>
-            </w:r>
-          </w:p>
-        </w:tc>
-        <w:tc>
-          <w:tcPr>
-            <w:tcW w:w="708" w:type="dxa"/>
-            <w:tcBorders>
-              <w:top w:val="double" w:sz="4" w:space="0" w:color="auto"/>
-              <w:bottom w:val="double" w:sz="4" w:space="0" w:color="auto"/>
-            </w:tcBorders>
-            <w:vAlign w:val="center"/>
-          </w:tcPr>
-          <w:p>
-            <w:pPr>
-              <w:jc w:val="center"/>
-              <w:cnfStyle w:val="000000100000" w:firstRow="0" w:lastRow="0" w:firstColumn="0" w:lastColumn="0" w:oddVBand="0" w:evenVBand="0" w:oddHBand="1" w:evenHBand="0" w:firstRowFirstColumn="0" w:firstRowLastColumn="0" w:lastRowFirstColumn="0" w:lastRowLastColumn="0"/>
-              <w:rPr>
-                <w:rFonts w:ascii="Arial Narrow" w:hAnsi="Arial Narrow" w:cs="Calibri"/>
-                <w:b/>
-                <w:sz w:val="16"/>
-              </w:rPr>
-            </w:pPr>
-            <w:r>
-              <w:rPr>
-                <w:b/>
-                <w:sz w:val="16"/>
-              </w:rPr>
-            </w:r>
-            <w:r>
-              <w:rPr>
-                <w:rFonts w:ascii="Malgun Gothic" w:hAnsi="Malgun Gothic"/>
-                <w:b w:val="0"/>
-                <w:sz w:val="18"/>
-              </w:rPr>
-              <w:t>0.32%</w:t>
-            </w:r>
-          </w:p>
-        </w:tc>
-        <w:tc>
-          <w:tcPr>
-            <w:tcW w:w="1931" w:type="dxa"/>
-            <w:tcBorders>
-              <w:top w:val="double" w:sz="4" w:space="0" w:color="auto"/>
-              <w:bottom w:val="double" w:sz="4" w:space="0" w:color="auto"/>
-            </w:tcBorders>
-            <w:vAlign w:val="center"/>
-          </w:tcPr>
-          <w:p>
-            <w:pPr>
-              <w:jc w:val="center"/>
-              <w:cnfStyle w:val="000000100000" w:firstRow="0" w:lastRow="0" w:firstColumn="0" w:lastColumn="0" w:oddVBand="0" w:evenVBand="0" w:oddHBand="1" w:evenHBand="0" w:firstRowFirstColumn="0" w:firstRowLastColumn="0" w:lastRowFirstColumn="0" w:lastRowLastColumn="0"/>
-              <w:rPr>
-                <w:b/>
-                <w:sz w:val="16"/>
-              </w:rPr>
-            </w:pPr>
-            <w:r>
-              <w:rPr>
-                <w:b/>
-                <w:sz w:val="16"/>
-              </w:rPr>
-            </w:r>
-            <w:proofErr w:type="spellStart"/>
-            <w:r>
-              <w:rPr>
-                <w:b/>
-                <w:sz w:val="16"/>
-              </w:rPr>
-            </w:r>
-            <w:proofErr w:type="spellEnd"/>
-            <w:r>
-              <w:rPr>
-                <w:rFonts w:ascii="Malgun Gothic" w:hAnsi="Malgun Gothic"/>
-                <w:b w:val="0"/>
-                <w:sz w:val="18"/>
-              </w:rPr>
-            </w:r>
-          </w:p>
-          <w:p>
-            <w:pPr>
-              <w:jc w:val="center"/>
-              <w:cnfStyle w:val="000000100000" w:firstRow="0" w:lastRow="0" w:firstColumn="0" w:lastColumn="0" w:oddVBand="0" w:evenVBand="0" w:oddHBand="1" w:evenHBand="0" w:firstRowFirstColumn="0" w:firstRowLastColumn="0" w:lastRowFirstColumn="0" w:lastRowLastColumn="0"/>
-              <w:rPr>
-                <w:rFonts w:ascii="Arial Narrow" w:hAnsi="Arial Narrow" w:cs="Calibri"/>
-                <w:b/>
-                <w:sz w:val="16"/>
-              </w:rPr>
-            </w:pPr>
-            <w:r>
-              <w:rPr>
-                <w:b/>
-                <w:sz w:val="14"/>
-              </w:rPr>
-            </w:r>
-            <w:proofErr w:type="spellStart"/>
-            <w:r>
-              <w:rPr>
-                <w:b/>
-                <w:sz w:val="14"/>
-              </w:rPr>
-            </w:r>
-            <w:proofErr w:type="spellEnd"/>
-            <w:r>
-              <w:rPr>
-                <w:b/>
-                <w:sz w:val="14"/>
-              </w:rPr>
-            </w:r>
-          </w:p>
-        </w:tc>
-      </w:tr>
-      <w:tr>
-        <w:trPr>
-          <w:cnfStyle w:val="000000100000" w:firstRow="0" w:lastRow="0" w:firstColumn="0" w:lastColumn="0" w:oddVBand="0" w:evenVBand="0" w:oddHBand="1" w:evenHBand="0" w:firstRowFirstColumn="0" w:firstRowLastColumn="0" w:lastRowFirstColumn="0" w:lastRowLastColumn="0"/>
-          <w:trHeight w:hRule="exact" w:val="624"/>
-        </w:trPr>
-        <w:tc>
-          <w:tcPr>
-            <w:cnfStyle w:val="001000000000" w:firstRow="0" w:lastRow="0" w:firstColumn="1" w:lastColumn="0" w:oddVBand="0" w:evenVBand="0" w:oddHBand="0" w:evenHBand="0" w:firstRowFirstColumn="0" w:firstRowLastColumn="0" w:lastRowFirstColumn="0" w:lastRowLastColumn="0"/>
-            <w:tcW w:w="1276" w:type="dxa"/>
-            <w:tcBorders>
-              <w:top w:val="double" w:sz="4" w:space="0" w:color="auto"/>
-              <w:bottom w:val="double" w:sz="4" w:space="0" w:color="auto"/>
-            </w:tcBorders>
-            <w:vAlign w:val="center"/>
-          </w:tcPr>
-          <w:p>
-            <w:pPr>
-              <w:spacing w:after="160" w:line="259" w:lineRule="auto"/>
-              <w:jc w:val="center"/>
-              <w:rPr>
-                <w:sz w:val="16"/>
-              </w:rPr>
-            </w:pPr>
-            <w:r>
-              <w:rPr>
-                <w:caps w:val="0"/>
-                <w:sz w:val="16"/>
-              </w:rPr>
-            </w:r>
-            <w:r>
-              <w:rPr>
-                <w:rFonts w:ascii="Malgun Gothic" w:hAnsi="Malgun Gothic"/>
-                <w:b w:val="0"/>
-                <w:sz w:val="18"/>
-              </w:rPr>
-              <w:t>Tier 2</w:t>
-            </w:r>
-          </w:p>
-        </w:tc>
-        <w:tc>
-          <w:tcPr>
-            <w:tcW w:w="851" w:type="dxa"/>
-            <w:tcBorders>
-              <w:top w:val="double" w:sz="4" w:space="0" w:color="auto"/>
-              <w:bottom w:val="double" w:sz="4" w:space="0" w:color="auto"/>
-            </w:tcBorders>
-            <w:vAlign w:val="center"/>
-          </w:tcPr>
-          <w:p>
-            <w:pPr>
-              <w:jc w:val="center"/>
-              <w:cnfStyle w:val="000000100000" w:firstRow="0" w:lastRow="0" w:firstColumn="0" w:lastColumn="0" w:oddVBand="0" w:evenVBand="0" w:oddHBand="1" w:evenHBand="0" w:firstRowFirstColumn="0" w:firstRowLastColumn="0" w:lastRowFirstColumn="0" w:lastRowLastColumn="0"/>
-              <w:rPr>
-                <w:rFonts w:ascii="Arial Narrow" w:hAnsi="Arial Narrow" w:cs="Calibri"/>
-                <w:b/>
-                <w:sz w:val="16"/>
-              </w:rPr>
-            </w:pPr>
-            <w:r>
-              <w:rPr>
-                <w:b/>
-                <w:sz w:val="16"/>
-              </w:rPr>
-            </w:r>
-            <w:r>
-              <w:rPr>
-                <w:rFonts w:ascii="Malgun Gothic" w:hAnsi="Malgun Gothic"/>
-                <w:b w:val="0"/>
-                <w:sz w:val="18"/>
-              </w:rPr>
-              <w:t>SPEN</w:t>
-            </w:r>
-          </w:p>
-        </w:tc>
-        <w:tc>
-          <w:tcPr>
-            <w:tcW w:w="1134" w:type="dxa"/>
-            <w:tcBorders>
-              <w:top w:val="double" w:sz="4" w:space="0" w:color="auto"/>
-              <w:bottom w:val="double" w:sz="4" w:space="0" w:color="auto"/>
-            </w:tcBorders>
-            <w:vAlign w:val="center"/>
-          </w:tcPr>
-          <w:p>
-            <w:pPr>
-              <w:jc w:val="center"/>
-              <w:cnfStyle w:val="000000100000" w:firstRow="0" w:lastRow="0" w:firstColumn="0" w:lastColumn="0" w:oddVBand="0" w:evenVBand="0" w:oddHBand="1" w:evenHBand="0" w:firstRowFirstColumn="0" w:firstRowLastColumn="0" w:lastRowFirstColumn="0" w:lastRowLastColumn="0"/>
-              <w:rPr>
-                <w:b/>
-                <w:sz w:val="16"/>
-              </w:rPr>
-            </w:pPr>
-            <w:r>
-              <w:rPr>
-                <w:b/>
-                <w:sz w:val="16"/>
-              </w:rPr>
-            </w:r>
-            <w:r>
-              <w:rPr>
-                <w:rFonts w:ascii="Malgun Gothic" w:hAnsi="Malgun Gothic"/>
-                <w:b w:val="0"/>
-                <w:sz w:val="18"/>
-              </w:rPr>
-              <w:t>ENST00000375759.3</w:t>
-            </w:r>
-          </w:p>
-          <w:p>
-            <w:pPr>
-              <w:jc w:val="center"/>
-              <w:cnfStyle w:val="000000100000" w:firstRow="0" w:lastRow="0" w:firstColumn="0" w:lastColumn="0" w:oddVBand="0" w:evenVBand="0" w:oddHBand="1" w:evenHBand="0" w:firstRowFirstColumn="0" w:firstRowLastColumn="0" w:lastRowFirstColumn="0" w:lastRowLastColumn="0"/>
-              <w:rPr>
-                <w:rFonts w:ascii="Arial Narrow" w:hAnsi="Arial Narrow" w:cs="Calibri"/>
-                <w:b/>
-                <w:sz w:val="16"/>
-              </w:rPr>
-            </w:pPr>
-            <w:r>
-              <w:rPr>
-                <w:b/>
-                <w:sz w:val="16"/>
-              </w:rPr>
-            </w:r>
-          </w:p>
-        </w:tc>
-        <w:tc>
-          <w:tcPr>
-            <w:tcW w:w="1417" w:type="dxa"/>
-            <w:tcBorders>
-              <w:top w:val="double" w:sz="4" w:space="0" w:color="auto"/>
-              <w:bottom w:val="double" w:sz="4" w:space="0" w:color="auto"/>
-            </w:tcBorders>
-            <w:vAlign w:val="center"/>
-          </w:tcPr>
-          <w:p>
-            <w:pPr>
-              <w:jc w:val="center"/>
-              <w:cnfStyle w:val="000000100000" w:firstRow="0" w:lastRow="0" w:firstColumn="0" w:lastColumn="0" w:oddVBand="0" w:evenVBand="0" w:oddHBand="1" w:evenHBand="0" w:firstRowFirstColumn="0" w:firstRowLastColumn="0" w:lastRowFirstColumn="0" w:lastRowLastColumn="0"/>
-              <w:rPr>
-                <w:rFonts w:ascii="Arial Narrow" w:hAnsi="Arial Narrow" w:cs="Calibri"/>
-                <w:b/>
-                <w:sz w:val="16"/>
-              </w:rPr>
-            </w:pPr>
-            <w:r>
-              <w:rPr>
-                <w:b/>
-                <w:sz w:val="16"/>
-              </w:rPr>
-            </w:r>
-            <w:r>
-              <w:rPr>
-                <w:rFonts w:ascii="Malgun Gothic" w:hAnsi="Malgun Gothic"/>
-                <w:b w:val="0"/>
-                <w:sz w:val="18"/>
-              </w:rPr>
-              <w:t>ENSP00000364912.3</w:t>
-            </w:r>
-          </w:p>
-        </w:tc>
-        <w:tc>
-          <w:tcPr>
-            <w:tcW w:w="1559" w:type="dxa"/>
-            <w:tcBorders>
-              <w:top w:val="double" w:sz="4" w:space="0" w:color="auto"/>
-              <w:bottom w:val="double" w:sz="4" w:space="0" w:color="auto"/>
-            </w:tcBorders>
-            <w:vAlign w:val="center"/>
-          </w:tcPr>
-          <w:p>
-            <w:pPr>
-              <w:spacing w:after="160" w:line="259" w:lineRule="auto"/>
-              <w:jc w:val="center"/>
-              <w:cnfStyle w:val="000000100000" w:firstRow="0" w:lastRow="0" w:firstColumn="0" w:lastColumn="0" w:oddVBand="0" w:evenVBand="0" w:oddHBand="1" w:evenHBand="0" w:firstRowFirstColumn="0" w:firstRowLastColumn="0" w:lastRowFirstColumn="0" w:lastRowLastColumn="0"/>
-              <w:rPr>
-                <w:b/>
-                <w:sz w:val="16"/>
-              </w:rPr>
-            </w:pPr>
-            <w:r>
-              <w:rPr>
-                <w:b/>
-                <w:sz w:val="16"/>
-              </w:rPr>
-            </w:r>
-            <w:r>
-              <w:rPr>
-                <w:rFonts w:ascii="Malgun Gothic" w:hAnsi="Malgun Gothic"/>
-                <w:b w:val="0"/>
-                <w:sz w:val="18"/>
-              </w:rPr>
-              <w:t>c.6913del</w:t>
-            </w:r>
-          </w:p>
-        </w:tc>
-        <w:tc>
-          <w:tcPr>
-            <w:tcW w:w="1560" w:type="dxa"/>
-            <w:tcBorders>
-              <w:top w:val="double" w:sz="4" w:space="0" w:color="auto"/>
-              <w:bottom w:val="double" w:sz="4" w:space="0" w:color="auto"/>
-            </w:tcBorders>
-            <w:vAlign w:val="center"/>
-          </w:tcPr>
-          <w:p>
-            <w:pPr>
-              <w:jc w:val="center"/>
-              <w:cnfStyle w:val="000000100000" w:firstRow="0" w:lastRow="0" w:firstColumn="0" w:lastColumn="0" w:oddVBand="0" w:evenVBand="0" w:oddHBand="1" w:evenHBand="0" w:firstRowFirstColumn="0" w:firstRowLastColumn="0" w:lastRowFirstColumn="0" w:lastRowLastColumn="0"/>
-              <w:rPr>
-                <w:rFonts w:ascii="Arial Narrow" w:hAnsi="Arial Narrow" w:cs="Calibri"/>
-                <w:b/>
-                <w:sz w:val="16"/>
-              </w:rPr>
-            </w:pPr>
-            <w:r>
-              <w:rPr>
-                <w:b/>
-                <w:sz w:val="16"/>
-              </w:rPr>
-            </w:r>
-            <w:r>
-              <w:rPr>
-                <w:rFonts w:ascii="Malgun Gothic" w:hAnsi="Malgun Gothic"/>
-                <w:b w:val="0"/>
-                <w:sz w:val="18"/>
-              </w:rPr>
-              <w:t>p.Ser2305AlafsTer48</w:t>
-            </w:r>
-          </w:p>
-        </w:tc>
-        <w:tc>
-          <w:tcPr>
-            <w:tcW w:w="708" w:type="dxa"/>
-            <w:tcBorders>
-              <w:top w:val="double" w:sz="4" w:space="0" w:color="auto"/>
-              <w:bottom w:val="double" w:sz="4" w:space="0" w:color="auto"/>
-            </w:tcBorders>
-            <w:vAlign w:val="center"/>
-          </w:tcPr>
-          <w:p>
-            <w:pPr>
-              <w:jc w:val="center"/>
-              <w:cnfStyle w:val="000000100000" w:firstRow="0" w:lastRow="0" w:firstColumn="0" w:lastColumn="0" w:oddVBand="0" w:evenVBand="0" w:oddHBand="1" w:evenHBand="0" w:firstRowFirstColumn="0" w:firstRowLastColumn="0" w:lastRowFirstColumn="0" w:lastRowLastColumn="0"/>
-              <w:rPr>
-                <w:rFonts w:ascii="Arial Narrow" w:hAnsi="Arial Narrow" w:cs="Calibri"/>
-                <w:b/>
-                <w:sz w:val="16"/>
-              </w:rPr>
-            </w:pPr>
-            <w:r>
-              <w:rPr>
-                <w:b/>
-                <w:sz w:val="16"/>
-              </w:rPr>
-            </w:r>
-            <w:r>
-              <w:rPr>
-                <w:rFonts w:ascii="Malgun Gothic" w:hAnsi="Malgun Gothic"/>
-                <w:b w:val="0"/>
-                <w:sz w:val="18"/>
-              </w:rPr>
-              <w:t>0.16%</w:t>
-            </w:r>
-          </w:p>
-        </w:tc>
-        <w:tc>
-          <w:tcPr>
-            <w:tcW w:w="1931" w:type="dxa"/>
-            <w:tcBorders>
-              <w:top w:val="double" w:sz="4" w:space="0" w:color="auto"/>
-              <w:bottom w:val="double" w:sz="4" w:space="0" w:color="auto"/>
-            </w:tcBorders>
-            <w:vAlign w:val="center"/>
-          </w:tcPr>
-          <w:p>
-            <w:pPr>
-              <w:jc w:val="center"/>
-              <w:cnfStyle w:val="000000100000" w:firstRow="0" w:lastRow="0" w:firstColumn="0" w:lastColumn="0" w:oddVBand="0" w:evenVBand="0" w:oddHBand="1" w:evenHBand="0" w:firstRowFirstColumn="0" w:firstRowLastColumn="0" w:lastRowFirstColumn="0" w:lastRowLastColumn="0"/>
-              <w:rPr>
-                <w:b/>
-                <w:sz w:val="16"/>
-              </w:rPr>
-            </w:pPr>
-            <w:r>
-              <w:rPr>
-                <w:b/>
-                <w:sz w:val="16"/>
-              </w:rPr>
-            </w:r>
-            <w:proofErr w:type="spellStart"/>
-            <w:r>
-              <w:rPr>
-                <w:b/>
-                <w:sz w:val="16"/>
-              </w:rPr>
-            </w:r>
-            <w:proofErr w:type="spellEnd"/>
-            <w:r>
-              <w:rPr>
-                <w:rFonts w:ascii="Malgun Gothic" w:hAnsi="Malgun Gothic"/>
-                <w:b w:val="0"/>
-                <w:sz w:val="18"/>
-              </w:rPr>
-            </w:r>
-          </w:p>
-          <w:p>
-            <w:pPr>
-              <w:jc w:val="center"/>
-              <w:cnfStyle w:val="000000100000" w:firstRow="0" w:lastRow="0" w:firstColumn="0" w:lastColumn="0" w:oddVBand="0" w:evenVBand="0" w:oddHBand="1" w:evenHBand="0" w:firstRowFirstColumn="0" w:firstRowLastColumn="0" w:lastRowFirstColumn="0" w:lastRowLastColumn="0"/>
-              <w:rPr>
-                <w:rFonts w:ascii="Arial Narrow" w:hAnsi="Arial Narrow" w:cs="Calibri"/>
-                <w:b/>
-                <w:sz w:val="16"/>
-              </w:rPr>
-            </w:pPr>
-            <w:r>
-              <w:rPr>
-                <w:b/>
-                <w:sz w:val="14"/>
-              </w:rPr>
-            </w:r>
-            <w:proofErr w:type="spellStart"/>
-            <w:r>
-              <w:rPr>
-                <w:b/>
-                <w:sz w:val="14"/>
-              </w:rPr>
-            </w:r>
-            <w:proofErr w:type="spellEnd"/>
-            <w:r>
-              <w:rPr>
-                <w:b/>
-                <w:sz w:val="14"/>
-              </w:rPr>
-            </w:r>
-          </w:p>
-        </w:tc>
-      </w:tr>
-      <w:tr>
-        <w:trPr>
-          <w:cnfStyle w:val="000000100000" w:firstRow="0" w:lastRow="0" w:firstColumn="0" w:lastColumn="0" w:oddVBand="0" w:evenVBand="0" w:oddHBand="1" w:evenHBand="0" w:firstRowFirstColumn="0" w:firstRowLastColumn="0" w:lastRowFirstColumn="0" w:lastRowLastColumn="0"/>
-          <w:trHeight w:hRule="exact" w:val="624"/>
-        </w:trPr>
-        <w:tc>
-          <w:tcPr>
-            <w:cnfStyle w:val="001000000000" w:firstRow="0" w:lastRow="0" w:firstColumn="1" w:lastColumn="0" w:oddVBand="0" w:evenVBand="0" w:oddHBand="0" w:evenHBand="0" w:firstRowFirstColumn="0" w:firstRowLastColumn="0" w:lastRowFirstColumn="0" w:lastRowLastColumn="0"/>
-            <w:tcW w:w="1276" w:type="dxa"/>
-            <w:tcBorders>
-              <w:top w:val="double" w:sz="4" w:space="0" w:color="auto"/>
-              <w:bottom w:val="double" w:sz="4" w:space="0" w:color="auto"/>
-            </w:tcBorders>
-            <w:vAlign w:val="center"/>
-          </w:tcPr>
-          <w:p>
-            <w:pPr>
-              <w:spacing w:after="160" w:line="259" w:lineRule="auto"/>
-              <w:jc w:val="center"/>
-              <w:rPr>
-                <w:sz w:val="16"/>
-              </w:rPr>
-            </w:pPr>
-            <w:r>
-              <w:rPr>
-                <w:caps w:val="0"/>
-                <w:sz w:val="16"/>
-              </w:rPr>
-            </w:r>
-            <w:r>
-              <w:rPr>
-                <w:rFonts w:ascii="Malgun Gothic" w:hAnsi="Malgun Gothic"/>
-                <w:b w:val="0"/>
-                <w:sz w:val="18"/>
-              </w:rPr>
-              <w:t>Tier 2</w:t>
-            </w:r>
-          </w:p>
-        </w:tc>
-        <w:tc>
-          <w:tcPr>
-            <w:tcW w:w="851" w:type="dxa"/>
-            <w:tcBorders>
-              <w:top w:val="double" w:sz="4" w:space="0" w:color="auto"/>
-              <w:bottom w:val="double" w:sz="4" w:space="0" w:color="auto"/>
-            </w:tcBorders>
-            <w:vAlign w:val="center"/>
-          </w:tcPr>
-          <w:p>
-            <w:pPr>
-              <w:jc w:val="center"/>
-              <w:cnfStyle w:val="000000100000" w:firstRow="0" w:lastRow="0" w:firstColumn="0" w:lastColumn="0" w:oddVBand="0" w:evenVBand="0" w:oddHBand="1" w:evenHBand="0" w:firstRowFirstColumn="0" w:firstRowLastColumn="0" w:lastRowFirstColumn="0" w:lastRowLastColumn="0"/>
-              <w:rPr>
-                <w:rFonts w:ascii="Arial Narrow" w:hAnsi="Arial Narrow" w:cs="Calibri"/>
-                <w:b/>
-                <w:sz w:val="16"/>
-              </w:rPr>
-            </w:pPr>
-            <w:r>
-              <w:rPr>
-                <w:b/>
-                <w:sz w:val="16"/>
-              </w:rPr>
-            </w:r>
-            <w:r>
-              <w:rPr>
-                <w:rFonts w:ascii="Malgun Gothic" w:hAnsi="Malgun Gothic"/>
-                <w:b w:val="0"/>
-                <w:sz w:val="18"/>
-              </w:rPr>
-              <w:t>ATM</w:t>
-            </w:r>
-          </w:p>
-        </w:tc>
-        <w:tc>
-          <w:tcPr>
-            <w:tcW w:w="1134" w:type="dxa"/>
-            <w:tcBorders>
-              <w:top w:val="double" w:sz="4" w:space="0" w:color="auto"/>
-              <w:bottom w:val="double" w:sz="4" w:space="0" w:color="auto"/>
-            </w:tcBorders>
-            <w:vAlign w:val="center"/>
-          </w:tcPr>
-          <w:p>
-            <w:pPr>
-              <w:jc w:val="center"/>
-              <w:cnfStyle w:val="000000100000" w:firstRow="0" w:lastRow="0" w:firstColumn="0" w:lastColumn="0" w:oddVBand="0" w:evenVBand="0" w:oddHBand="1" w:evenHBand="0" w:firstRowFirstColumn="0" w:firstRowLastColumn="0" w:lastRowFirstColumn="0" w:lastRowLastColumn="0"/>
-              <w:rPr>
-                <w:b/>
-                <w:sz w:val="16"/>
-              </w:rPr>
-            </w:pPr>
-            <w:r>
-              <w:rPr>
-                <w:b/>
-                <w:sz w:val="16"/>
-              </w:rPr>
-            </w:r>
-            <w:r>
-              <w:rPr>
-                <w:rFonts w:ascii="Malgun Gothic" w:hAnsi="Malgun Gothic"/>
-                <w:b w:val="0"/>
-                <w:sz w:val="18"/>
-              </w:rPr>
-              <w:t>ENST00000278616.4</w:t>
-            </w:r>
-          </w:p>
-          <w:p>
-            <w:pPr>
-              <w:jc w:val="center"/>
-              <w:cnfStyle w:val="000000100000" w:firstRow="0" w:lastRow="0" w:firstColumn="0" w:lastColumn="0" w:oddVBand="0" w:evenVBand="0" w:oddHBand="1" w:evenHBand="0" w:firstRowFirstColumn="0" w:firstRowLastColumn="0" w:lastRowFirstColumn="0" w:lastRowLastColumn="0"/>
-              <w:rPr>
-                <w:rFonts w:ascii="Arial Narrow" w:hAnsi="Arial Narrow" w:cs="Calibri"/>
-                <w:b/>
-                <w:sz w:val="16"/>
-              </w:rPr>
-            </w:pPr>
-            <w:r>
-              <w:rPr>
-                <w:b/>
-                <w:sz w:val="16"/>
-              </w:rPr>
-            </w:r>
-          </w:p>
-        </w:tc>
-        <w:tc>
-          <w:tcPr>
-            <w:tcW w:w="1417" w:type="dxa"/>
-            <w:tcBorders>
-              <w:top w:val="double" w:sz="4" w:space="0" w:color="auto"/>
-              <w:bottom w:val="double" w:sz="4" w:space="0" w:color="auto"/>
-            </w:tcBorders>
-            <w:vAlign w:val="center"/>
-          </w:tcPr>
-          <w:p>
-            <w:pPr>
-              <w:jc w:val="center"/>
-              <w:cnfStyle w:val="000000100000" w:firstRow="0" w:lastRow="0" w:firstColumn="0" w:lastColumn="0" w:oddVBand="0" w:evenVBand="0" w:oddHBand="1" w:evenHBand="0" w:firstRowFirstColumn="0" w:firstRowLastColumn="0" w:lastRowFirstColumn="0" w:lastRowLastColumn="0"/>
-              <w:rPr>
-                <w:rFonts w:ascii="Arial Narrow" w:hAnsi="Arial Narrow" w:cs="Calibri"/>
-                <w:b/>
-                <w:sz w:val="16"/>
-              </w:rPr>
-            </w:pPr>
-            <w:r>
-              <w:rPr>
-                <w:b/>
-                <w:sz w:val="16"/>
-              </w:rPr>
-            </w:r>
-            <w:r>
-              <w:rPr>
-                <w:rFonts w:ascii="Malgun Gothic" w:hAnsi="Malgun Gothic"/>
-                <w:b w:val="0"/>
-                <w:sz w:val="18"/>
-              </w:rPr>
-              <w:t>ENSP00000278616.4</w:t>
-            </w:r>
-          </w:p>
-        </w:tc>
-        <w:tc>
-          <w:tcPr>
-            <w:tcW w:w="1559" w:type="dxa"/>
-            <w:tcBorders>
-              <w:top w:val="double" w:sz="4" w:space="0" w:color="auto"/>
-              <w:bottom w:val="double" w:sz="4" w:space="0" w:color="auto"/>
-            </w:tcBorders>
-            <w:vAlign w:val="center"/>
-          </w:tcPr>
-          <w:p>
-            <w:pPr>
-              <w:spacing w:after="160" w:line="259" w:lineRule="auto"/>
-              <w:jc w:val="center"/>
-              <w:cnfStyle w:val="000000100000" w:firstRow="0" w:lastRow="0" w:firstColumn="0" w:lastColumn="0" w:oddVBand="0" w:evenVBand="0" w:oddHBand="1" w:evenHBand="0" w:firstRowFirstColumn="0" w:firstRowLastColumn="0" w:lastRowFirstColumn="0" w:lastRowLastColumn="0"/>
-              <w:rPr>
-                <w:b/>
-                <w:sz w:val="16"/>
-              </w:rPr>
-            </w:pPr>
-            <w:r>
-              <w:rPr>
-                <w:b/>
-                <w:sz w:val="16"/>
-              </w:rPr>
-            </w:r>
-            <w:r>
-              <w:rPr>
-                <w:rFonts w:ascii="Malgun Gothic" w:hAnsi="Malgun Gothic"/>
-                <w:b w:val="0"/>
-                <w:sz w:val="18"/>
-              </w:rPr>
-              <w:t>c.2771G&gt;A</w:t>
-            </w:r>
-          </w:p>
-        </w:tc>
-        <w:tc>
-          <w:tcPr>
-            <w:tcW w:w="1560" w:type="dxa"/>
-            <w:tcBorders>
-              <w:top w:val="double" w:sz="4" w:space="0" w:color="auto"/>
-              <w:bottom w:val="double" w:sz="4" w:space="0" w:color="auto"/>
-            </w:tcBorders>
-            <w:vAlign w:val="center"/>
-          </w:tcPr>
-          <w:p>
-            <w:pPr>
-              <w:jc w:val="center"/>
-              <w:cnfStyle w:val="000000100000" w:firstRow="0" w:lastRow="0" w:firstColumn="0" w:lastColumn="0" w:oddVBand="0" w:evenVBand="0" w:oddHBand="1" w:evenHBand="0" w:firstRowFirstColumn="0" w:firstRowLastColumn="0" w:lastRowFirstColumn="0" w:lastRowLastColumn="0"/>
-              <w:rPr>
-                <w:rFonts w:ascii="Arial Narrow" w:hAnsi="Arial Narrow" w:cs="Calibri"/>
-                <w:b/>
-                <w:sz w:val="16"/>
-              </w:rPr>
-            </w:pPr>
-            <w:r>
-              <w:rPr>
-                <w:b/>
-                <w:sz w:val="16"/>
-              </w:rPr>
-            </w:r>
-            <w:r>
-              <w:rPr>
-                <w:rFonts w:ascii="Malgun Gothic" w:hAnsi="Malgun Gothic"/>
-                <w:b w:val="0"/>
-                <w:sz w:val="18"/>
-              </w:rPr>
-              <w:t>p.Arg924Gln</w:t>
-            </w:r>
-          </w:p>
-        </w:tc>
-        <w:tc>
-          <w:tcPr>
-            <w:tcW w:w="708" w:type="dxa"/>
-            <w:tcBorders>
-              <w:top w:val="double" w:sz="4" w:space="0" w:color="auto"/>
-              <w:bottom w:val="double" w:sz="4" w:space="0" w:color="auto"/>
-            </w:tcBorders>
-            <w:vAlign w:val="center"/>
-          </w:tcPr>
-          <w:p>
-            <w:pPr>
-              <w:jc w:val="center"/>
-              <w:cnfStyle w:val="000000100000" w:firstRow="0" w:lastRow="0" w:firstColumn="0" w:lastColumn="0" w:oddVBand="0" w:evenVBand="0" w:oddHBand="1" w:evenHBand="0" w:firstRowFirstColumn="0" w:firstRowLastColumn="0" w:lastRowFirstColumn="0" w:lastRowLastColumn="0"/>
-              <w:rPr>
-                <w:rFonts w:ascii="Arial Narrow" w:hAnsi="Arial Narrow" w:cs="Calibri"/>
-                <w:b/>
-                <w:sz w:val="16"/>
-              </w:rPr>
-            </w:pPr>
-            <w:r>
-              <w:rPr>
-                <w:b/>
-                <w:sz w:val="16"/>
-              </w:rPr>
-            </w:r>
-            <w:r>
-              <w:rPr>
-                <w:rFonts w:ascii="Malgun Gothic" w:hAnsi="Malgun Gothic"/>
-                <w:b w:val="0"/>
-                <w:sz w:val="18"/>
-              </w:rPr>
-              <w:t>0.13%</w:t>
-            </w:r>
-          </w:p>
-        </w:tc>
-        <w:tc>
-          <w:tcPr>
-            <w:tcW w:w="1931" w:type="dxa"/>
-            <w:tcBorders>
-              <w:top w:val="double" w:sz="4" w:space="0" w:color="auto"/>
-              <w:bottom w:val="double" w:sz="4" w:space="0" w:color="auto"/>
-            </w:tcBorders>
-            <w:vAlign w:val="center"/>
-          </w:tcPr>
-          <w:p>
-            <w:pPr>
-              <w:jc w:val="center"/>
-              <w:cnfStyle w:val="000000100000" w:firstRow="0" w:lastRow="0" w:firstColumn="0" w:lastColumn="0" w:oddVBand="0" w:evenVBand="0" w:oddHBand="1" w:evenHBand="0" w:firstRowFirstColumn="0" w:firstRowLastColumn="0" w:lastRowFirstColumn="0" w:lastRowLastColumn="0"/>
-              <w:rPr>
-                <w:b/>
-                <w:sz w:val="16"/>
-              </w:rPr>
-            </w:pPr>
-            <w:r>
-              <w:rPr>
-                <w:b/>
-                <w:sz w:val="16"/>
-              </w:rPr>
-            </w:r>
-            <w:proofErr w:type="spellStart"/>
-            <w:r>
-              <w:rPr>
-                <w:b/>
-                <w:sz w:val="16"/>
-              </w:rPr>
-            </w:r>
-            <w:proofErr w:type="spellEnd"/>
-            <w:r>
-              <w:rPr>
-                <w:rFonts w:ascii="Malgun Gothic" w:hAnsi="Malgun Gothic"/>
-                <w:b w:val="0"/>
-                <w:sz w:val="18"/>
-              </w:rPr>
-              <w:t>PARP inhibitors (investigational)</w:t>
-            </w:r>
-          </w:p>
-          <w:p>
-            <w:pPr>
-              <w:jc w:val="center"/>
-              <w:cnfStyle w:val="000000100000" w:firstRow="0" w:lastRow="0" w:firstColumn="0" w:lastColumn="0" w:oddVBand="0" w:evenVBand="0" w:oddHBand="1" w:evenHBand="0" w:firstRowFirstColumn="0" w:firstRowLastColumn="0" w:lastRowFirstColumn="0" w:lastRowLastColumn="0"/>
-              <w:rPr>
-                <w:rFonts w:ascii="Arial Narrow" w:hAnsi="Arial Narrow" w:cs="Calibri"/>
-                <w:b/>
-                <w:sz w:val="16"/>
-              </w:rPr>
-            </w:pPr>
-            <w:r>
-              <w:rPr>
-                <w:b/>
-                <w:sz w:val="14"/>
-              </w:rPr>
-            </w:r>
-            <w:proofErr w:type="spellStart"/>
-            <w:r>
-              <w:rPr>
-                <w:b/>
-                <w:sz w:val="14"/>
-              </w:rPr>
-            </w:r>
-            <w:proofErr w:type="spellEnd"/>
-            <w:r>
-              <w:rPr>
-                <w:b/>
-                <w:sz w:val="14"/>
-              </w:rPr>
-            </w:r>
-          </w:p>
-        </w:tc>
-      </w:tr>
-      <w:tr>
-        <w:trPr>
-          <w:cnfStyle w:val="000000100000" w:firstRow="0" w:lastRow="0" w:firstColumn="0" w:lastColumn="0" w:oddVBand="0" w:evenVBand="0" w:oddHBand="1" w:evenHBand="0" w:firstRowFirstColumn="0" w:firstRowLastColumn="0" w:lastRowFirstColumn="0" w:lastRowLastColumn="0"/>
-          <w:trHeight w:hRule="exact" w:val="624"/>
-        </w:trPr>
-        <w:tc>
-          <w:tcPr>
-            <w:cnfStyle w:val="001000000000" w:firstRow="0" w:lastRow="0" w:firstColumn="1" w:lastColumn="0" w:oddVBand="0" w:evenVBand="0" w:oddHBand="0" w:evenHBand="0" w:firstRowFirstColumn="0" w:firstRowLastColumn="0" w:lastRowFirstColumn="0" w:lastRowLastColumn="0"/>
-            <w:tcW w:w="1276" w:type="dxa"/>
-            <w:tcBorders>
-              <w:top w:val="double" w:sz="4" w:space="0" w:color="auto"/>
-              <w:bottom w:val="double" w:sz="4" w:space="0" w:color="auto"/>
-            </w:tcBorders>
-            <w:vAlign w:val="center"/>
-          </w:tcPr>
-          <w:p>
-            <w:pPr>
-              <w:spacing w:after="160" w:line="259" w:lineRule="auto"/>
-              <w:jc w:val="center"/>
-              <w:rPr>
-                <w:sz w:val="16"/>
-              </w:rPr>
-            </w:pPr>
-            <w:r>
-              <w:rPr>
-                <w:caps w:val="0"/>
-                <w:sz w:val="16"/>
-              </w:rPr>
-            </w:r>
-            <w:r>
-              <w:rPr>
-                <w:rFonts w:ascii="Malgun Gothic" w:hAnsi="Malgun Gothic"/>
-                <w:b w:val="0"/>
-                <w:sz w:val="18"/>
-              </w:rPr>
-              <w:t>Tier 2</w:t>
-            </w:r>
-          </w:p>
-        </w:tc>
-        <w:tc>
-          <w:tcPr>
-            <w:tcW w:w="851" w:type="dxa"/>
-            <w:tcBorders>
-              <w:top w:val="double" w:sz="4" w:space="0" w:color="auto"/>
-              <w:bottom w:val="double" w:sz="4" w:space="0" w:color="auto"/>
-            </w:tcBorders>
-            <w:vAlign w:val="center"/>
-          </w:tcPr>
-          <w:p>
-            <w:pPr>
-              <w:jc w:val="center"/>
-              <w:cnfStyle w:val="000000100000" w:firstRow="0" w:lastRow="0" w:firstColumn="0" w:lastColumn="0" w:oddVBand="0" w:evenVBand="0" w:oddHBand="1" w:evenHBand="0" w:firstRowFirstColumn="0" w:firstRowLastColumn="0" w:lastRowFirstColumn="0" w:lastRowLastColumn="0"/>
-              <w:rPr>
-                <w:rFonts w:ascii="Arial Narrow" w:hAnsi="Arial Narrow" w:cs="Calibri"/>
-                <w:b/>
-                <w:sz w:val="16"/>
-              </w:rPr>
-            </w:pPr>
-            <w:r>
-              <w:rPr>
-                <w:b/>
-                <w:sz w:val="16"/>
-              </w:rPr>
-            </w:r>
-            <w:r>
-              <w:rPr>
-                <w:rFonts w:ascii="Malgun Gothic" w:hAnsi="Malgun Gothic"/>
-                <w:b w:val="0"/>
-                <w:sz w:val="18"/>
-              </w:rPr>
-              <w:t>SPEN</w:t>
-            </w:r>
-          </w:p>
-        </w:tc>
-        <w:tc>
-          <w:tcPr>
-            <w:tcW w:w="1134" w:type="dxa"/>
-            <w:tcBorders>
-              <w:top w:val="double" w:sz="4" w:space="0" w:color="auto"/>
-              <w:bottom w:val="double" w:sz="4" w:space="0" w:color="auto"/>
-            </w:tcBorders>
-            <w:vAlign w:val="center"/>
-          </w:tcPr>
-          <w:p>
-            <w:pPr>
-              <w:jc w:val="center"/>
-              <w:cnfStyle w:val="000000100000" w:firstRow="0" w:lastRow="0" w:firstColumn="0" w:lastColumn="0" w:oddVBand="0" w:evenVBand="0" w:oddHBand="1" w:evenHBand="0" w:firstRowFirstColumn="0" w:firstRowLastColumn="0" w:lastRowFirstColumn="0" w:lastRowLastColumn="0"/>
-              <w:rPr>
-                <w:b/>
-                <w:sz w:val="16"/>
-              </w:rPr>
-            </w:pPr>
-            <w:r>
-              <w:rPr>
-                <w:b/>
-                <w:sz w:val="16"/>
-              </w:rPr>
-            </w:r>
-            <w:r>
-              <w:rPr>
-                <w:rFonts w:ascii="Malgun Gothic" w:hAnsi="Malgun Gothic"/>
-                <w:b w:val="0"/>
-                <w:sz w:val="18"/>
-              </w:rPr>
-              <w:t>ENST00000375759.3</w:t>
-            </w:r>
-          </w:p>
-          <w:p>
-            <w:pPr>
-              <w:jc w:val="center"/>
-              <w:cnfStyle w:val="000000100000" w:firstRow="0" w:lastRow="0" w:firstColumn="0" w:lastColumn="0" w:oddVBand="0" w:evenVBand="0" w:oddHBand="1" w:evenHBand="0" w:firstRowFirstColumn="0" w:firstRowLastColumn="0" w:lastRowFirstColumn="0" w:lastRowLastColumn="0"/>
-              <w:rPr>
-                <w:rFonts w:ascii="Arial Narrow" w:hAnsi="Arial Narrow" w:cs="Calibri"/>
-                <w:b/>
-                <w:sz w:val="16"/>
-              </w:rPr>
-            </w:pPr>
-            <w:r>
-              <w:rPr>
-                <w:b/>
-                <w:sz w:val="16"/>
-              </w:rPr>
-            </w:r>
-          </w:p>
-        </w:tc>
-        <w:tc>
-          <w:tcPr>
-            <w:tcW w:w="1417" w:type="dxa"/>
-            <w:tcBorders>
-              <w:top w:val="double" w:sz="4" w:space="0" w:color="auto"/>
-              <w:bottom w:val="double" w:sz="4" w:space="0" w:color="auto"/>
-            </w:tcBorders>
-            <w:vAlign w:val="center"/>
-          </w:tcPr>
-          <w:p>
-            <w:pPr>
-              <w:jc w:val="center"/>
-              <w:cnfStyle w:val="000000100000" w:firstRow="0" w:lastRow="0" w:firstColumn="0" w:lastColumn="0" w:oddVBand="0" w:evenVBand="0" w:oddHBand="1" w:evenHBand="0" w:firstRowFirstColumn="0" w:firstRowLastColumn="0" w:lastRowFirstColumn="0" w:lastRowLastColumn="0"/>
-              <w:rPr>
-                <w:rFonts w:ascii="Arial Narrow" w:hAnsi="Arial Narrow" w:cs="Calibri"/>
-                <w:b/>
-                <w:sz w:val="16"/>
-              </w:rPr>
-            </w:pPr>
-            <w:r>
-              <w:rPr>
-                <w:b/>
-                <w:sz w:val="16"/>
-              </w:rPr>
-            </w:r>
-            <w:r>
-              <w:rPr>
-                <w:rFonts w:ascii="Malgun Gothic" w:hAnsi="Malgun Gothic"/>
-                <w:b w:val="0"/>
-                <w:sz w:val="18"/>
-              </w:rPr>
-              <w:t>ENSP00000364912.3</w:t>
-            </w:r>
-          </w:p>
-        </w:tc>
-        <w:tc>
-          <w:tcPr>
-            <w:tcW w:w="1559" w:type="dxa"/>
-            <w:tcBorders>
-              <w:top w:val="double" w:sz="4" w:space="0" w:color="auto"/>
-              <w:bottom w:val="double" w:sz="4" w:space="0" w:color="auto"/>
-            </w:tcBorders>
-            <w:vAlign w:val="center"/>
-          </w:tcPr>
-          <w:p>
-            <w:pPr>
-              <w:spacing w:after="160" w:line="259" w:lineRule="auto"/>
-              <w:jc w:val="center"/>
-              <w:cnfStyle w:val="000000100000" w:firstRow="0" w:lastRow="0" w:firstColumn="0" w:lastColumn="0" w:oddVBand="0" w:evenVBand="0" w:oddHBand="1" w:evenHBand="0" w:firstRowFirstColumn="0" w:firstRowLastColumn="0" w:lastRowFirstColumn="0" w:lastRowLastColumn="0"/>
-              <w:rPr>
-                <w:b/>
-                <w:sz w:val="16"/>
-              </w:rPr>
-            </w:pPr>
-            <w:r>
-              <w:rPr>
-                <w:b/>
-                <w:sz w:val="16"/>
-              </w:rPr>
-            </w:r>
-            <w:r>
-              <w:rPr>
-                <w:rFonts w:ascii="Malgun Gothic" w:hAnsi="Malgun Gothic"/>
-                <w:b w:val="0"/>
-                <w:sz w:val="18"/>
-              </w:rPr>
-              <w:t>c.6914del</w:t>
-            </w:r>
-          </w:p>
-        </w:tc>
-        <w:tc>
-          <w:tcPr>
-            <w:tcW w:w="1560" w:type="dxa"/>
-            <w:tcBorders>
-              <w:top w:val="double" w:sz="4" w:space="0" w:color="auto"/>
-              <w:bottom w:val="double" w:sz="4" w:space="0" w:color="auto"/>
-            </w:tcBorders>
-            <w:vAlign w:val="center"/>
-          </w:tcPr>
-          <w:p>
-            <w:pPr>
-              <w:jc w:val="center"/>
-              <w:cnfStyle w:val="000000100000" w:firstRow="0" w:lastRow="0" w:firstColumn="0" w:lastColumn="0" w:oddVBand="0" w:evenVBand="0" w:oddHBand="1" w:evenHBand="0" w:firstRowFirstColumn="0" w:firstRowLastColumn="0" w:lastRowFirstColumn="0" w:lastRowLastColumn="0"/>
-              <w:rPr>
-                <w:rFonts w:ascii="Arial Narrow" w:hAnsi="Arial Narrow" w:cs="Calibri"/>
-                <w:b/>
-                <w:sz w:val="16"/>
-              </w:rPr>
-            </w:pPr>
-            <w:r>
-              <w:rPr>
-                <w:b/>
-                <w:sz w:val="16"/>
-              </w:rPr>
-            </w:r>
-            <w:r>
-              <w:rPr>
-                <w:rFonts w:ascii="Malgun Gothic" w:hAnsi="Malgun Gothic"/>
-                <w:b w:val="0"/>
-                <w:sz w:val="18"/>
-              </w:rPr>
-              <w:t>p.Ser2305ThrfsTer48</w:t>
-            </w:r>
-          </w:p>
-        </w:tc>
-        <w:tc>
-          <w:tcPr>
-            <w:tcW w:w="708" w:type="dxa"/>
-            <w:tcBorders>
-              <w:top w:val="double" w:sz="4" w:space="0" w:color="auto"/>
-              <w:bottom w:val="double" w:sz="4" w:space="0" w:color="auto"/>
-            </w:tcBorders>
-            <w:vAlign w:val="center"/>
-          </w:tcPr>
-          <w:p>
-            <w:pPr>
-              <w:jc w:val="center"/>
-              <w:cnfStyle w:val="000000100000" w:firstRow="0" w:lastRow="0" w:firstColumn="0" w:lastColumn="0" w:oddVBand="0" w:evenVBand="0" w:oddHBand="1" w:evenHBand="0" w:firstRowFirstColumn="0" w:firstRowLastColumn="0" w:lastRowFirstColumn="0" w:lastRowLastColumn="0"/>
-              <w:rPr>
-                <w:rFonts w:ascii="Arial Narrow" w:hAnsi="Arial Narrow" w:cs="Calibri"/>
-                <w:b/>
-                <w:sz w:val="16"/>
-              </w:rPr>
-            </w:pPr>
-            <w:r>
-              <w:rPr>
-                <w:b/>
-                <w:sz w:val="16"/>
-              </w:rPr>
-            </w:r>
-            <w:r>
-              <w:rPr>
-                <w:rFonts w:ascii="Malgun Gothic" w:hAnsi="Malgun Gothic"/>
-                <w:b w:val="0"/>
-                <w:sz w:val="18"/>
-              </w:rPr>
-              <w:t>0.13%</w:t>
-            </w:r>
-          </w:p>
-        </w:tc>
-        <w:tc>
-          <w:tcPr>
-            <w:tcW w:w="1931" w:type="dxa"/>
-            <w:tcBorders>
-              <w:top w:val="double" w:sz="4" w:space="0" w:color="auto"/>
-              <w:bottom w:val="double" w:sz="4" w:space="0" w:color="auto"/>
-            </w:tcBorders>
-            <w:vAlign w:val="center"/>
-          </w:tcPr>
-          <w:p>
-            <w:pPr>
-              <w:jc w:val="center"/>
-              <w:cnfStyle w:val="000000100000" w:firstRow="0" w:lastRow="0" w:firstColumn="0" w:lastColumn="0" w:oddVBand="0" w:evenVBand="0" w:oddHBand="1" w:evenHBand="0" w:firstRowFirstColumn="0" w:firstRowLastColumn="0" w:lastRowFirstColumn="0" w:lastRowLastColumn="0"/>
-              <w:rPr>
-                <w:b/>
-                <w:sz w:val="16"/>
-              </w:rPr>
-            </w:pPr>
-            <w:r>
-              <w:rPr>
-                <w:b/>
-                <w:sz w:val="16"/>
-              </w:rPr>
-            </w:r>
-            <w:proofErr w:type="spellStart"/>
-            <w:r>
-              <w:rPr>
-                <w:b/>
-                <w:sz w:val="16"/>
-              </w:rPr>
-            </w:r>
-            <w:proofErr w:type="spellEnd"/>
-            <w:r>
-              <w:rPr>
-                <w:rFonts w:ascii="Malgun Gothic" w:hAnsi="Malgun Gothic"/>
-                <w:b w:val="0"/>
-                <w:sz w:val="18"/>
-              </w:rPr>
-            </w:r>
-          </w:p>
-          <w:p>
-            <w:pPr>
-              <w:jc w:val="center"/>
-              <w:cnfStyle w:val="000000100000" w:firstRow="0" w:lastRow="0" w:firstColumn="0" w:lastColumn="0" w:oddVBand="0" w:evenVBand="0" w:oddHBand="1" w:evenHBand="0" w:firstRowFirstColumn="0" w:firstRowLastColumn="0" w:lastRowFirstColumn="0" w:lastRowLastColumn="0"/>
-              <w:rPr>
-                <w:rFonts w:ascii="Arial Narrow" w:hAnsi="Arial Narrow" w:cs="Calibri"/>
-                <w:b/>
-                <w:sz w:val="16"/>
-              </w:rPr>
-            </w:pPr>
-            <w:r>
-              <w:rPr>
-                <w:b/>
-                <w:sz w:val="14"/>
-              </w:rPr>
-            </w:r>
-            <w:proofErr w:type="spellStart"/>
-            <w:r>
-              <w:rPr>
-                <w:b/>
-                <w:sz w:val="14"/>
-              </w:rPr>
-            </w:r>
-            <w:proofErr w:type="spellEnd"/>
-            <w:r>
-              <w:rPr>
-                <w:b/>
-                <w:sz w:val="14"/>
-              </w:rPr>
-            </w:r>
-          </w:p>
-        </w:tc>
-      </w:tr>
-      <w:tr>
-        <w:trPr>
-          <w:cnfStyle w:val="000000100000" w:firstRow="0" w:lastRow="0" w:firstColumn="0" w:lastColumn="0" w:oddVBand="0" w:evenVBand="0" w:oddHBand="1" w:evenHBand="0" w:firstRowFirstColumn="0" w:firstRowLastColumn="0" w:lastRowFirstColumn="0" w:lastRowLastColumn="0"/>
-          <w:trHeight w:hRule="exact" w:val="624"/>
-        </w:trPr>
-        <w:tc>
-          <w:tcPr>
-            <w:cnfStyle w:val="001000000000" w:firstRow="0" w:lastRow="0" w:firstColumn="1" w:lastColumn="0" w:oddVBand="0" w:evenVBand="0" w:oddHBand="0" w:evenHBand="0" w:firstRowFirstColumn="0" w:firstRowLastColumn="0" w:lastRowFirstColumn="0" w:lastRowLastColumn="0"/>
-            <w:tcW w:w="1276" w:type="dxa"/>
-            <w:tcBorders>
-              <w:top w:val="double" w:sz="4" w:space="0" w:color="auto"/>
-              <w:bottom w:val="double" w:sz="4" w:space="0" w:color="auto"/>
-            </w:tcBorders>
-            <w:vAlign w:val="center"/>
-          </w:tcPr>
-          <w:p>
-            <w:pPr>
-              <w:spacing w:after="160" w:line="259" w:lineRule="auto"/>
-              <w:jc w:val="center"/>
-              <w:rPr>
-                <w:sz w:val="16"/>
-              </w:rPr>
-            </w:pPr>
-            <w:r>
-              <w:rPr>
-                <w:caps w:val="0"/>
-                <w:sz w:val="16"/>
-              </w:rPr>
-            </w:r>
-            <w:r>
-              <w:rPr>
-                <w:rFonts w:ascii="Malgun Gothic" w:hAnsi="Malgun Gothic"/>
-                <w:b w:val="0"/>
-                <w:sz w:val="18"/>
-              </w:rPr>
-              <w:t>Tier 2</w:t>
-            </w:r>
-          </w:p>
-        </w:tc>
-        <w:tc>
-          <w:tcPr>
-            <w:tcW w:w="851" w:type="dxa"/>
-            <w:tcBorders>
-              <w:top w:val="double" w:sz="4" w:space="0" w:color="auto"/>
-              <w:bottom w:val="double" w:sz="4" w:space="0" w:color="auto"/>
-            </w:tcBorders>
-            <w:vAlign w:val="center"/>
-          </w:tcPr>
-          <w:p>
-            <w:pPr>
-              <w:jc w:val="center"/>
-              <w:cnfStyle w:val="000000100000" w:firstRow="0" w:lastRow="0" w:firstColumn="0" w:lastColumn="0" w:oddVBand="0" w:evenVBand="0" w:oddHBand="1" w:evenHBand="0" w:firstRowFirstColumn="0" w:firstRowLastColumn="0" w:lastRowFirstColumn="0" w:lastRowLastColumn="0"/>
-              <w:rPr>
-                <w:rFonts w:ascii="Arial Narrow" w:hAnsi="Arial Narrow" w:cs="Calibri"/>
-                <w:b/>
-                <w:sz w:val="16"/>
-              </w:rPr>
-            </w:pPr>
-            <w:r>
-              <w:rPr>
-                <w:b/>
-                <w:sz w:val="16"/>
-              </w:rPr>
-            </w:r>
-            <w:r>
-              <w:rPr>
-                <w:rFonts w:ascii="Malgun Gothic" w:hAnsi="Malgun Gothic"/>
-                <w:b w:val="0"/>
-                <w:sz w:val="18"/>
-              </w:rPr>
-              <w:t>CIITA</w:t>
-            </w:r>
-          </w:p>
-        </w:tc>
-        <w:tc>
-          <w:tcPr>
-            <w:tcW w:w="1134" w:type="dxa"/>
-            <w:tcBorders>
-              <w:top w:val="double" w:sz="4" w:space="0" w:color="auto"/>
-              <w:bottom w:val="double" w:sz="4" w:space="0" w:color="auto"/>
-            </w:tcBorders>
-            <w:vAlign w:val="center"/>
-          </w:tcPr>
-          <w:p>
-            <w:pPr>
-              <w:jc w:val="center"/>
-              <w:cnfStyle w:val="000000100000" w:firstRow="0" w:lastRow="0" w:firstColumn="0" w:lastColumn="0" w:oddVBand="0" w:evenVBand="0" w:oddHBand="1" w:evenHBand="0" w:firstRowFirstColumn="0" w:firstRowLastColumn="0" w:lastRowFirstColumn="0" w:lastRowLastColumn="0"/>
-              <w:rPr>
-                <w:b/>
-                <w:sz w:val="16"/>
-              </w:rPr>
-            </w:pPr>
-            <w:r>
-              <w:rPr>
-                <w:b/>
-                <w:sz w:val="16"/>
-              </w:rPr>
-            </w:r>
-            <w:r>
-              <w:rPr>
-                <w:rFonts w:ascii="Malgun Gothic" w:hAnsi="Malgun Gothic"/>
-                <w:b w:val="0"/>
-                <w:sz w:val="18"/>
-              </w:rPr>
-              <w:t>ENST00000324288.8</w:t>
-            </w:r>
-          </w:p>
-          <w:p>
-            <w:pPr>
-              <w:jc w:val="center"/>
-              <w:cnfStyle w:val="000000100000" w:firstRow="0" w:lastRow="0" w:firstColumn="0" w:lastColumn="0" w:oddVBand="0" w:evenVBand="0" w:oddHBand="1" w:evenHBand="0" w:firstRowFirstColumn="0" w:firstRowLastColumn="0" w:lastRowFirstColumn="0" w:lastRowLastColumn="0"/>
-              <w:rPr>
-                <w:rFonts w:ascii="Arial Narrow" w:hAnsi="Arial Narrow" w:cs="Calibri"/>
-                <w:b/>
-                <w:sz w:val="16"/>
-              </w:rPr>
-            </w:pPr>
-            <w:r>
-              <w:rPr>
-                <w:b/>
-                <w:sz w:val="16"/>
-              </w:rPr>
-            </w:r>
-          </w:p>
-        </w:tc>
-        <w:tc>
-          <w:tcPr>
-            <w:tcW w:w="1417" w:type="dxa"/>
-            <w:tcBorders>
-              <w:top w:val="double" w:sz="4" w:space="0" w:color="auto"/>
-              <w:bottom w:val="double" w:sz="4" w:space="0" w:color="auto"/>
-            </w:tcBorders>
-            <w:vAlign w:val="center"/>
-          </w:tcPr>
-          <w:p>
-            <w:pPr>
-              <w:jc w:val="center"/>
-              <w:cnfStyle w:val="000000100000" w:firstRow="0" w:lastRow="0" w:firstColumn="0" w:lastColumn="0" w:oddVBand="0" w:evenVBand="0" w:oddHBand="1" w:evenHBand="0" w:firstRowFirstColumn="0" w:firstRowLastColumn="0" w:lastRowFirstColumn="0" w:lastRowLastColumn="0"/>
-              <w:rPr>
-                <w:rFonts w:ascii="Arial Narrow" w:hAnsi="Arial Narrow" w:cs="Calibri"/>
-                <w:b/>
-                <w:sz w:val="16"/>
-              </w:rPr>
-            </w:pPr>
-            <w:r>
-              <w:rPr>
-                <w:b/>
-                <w:sz w:val="16"/>
-              </w:rPr>
-            </w:r>
-            <w:r>
-              <w:rPr>
-                <w:rFonts w:ascii="Malgun Gothic" w:hAnsi="Malgun Gothic"/>
-                <w:b w:val="0"/>
-                <w:sz w:val="18"/>
-              </w:rPr>
-              <w:t>ENSP00000316328.8</w:t>
-            </w:r>
-          </w:p>
-        </w:tc>
-        <w:tc>
-          <w:tcPr>
-            <w:tcW w:w="1559" w:type="dxa"/>
-            <w:tcBorders>
-              <w:top w:val="double" w:sz="4" w:space="0" w:color="auto"/>
-              <w:bottom w:val="double" w:sz="4" w:space="0" w:color="auto"/>
-            </w:tcBorders>
-            <w:vAlign w:val="center"/>
-          </w:tcPr>
-          <w:p>
-            <w:pPr>
-              <w:spacing w:after="160" w:line="259" w:lineRule="auto"/>
-              <w:jc w:val="center"/>
-              <w:cnfStyle w:val="000000100000" w:firstRow="0" w:lastRow="0" w:firstColumn="0" w:lastColumn="0" w:oddVBand="0" w:evenVBand="0" w:oddHBand="1" w:evenHBand="0" w:firstRowFirstColumn="0" w:firstRowLastColumn="0" w:lastRowFirstColumn="0" w:lastRowLastColumn="0"/>
-              <w:rPr>
-                <w:b/>
-                <w:sz w:val="16"/>
-              </w:rPr>
-            </w:pPr>
-            <w:r>
-              <w:rPr>
-                <w:b/>
-                <w:sz w:val="16"/>
-              </w:rPr>
-            </w:r>
-            <w:r>
-              <w:rPr>
-                <w:rFonts w:ascii="Malgun Gothic" w:hAnsi="Malgun Gothic"/>
-                <w:b w:val="0"/>
-                <w:sz w:val="18"/>
-              </w:rPr>
-              <w:t>c.2167G&gt;T</w:t>
-            </w:r>
-          </w:p>
-        </w:tc>
-        <w:tc>
-          <w:tcPr>
-            <w:tcW w:w="1560" w:type="dxa"/>
-            <w:tcBorders>
-              <w:top w:val="double" w:sz="4" w:space="0" w:color="auto"/>
-              <w:bottom w:val="double" w:sz="4" w:space="0" w:color="auto"/>
-            </w:tcBorders>
-            <w:vAlign w:val="center"/>
-          </w:tcPr>
-          <w:p>
-            <w:pPr>
-              <w:jc w:val="center"/>
-              <w:cnfStyle w:val="000000100000" w:firstRow="0" w:lastRow="0" w:firstColumn="0" w:lastColumn="0" w:oddVBand="0" w:evenVBand="0" w:oddHBand="1" w:evenHBand="0" w:firstRowFirstColumn="0" w:firstRowLastColumn="0" w:lastRowFirstColumn="0" w:lastRowLastColumn="0"/>
-              <w:rPr>
-                <w:rFonts w:ascii="Arial Narrow" w:hAnsi="Arial Narrow" w:cs="Calibri"/>
-                <w:b/>
-                <w:sz w:val="16"/>
-              </w:rPr>
-            </w:pPr>
-            <w:r>
-              <w:rPr>
-                <w:b/>
-                <w:sz w:val="16"/>
-              </w:rPr>
-            </w:r>
-            <w:r>
-              <w:rPr>
-                <w:rFonts w:ascii="Malgun Gothic" w:hAnsi="Malgun Gothic"/>
-                <w:b w:val="0"/>
-                <w:sz w:val="18"/>
-              </w:rPr>
-              <w:t>p.Ala723Ser</w:t>
-            </w:r>
-          </w:p>
-        </w:tc>
-        <w:tc>
-          <w:tcPr>
-            <w:tcW w:w="708" w:type="dxa"/>
-            <w:tcBorders>
-              <w:top w:val="double" w:sz="4" w:space="0" w:color="auto"/>
-              <w:bottom w:val="double" w:sz="4" w:space="0" w:color="auto"/>
-            </w:tcBorders>
-            <w:vAlign w:val="center"/>
-          </w:tcPr>
-          <w:p>
-            <w:pPr>
-              <w:jc w:val="center"/>
-              <w:cnfStyle w:val="000000100000" w:firstRow="0" w:lastRow="0" w:firstColumn="0" w:lastColumn="0" w:oddVBand="0" w:evenVBand="0" w:oddHBand="1" w:evenHBand="0" w:firstRowFirstColumn="0" w:firstRowLastColumn="0" w:lastRowFirstColumn="0" w:lastRowLastColumn="0"/>
-              <w:rPr>
-                <w:rFonts w:ascii="Arial Narrow" w:hAnsi="Arial Narrow" w:cs="Calibri"/>
-                <w:b/>
-                <w:sz w:val="16"/>
-              </w:rPr>
-            </w:pPr>
-            <w:r>
-              <w:rPr>
-                <w:b/>
-                <w:sz w:val="16"/>
-              </w:rPr>
-            </w:r>
-            <w:r>
-              <w:rPr>
-                <w:rFonts w:ascii="Malgun Gothic" w:hAnsi="Malgun Gothic"/>
-                <w:b w:val="0"/>
-                <w:sz w:val="18"/>
-              </w:rPr>
-              <w:t>0.03%</w:t>
-            </w:r>
-          </w:p>
-        </w:tc>
-        <w:tc>
-          <w:tcPr>
-            <w:tcW w:w="1931" w:type="dxa"/>
-            <w:tcBorders>
-              <w:top w:val="double" w:sz="4" w:space="0" w:color="auto"/>
-              <w:bottom w:val="double" w:sz="4" w:space="0" w:color="auto"/>
-            </w:tcBorders>
-            <w:vAlign w:val="center"/>
-          </w:tcPr>
-          <w:p>
-            <w:pPr>
-              <w:jc w:val="center"/>
-              <w:cnfStyle w:val="000000100000" w:firstRow="0" w:lastRow="0" w:firstColumn="0" w:lastColumn="0" w:oddVBand="0" w:evenVBand="0" w:oddHBand="1" w:evenHBand="0" w:firstRowFirstColumn="0" w:firstRowLastColumn="0" w:lastRowFirstColumn="0" w:lastRowLastColumn="0"/>
-              <w:rPr>
-                <w:b/>
-                <w:sz w:val="16"/>
-              </w:rPr>
-            </w:pPr>
-            <w:r>
-              <w:rPr>
-                <w:b/>
-                <w:sz w:val="16"/>
-              </w:rPr>
-            </w:r>
-            <w:proofErr w:type="spellStart"/>
-            <w:r>
-              <w:rPr>
-                <w:b/>
-                <w:sz w:val="16"/>
-              </w:rPr>
-            </w:r>
-            <w:proofErr w:type="spellEnd"/>
-            <w:r>
-              <w:rPr>
-                <w:rFonts w:ascii="Malgun Gothic" w:hAnsi="Malgun Gothic"/>
-                <w:b w:val="0"/>
-                <w:sz w:val="18"/>
-              </w:rPr>
-            </w:r>
-          </w:p>
-          <w:p>
-            <w:pPr>
-              <w:jc w:val="center"/>
-              <w:cnfStyle w:val="000000100000" w:firstRow="0" w:lastRow="0" w:firstColumn="0" w:lastColumn="0" w:oddVBand="0" w:evenVBand="0" w:oddHBand="1" w:evenHBand="0" w:firstRowFirstColumn="0" w:firstRowLastColumn="0" w:lastRowFirstColumn="0" w:lastRowLastColumn="0"/>
-              <w:rPr>
-                <w:rFonts w:ascii="Arial Narrow" w:hAnsi="Arial Narrow" w:cs="Calibri"/>
-                <w:b/>
-                <w:sz w:val="16"/>
-              </w:rPr>
-            </w:pPr>
-            <w:r>
-              <w:rPr>
-                <w:b/>
-                <w:sz w:val="14"/>
-              </w:rPr>
-            </w:r>
-            <w:proofErr w:type="spellStart"/>
-            <w:r>
-              <w:rPr>
-                <w:b/>
-                <w:sz w:val="14"/>
-              </w:rPr>
-            </w:r>
-            <w:proofErr w:type="spellEnd"/>
-            <w:r>
-              <w:rPr>
-                <w:b/>
-                <w:sz w:val="14"/>
-              </w:rPr>
-            </w:r>
-          </w:p>
-        </w:tc>
-      </w:tr>
     </w:tbl>
     <w:p>
       <w:pPr>
@@ -13145,3714 +9088,6 @@
           </w:p>
         </w:tc>
       </w:tr>
-      <w:tr>
-        <w:trPr>
-          <w:cnfStyle w:val="000000100000" w:firstRow="0" w:lastRow="0" w:firstColumn="0" w:lastColumn="0" w:oddVBand="0" w:evenVBand="0" w:oddHBand="1" w:evenHBand="0" w:firstRowFirstColumn="0" w:firstRowLastColumn="0" w:lastRowFirstColumn="0" w:lastRowLastColumn="0"/>
-          <w:trHeight w:hRule="exact" w:val="624"/>
-        </w:trPr>
-        <w:tc>
-          <w:tcPr>
-            <w:cnfStyle w:val="001000000000" w:firstRow="0" w:lastRow="0" w:firstColumn="1" w:lastColumn="0" w:oddVBand="0" w:evenVBand="0" w:oddHBand="0" w:evenHBand="0" w:firstRowFirstColumn="0" w:firstRowLastColumn="0" w:lastRowFirstColumn="0" w:lastRowLastColumn="0"/>
-            <w:tcW w:w="1276" w:type="dxa"/>
-            <w:tcBorders>
-              <w:top w:val="double" w:sz="4" w:space="0" w:color="auto"/>
-              <w:bottom w:val="double" w:sz="4" w:space="0" w:color="auto"/>
-            </w:tcBorders>
-            <w:vAlign w:val="center"/>
-          </w:tcPr>
-          <w:p>
-            <w:pPr>
-              <w:spacing w:after="160" w:line="259" w:lineRule="auto"/>
-              <w:jc w:val="center"/>
-              <w:rPr>
-                <w:sz w:val="16"/>
-              </w:rPr>
-            </w:pPr>
-            <w:r>
-              <w:rPr>
-                <w:caps w:val="0"/>
-                <w:sz w:val="16"/>
-              </w:rPr>
-            </w:r>
-            <w:r>
-              <w:rPr>
-                <w:rFonts w:ascii="Malgun Gothic" w:hAnsi="Malgun Gothic"/>
-                <w:b w:val="0"/>
-                <w:sz w:val="18"/>
-              </w:rPr>
-              <w:t>Tier 3</w:t>
-            </w:r>
-          </w:p>
-        </w:tc>
-        <w:tc>
-          <w:tcPr>
-            <w:tcW w:w="1134" w:type="dxa"/>
-            <w:tcBorders>
-              <w:top w:val="double" w:sz="4" w:space="0" w:color="auto"/>
-              <w:bottom w:val="double" w:sz="4" w:space="0" w:color="auto"/>
-            </w:tcBorders>
-            <w:vAlign w:val="center"/>
-          </w:tcPr>
-          <w:p>
-            <w:pPr>
-              <w:jc w:val="center"/>
-              <w:cnfStyle w:val="000000100000" w:firstRow="0" w:lastRow="0" w:firstColumn="0" w:lastColumn="0" w:oddVBand="0" w:evenVBand="0" w:oddHBand="1" w:evenHBand="0" w:firstRowFirstColumn="0" w:firstRowLastColumn="0" w:lastRowFirstColumn="0" w:lastRowLastColumn="0"/>
-              <w:rPr>
-                <w:rFonts w:ascii="Arial Narrow" w:hAnsi="Arial Narrow" w:cs="Calibri"/>
-                <w:b/>
-                <w:sz w:val="16"/>
-              </w:rPr>
-            </w:pPr>
-            <w:r>
-              <w:rPr>
-                <w:b/>
-                <w:sz w:val="16"/>
-              </w:rPr>
-            </w:r>
-            <w:r>
-              <w:rPr>
-                <w:rFonts w:ascii="Malgun Gothic" w:hAnsi="Malgun Gothic"/>
-                <w:b w:val="0"/>
-                <w:sz w:val="18"/>
-              </w:rPr>
-              <w:t>KMT2C</w:t>
-            </w:r>
-          </w:p>
-        </w:tc>
-        <w:tc>
-          <w:tcPr>
-            <w:tcW w:w="1134" w:type="dxa"/>
-            <w:tcBorders>
-              <w:top w:val="double" w:sz="4" w:space="0" w:color="auto"/>
-              <w:bottom w:val="double" w:sz="4" w:space="0" w:color="auto"/>
-            </w:tcBorders>
-            <w:vAlign w:val="center"/>
-          </w:tcPr>
-          <w:p>
-            <w:pPr>
-              <w:jc w:val="center"/>
-              <w:cnfStyle w:val="000000100000" w:firstRow="0" w:lastRow="0" w:firstColumn="0" w:lastColumn="0" w:oddVBand="0" w:evenVBand="0" w:oddHBand="1" w:evenHBand="0" w:firstRowFirstColumn="0" w:firstRowLastColumn="0" w:lastRowFirstColumn="0" w:lastRowLastColumn="0"/>
-              <w:rPr>
-                <w:b/>
-                <w:sz w:val="16"/>
-              </w:rPr>
-            </w:pPr>
-            <w:r>
-              <w:rPr>
-                <w:b/>
-                <w:sz w:val="16"/>
-              </w:rPr>
-            </w:r>
-            <w:r>
-              <w:rPr>
-                <w:rFonts w:ascii="Malgun Gothic" w:hAnsi="Malgun Gothic"/>
-                <w:b w:val="0"/>
-                <w:sz w:val="18"/>
-              </w:rPr>
-              <w:t>ENST00000262189.6</w:t>
-            </w:r>
-          </w:p>
-          <w:p>
-            <w:pPr>
-              <w:jc w:val="center"/>
-              <w:cnfStyle w:val="000000100000" w:firstRow="0" w:lastRow="0" w:firstColumn="0" w:lastColumn="0" w:oddVBand="0" w:evenVBand="0" w:oddHBand="1" w:evenHBand="0" w:firstRowFirstColumn="0" w:firstRowLastColumn="0" w:lastRowFirstColumn="0" w:lastRowLastColumn="0"/>
-              <w:rPr>
-                <w:rFonts w:ascii="Arial Narrow" w:hAnsi="Arial Narrow" w:cs="Calibri"/>
-                <w:b/>
-                <w:sz w:val="16"/>
-              </w:rPr>
-            </w:pPr>
-            <w:r>
-              <w:rPr>
-                <w:b/>
-                <w:sz w:val="16"/>
-              </w:rPr>
-            </w:r>
-          </w:p>
-        </w:tc>
-        <w:tc>
-          <w:tcPr>
-            <w:tcW w:w="1418" w:type="dxa"/>
-            <w:tcBorders>
-              <w:top w:val="double" w:sz="4" w:space="0" w:color="auto"/>
-              <w:bottom w:val="double" w:sz="4" w:space="0" w:color="auto"/>
-            </w:tcBorders>
-            <w:vAlign w:val="center"/>
-          </w:tcPr>
-          <w:p>
-            <w:pPr>
-              <w:jc w:val="center"/>
-              <w:cnfStyle w:val="000000100000" w:firstRow="0" w:lastRow="0" w:firstColumn="0" w:lastColumn="0" w:oddVBand="0" w:evenVBand="0" w:oddHBand="1" w:evenHBand="0" w:firstRowFirstColumn="0" w:firstRowLastColumn="0" w:lastRowFirstColumn="0" w:lastRowLastColumn="0"/>
-              <w:rPr>
-                <w:rFonts w:ascii="Arial Narrow" w:hAnsi="Arial Narrow" w:cs="Calibri"/>
-                <w:b/>
-                <w:sz w:val="16"/>
-              </w:rPr>
-            </w:pPr>
-            <w:r>
-              <w:rPr>
-                <w:b/>
-                <w:sz w:val="16"/>
-              </w:rPr>
-            </w:r>
-            <w:r>
-              <w:rPr>
-                <w:rFonts w:ascii="Malgun Gothic" w:hAnsi="Malgun Gothic"/>
-                <w:b w:val="0"/>
-                <w:sz w:val="18"/>
-              </w:rPr>
-              <w:t>ENSP00000262189.6</w:t>
-            </w:r>
-          </w:p>
-        </w:tc>
-        <w:tc>
-          <w:tcPr>
-            <w:tcW w:w="1275" w:type="dxa"/>
-            <w:tcBorders>
-              <w:top w:val="double" w:sz="4" w:space="0" w:color="auto"/>
-              <w:bottom w:val="double" w:sz="4" w:space="0" w:color="auto"/>
-            </w:tcBorders>
-            <w:vAlign w:val="center"/>
-          </w:tcPr>
-          <w:p>
-            <w:pPr>
-              <w:spacing w:after="160" w:line="259" w:lineRule="auto"/>
-              <w:jc w:val="center"/>
-              <w:cnfStyle w:val="000000100000" w:firstRow="0" w:lastRow="0" w:firstColumn="0" w:lastColumn="0" w:oddVBand="0" w:evenVBand="0" w:oddHBand="1" w:evenHBand="0" w:firstRowFirstColumn="0" w:firstRowLastColumn="0" w:lastRowFirstColumn="0" w:lastRowLastColumn="0"/>
-              <w:rPr>
-                <w:b/>
-                <w:sz w:val="16"/>
-              </w:rPr>
-            </w:pPr>
-            <w:r>
-              <w:rPr>
-                <w:b/>
-                <w:sz w:val="16"/>
-              </w:rPr>
-            </w:r>
-            <w:r>
-              <w:rPr>
-                <w:rFonts w:ascii="Malgun Gothic" w:hAnsi="Malgun Gothic"/>
-                <w:b w:val="0"/>
-                <w:sz w:val="18"/>
-              </w:rPr>
-              <w:t>c.2468T&gt;C</w:t>
-            </w:r>
-          </w:p>
-        </w:tc>
-        <w:tc>
-          <w:tcPr>
-            <w:tcW w:w="1276" w:type="dxa"/>
-            <w:tcBorders>
-              <w:top w:val="double" w:sz="4" w:space="0" w:color="auto"/>
-              <w:bottom w:val="double" w:sz="4" w:space="0" w:color="auto"/>
-            </w:tcBorders>
-            <w:vAlign w:val="center"/>
-          </w:tcPr>
-          <w:p>
-            <w:pPr>
-              <w:jc w:val="center"/>
-              <w:cnfStyle w:val="000000100000" w:firstRow="0" w:lastRow="0" w:firstColumn="0" w:lastColumn="0" w:oddVBand="0" w:evenVBand="0" w:oddHBand="1" w:evenHBand="0" w:firstRowFirstColumn="0" w:firstRowLastColumn="0" w:lastRowFirstColumn="0" w:lastRowLastColumn="0"/>
-              <w:rPr>
-                <w:rFonts w:ascii="Arial Narrow" w:hAnsi="Arial Narrow" w:cs="Calibri"/>
-                <w:b/>
-                <w:sz w:val="16"/>
-              </w:rPr>
-            </w:pPr>
-            <w:r>
-              <w:rPr>
-                <w:b/>
-                <w:sz w:val="16"/>
-              </w:rPr>
-            </w:r>
-            <w:r>
-              <w:rPr>
-                <w:rFonts w:ascii="Malgun Gothic" w:hAnsi="Malgun Gothic"/>
-                <w:b w:val="0"/>
-                <w:sz w:val="18"/>
-              </w:rPr>
-              <w:t>p.Ile823Thr</w:t>
-            </w:r>
-          </w:p>
-        </w:tc>
-        <w:tc>
-          <w:tcPr>
-            <w:tcW w:w="709" w:type="dxa"/>
-            <w:tcBorders>
-              <w:top w:val="double" w:sz="4" w:space="0" w:color="auto"/>
-              <w:bottom w:val="double" w:sz="4" w:space="0" w:color="auto"/>
-            </w:tcBorders>
-            <w:vAlign w:val="center"/>
-          </w:tcPr>
-          <w:p>
-            <w:pPr>
-              <w:jc w:val="center"/>
-              <w:cnfStyle w:val="000000100000" w:firstRow="0" w:lastRow="0" w:firstColumn="0" w:lastColumn="0" w:oddVBand="0" w:evenVBand="0" w:oddHBand="1" w:evenHBand="0" w:firstRowFirstColumn="0" w:firstRowLastColumn="0" w:lastRowFirstColumn="0" w:lastRowLastColumn="0"/>
-              <w:rPr>
-                <w:rFonts w:ascii="Arial Narrow" w:hAnsi="Arial Narrow" w:cs="Calibri"/>
-                <w:b/>
-                <w:sz w:val="16"/>
-              </w:rPr>
-            </w:pPr>
-            <w:r>
-              <w:rPr>
-                <w:b/>
-                <w:sz w:val="16"/>
-              </w:rPr>
-            </w:r>
-            <w:r>
-              <w:rPr>
-                <w:rFonts w:ascii="Malgun Gothic" w:hAnsi="Malgun Gothic"/>
-                <w:b w:val="0"/>
-                <w:sz w:val="18"/>
-              </w:rPr>
-              <w:t>0.94%</w:t>
-            </w:r>
-          </w:p>
-        </w:tc>
-        <w:tc>
-          <w:tcPr>
-            <w:tcW w:w="2214" w:type="dxa"/>
-            <w:tcBorders>
-              <w:top w:val="double" w:sz="4" w:space="0" w:color="auto"/>
-              <w:bottom w:val="double" w:sz="4" w:space="0" w:color="auto"/>
-            </w:tcBorders>
-            <w:vAlign w:val="center"/>
-          </w:tcPr>
-          <w:p>
-            <w:pPr>
-              <w:jc w:val="center"/>
-              <w:cnfStyle w:val="000000100000" w:firstRow="0" w:lastRow="0" w:firstColumn="0" w:lastColumn="0" w:oddVBand="0" w:evenVBand="0" w:oddHBand="1" w:evenHBand="0" w:firstRowFirstColumn="0" w:firstRowLastColumn="0" w:lastRowFirstColumn="0" w:lastRowLastColumn="0"/>
-              <w:rPr>
-                <w:b/>
-                <w:sz w:val="16"/>
-              </w:rPr>
-            </w:pPr>
-            <w:r>
-              <w:rPr>
-                <w:b/>
-                <w:sz w:val="16"/>
-              </w:rPr>
-            </w:r>
-            <w:proofErr w:type="spellStart"/>
-            <w:r>
-              <w:rPr>
-                <w:b/>
-                <w:sz w:val="16"/>
-              </w:rPr>
-            </w:r>
-            <w:proofErr w:type="spellEnd"/>
-            <w:r>
-              <w:rPr>
-                <w:rFonts w:ascii="Malgun Gothic" w:hAnsi="Malgun Gothic"/>
-                <w:b w:val="0"/>
-                <w:sz w:val="18"/>
-              </w:rPr>
-            </w:r>
-          </w:p>
-          <w:p>
-            <w:pPr>
-              <w:jc w:val="center"/>
-              <w:cnfStyle w:val="000000100000" w:firstRow="0" w:lastRow="0" w:firstColumn="0" w:lastColumn="0" w:oddVBand="0" w:evenVBand="0" w:oddHBand="1" w:evenHBand="0" w:firstRowFirstColumn="0" w:firstRowLastColumn="0" w:lastRowFirstColumn="0" w:lastRowLastColumn="0"/>
-              <w:rPr>
-                <w:rFonts w:ascii="Arial Narrow" w:hAnsi="Arial Narrow" w:cs="Calibri"/>
-                <w:b/>
-                <w:sz w:val="16"/>
-              </w:rPr>
-            </w:pPr>
-            <w:r>
-              <w:rPr>
-                <w:b/>
-                <w:sz w:val="14"/>
-              </w:rPr>
-            </w:r>
-            <w:proofErr w:type="spellStart"/>
-            <w:r>
-              <w:rPr>
-                <w:b/>
-                <w:sz w:val="14"/>
-              </w:rPr>
-            </w:r>
-            <w:proofErr w:type="spellEnd"/>
-            <w:r>
-              <w:rPr>
-                <w:b/>
-                <w:sz w:val="14"/>
-              </w:rPr>
-            </w:r>
-          </w:p>
-        </w:tc>
-      </w:tr>
-      <w:tr>
-        <w:trPr>
-          <w:cnfStyle w:val="000000100000" w:firstRow="0" w:lastRow="0" w:firstColumn="0" w:lastColumn="0" w:oddVBand="0" w:evenVBand="0" w:oddHBand="1" w:evenHBand="0" w:firstRowFirstColumn="0" w:firstRowLastColumn="0" w:lastRowFirstColumn="0" w:lastRowLastColumn="0"/>
-          <w:trHeight w:hRule="exact" w:val="624"/>
-        </w:trPr>
-        <w:tc>
-          <w:tcPr>
-            <w:cnfStyle w:val="001000000000" w:firstRow="0" w:lastRow="0" w:firstColumn="1" w:lastColumn="0" w:oddVBand="0" w:evenVBand="0" w:oddHBand="0" w:evenHBand="0" w:firstRowFirstColumn="0" w:firstRowLastColumn="0" w:lastRowFirstColumn="0" w:lastRowLastColumn="0"/>
-            <w:tcW w:w="1276" w:type="dxa"/>
-            <w:tcBorders>
-              <w:top w:val="double" w:sz="4" w:space="0" w:color="auto"/>
-              <w:bottom w:val="double" w:sz="4" w:space="0" w:color="auto"/>
-            </w:tcBorders>
-            <w:vAlign w:val="center"/>
-          </w:tcPr>
-          <w:p>
-            <w:pPr>
-              <w:spacing w:after="160" w:line="259" w:lineRule="auto"/>
-              <w:jc w:val="center"/>
-              <w:rPr>
-                <w:sz w:val="16"/>
-              </w:rPr>
-            </w:pPr>
-            <w:r>
-              <w:rPr>
-                <w:caps w:val="0"/>
-                <w:sz w:val="16"/>
-              </w:rPr>
-            </w:r>
-            <w:r>
-              <w:rPr>
-                <w:rFonts w:ascii="Malgun Gothic" w:hAnsi="Malgun Gothic"/>
-                <w:b w:val="0"/>
-                <w:sz w:val="18"/>
-              </w:rPr>
-              <w:t>Tier 3</w:t>
-            </w:r>
-          </w:p>
-        </w:tc>
-        <w:tc>
-          <w:tcPr>
-            <w:tcW w:w="1134" w:type="dxa"/>
-            <w:tcBorders>
-              <w:top w:val="double" w:sz="4" w:space="0" w:color="auto"/>
-              <w:bottom w:val="double" w:sz="4" w:space="0" w:color="auto"/>
-            </w:tcBorders>
-            <w:vAlign w:val="center"/>
-          </w:tcPr>
-          <w:p>
-            <w:pPr>
-              <w:jc w:val="center"/>
-              <w:cnfStyle w:val="000000100000" w:firstRow="0" w:lastRow="0" w:firstColumn="0" w:lastColumn="0" w:oddVBand="0" w:evenVBand="0" w:oddHBand="1" w:evenHBand="0" w:firstRowFirstColumn="0" w:firstRowLastColumn="0" w:lastRowFirstColumn="0" w:lastRowLastColumn="0"/>
-              <w:rPr>
-                <w:rFonts w:ascii="Arial Narrow" w:hAnsi="Arial Narrow" w:cs="Calibri"/>
-                <w:b/>
-                <w:sz w:val="16"/>
-              </w:rPr>
-            </w:pPr>
-            <w:r>
-              <w:rPr>
-                <w:b/>
-                <w:sz w:val="16"/>
-              </w:rPr>
-            </w:r>
-            <w:r>
-              <w:rPr>
-                <w:rFonts w:ascii="Malgun Gothic" w:hAnsi="Malgun Gothic"/>
-                <w:b w:val="0"/>
-                <w:sz w:val="18"/>
-              </w:rPr>
-              <w:t>ITPKB</w:t>
-            </w:r>
-          </w:p>
-        </w:tc>
-        <w:tc>
-          <w:tcPr>
-            <w:tcW w:w="1134" w:type="dxa"/>
-            <w:tcBorders>
-              <w:top w:val="double" w:sz="4" w:space="0" w:color="auto"/>
-              <w:bottom w:val="double" w:sz="4" w:space="0" w:color="auto"/>
-            </w:tcBorders>
-            <w:vAlign w:val="center"/>
-          </w:tcPr>
-          <w:p>
-            <w:pPr>
-              <w:jc w:val="center"/>
-              <w:cnfStyle w:val="000000100000" w:firstRow="0" w:lastRow="0" w:firstColumn="0" w:lastColumn="0" w:oddVBand="0" w:evenVBand="0" w:oddHBand="1" w:evenHBand="0" w:firstRowFirstColumn="0" w:firstRowLastColumn="0" w:lastRowFirstColumn="0" w:lastRowLastColumn="0"/>
-              <w:rPr>
-                <w:b/>
-                <w:sz w:val="16"/>
-              </w:rPr>
-            </w:pPr>
-            <w:r>
-              <w:rPr>
-                <w:b/>
-                <w:sz w:val="16"/>
-              </w:rPr>
-            </w:r>
-            <w:r>
-              <w:rPr>
-                <w:rFonts w:ascii="Malgun Gothic" w:hAnsi="Malgun Gothic"/>
-                <w:b w:val="0"/>
-                <w:sz w:val="18"/>
-              </w:rPr>
-              <w:t>ENST00000429204.1</w:t>
-            </w:r>
-          </w:p>
-          <w:p>
-            <w:pPr>
-              <w:jc w:val="center"/>
-              <w:cnfStyle w:val="000000100000" w:firstRow="0" w:lastRow="0" w:firstColumn="0" w:lastColumn="0" w:oddVBand="0" w:evenVBand="0" w:oddHBand="1" w:evenHBand="0" w:firstRowFirstColumn="0" w:firstRowLastColumn="0" w:lastRowFirstColumn="0" w:lastRowLastColumn="0"/>
-              <w:rPr>
-                <w:rFonts w:ascii="Arial Narrow" w:hAnsi="Arial Narrow" w:cs="Calibri"/>
-                <w:b/>
-                <w:sz w:val="16"/>
-              </w:rPr>
-            </w:pPr>
-            <w:r>
-              <w:rPr>
-                <w:b/>
-                <w:sz w:val="16"/>
-              </w:rPr>
-            </w:r>
-          </w:p>
-        </w:tc>
-        <w:tc>
-          <w:tcPr>
-            <w:tcW w:w="1418" w:type="dxa"/>
-            <w:tcBorders>
-              <w:top w:val="double" w:sz="4" w:space="0" w:color="auto"/>
-              <w:bottom w:val="double" w:sz="4" w:space="0" w:color="auto"/>
-            </w:tcBorders>
-            <w:vAlign w:val="center"/>
-          </w:tcPr>
-          <w:p>
-            <w:pPr>
-              <w:jc w:val="center"/>
-              <w:cnfStyle w:val="000000100000" w:firstRow="0" w:lastRow="0" w:firstColumn="0" w:lastColumn="0" w:oddVBand="0" w:evenVBand="0" w:oddHBand="1" w:evenHBand="0" w:firstRowFirstColumn="0" w:firstRowLastColumn="0" w:lastRowFirstColumn="0" w:lastRowLastColumn="0"/>
-              <w:rPr>
-                <w:rFonts w:ascii="Arial Narrow" w:hAnsi="Arial Narrow" w:cs="Calibri"/>
-                <w:b/>
-                <w:sz w:val="16"/>
-              </w:rPr>
-            </w:pPr>
-            <w:r>
-              <w:rPr>
-                <w:b/>
-                <w:sz w:val="16"/>
-              </w:rPr>
-            </w:r>
-            <w:r>
-              <w:rPr>
-                <w:rFonts w:ascii="Malgun Gothic" w:hAnsi="Malgun Gothic"/>
-                <w:b w:val="0"/>
-                <w:sz w:val="18"/>
-              </w:rPr>
-              <w:t>ENSP00000411152.1</w:t>
-            </w:r>
-          </w:p>
-        </w:tc>
-        <w:tc>
-          <w:tcPr>
-            <w:tcW w:w="1275" w:type="dxa"/>
-            <w:tcBorders>
-              <w:top w:val="double" w:sz="4" w:space="0" w:color="auto"/>
-              <w:bottom w:val="double" w:sz="4" w:space="0" w:color="auto"/>
-            </w:tcBorders>
-            <w:vAlign w:val="center"/>
-          </w:tcPr>
-          <w:p>
-            <w:pPr>
-              <w:spacing w:after="160" w:line="259" w:lineRule="auto"/>
-              <w:jc w:val="center"/>
-              <w:cnfStyle w:val="000000100000" w:firstRow="0" w:lastRow="0" w:firstColumn="0" w:lastColumn="0" w:oddVBand="0" w:evenVBand="0" w:oddHBand="1" w:evenHBand="0" w:firstRowFirstColumn="0" w:firstRowLastColumn="0" w:lastRowFirstColumn="0" w:lastRowLastColumn="0"/>
-              <w:rPr>
-                <w:b/>
-                <w:sz w:val="16"/>
-              </w:rPr>
-            </w:pPr>
-            <w:r>
-              <w:rPr>
-                <w:b/>
-                <w:sz w:val="16"/>
-              </w:rPr>
-            </w:r>
-            <w:r>
-              <w:rPr>
-                <w:rFonts w:ascii="Malgun Gothic" w:hAnsi="Malgun Gothic"/>
-                <w:b w:val="0"/>
-                <w:sz w:val="18"/>
-              </w:rPr>
-              <w:t>c.275_276insTGG</w:t>
-            </w:r>
-          </w:p>
-        </w:tc>
-        <w:tc>
-          <w:tcPr>
-            <w:tcW w:w="1276" w:type="dxa"/>
-            <w:tcBorders>
-              <w:top w:val="double" w:sz="4" w:space="0" w:color="auto"/>
-              <w:bottom w:val="double" w:sz="4" w:space="0" w:color="auto"/>
-            </w:tcBorders>
-            <w:vAlign w:val="center"/>
-          </w:tcPr>
-          <w:p>
-            <w:pPr>
-              <w:jc w:val="center"/>
-              <w:cnfStyle w:val="000000100000" w:firstRow="0" w:lastRow="0" w:firstColumn="0" w:lastColumn="0" w:oddVBand="0" w:evenVBand="0" w:oddHBand="1" w:evenHBand="0" w:firstRowFirstColumn="0" w:firstRowLastColumn="0" w:lastRowFirstColumn="0" w:lastRowLastColumn="0"/>
-              <w:rPr>
-                <w:rFonts w:ascii="Arial Narrow" w:hAnsi="Arial Narrow" w:cs="Calibri"/>
-                <w:b/>
-                <w:sz w:val="16"/>
-              </w:rPr>
-            </w:pPr>
-            <w:r>
-              <w:rPr>
-                <w:b/>
-                <w:sz w:val="16"/>
-              </w:rPr>
-            </w:r>
-            <w:r>
-              <w:rPr>
-                <w:rFonts w:ascii="Malgun Gothic" w:hAnsi="Malgun Gothic"/>
-                <w:b w:val="0"/>
-                <w:sz w:val="18"/>
-              </w:rPr>
-              <w:t>p.Ser92_Ser93insGly</w:t>
-            </w:r>
-          </w:p>
-        </w:tc>
-        <w:tc>
-          <w:tcPr>
-            <w:tcW w:w="709" w:type="dxa"/>
-            <w:tcBorders>
-              <w:top w:val="double" w:sz="4" w:space="0" w:color="auto"/>
-              <w:bottom w:val="double" w:sz="4" w:space="0" w:color="auto"/>
-            </w:tcBorders>
-            <w:vAlign w:val="center"/>
-          </w:tcPr>
-          <w:p>
-            <w:pPr>
-              <w:jc w:val="center"/>
-              <w:cnfStyle w:val="000000100000" w:firstRow="0" w:lastRow="0" w:firstColumn="0" w:lastColumn="0" w:oddVBand="0" w:evenVBand="0" w:oddHBand="1" w:evenHBand="0" w:firstRowFirstColumn="0" w:firstRowLastColumn="0" w:lastRowFirstColumn="0" w:lastRowLastColumn="0"/>
-              <w:rPr>
-                <w:rFonts w:ascii="Arial Narrow" w:hAnsi="Arial Narrow" w:cs="Calibri"/>
-                <w:b/>
-                <w:sz w:val="16"/>
-              </w:rPr>
-            </w:pPr>
-            <w:r>
-              <w:rPr>
-                <w:b/>
-                <w:sz w:val="16"/>
-              </w:rPr>
-            </w:r>
-            <w:r>
-              <w:rPr>
-                <w:rFonts w:ascii="Malgun Gothic" w:hAnsi="Malgun Gothic"/>
-                <w:b w:val="0"/>
-                <w:sz w:val="18"/>
-              </w:rPr>
-              <w:t>0.67%</w:t>
-            </w:r>
-          </w:p>
-        </w:tc>
-        <w:tc>
-          <w:tcPr>
-            <w:tcW w:w="2214" w:type="dxa"/>
-            <w:tcBorders>
-              <w:top w:val="double" w:sz="4" w:space="0" w:color="auto"/>
-              <w:bottom w:val="double" w:sz="4" w:space="0" w:color="auto"/>
-            </w:tcBorders>
-            <w:vAlign w:val="center"/>
-          </w:tcPr>
-          <w:p>
-            <w:pPr>
-              <w:jc w:val="center"/>
-              <w:cnfStyle w:val="000000100000" w:firstRow="0" w:lastRow="0" w:firstColumn="0" w:lastColumn="0" w:oddVBand="0" w:evenVBand="0" w:oddHBand="1" w:evenHBand="0" w:firstRowFirstColumn="0" w:firstRowLastColumn="0" w:lastRowFirstColumn="0" w:lastRowLastColumn="0"/>
-              <w:rPr>
-                <w:b/>
-                <w:sz w:val="16"/>
-              </w:rPr>
-            </w:pPr>
-            <w:r>
-              <w:rPr>
-                <w:b/>
-                <w:sz w:val="16"/>
-              </w:rPr>
-            </w:r>
-            <w:proofErr w:type="spellStart"/>
-            <w:r>
-              <w:rPr>
-                <w:b/>
-                <w:sz w:val="16"/>
-              </w:rPr>
-            </w:r>
-            <w:proofErr w:type="spellEnd"/>
-            <w:r>
-              <w:rPr>
-                <w:rFonts w:ascii="Malgun Gothic" w:hAnsi="Malgun Gothic"/>
-                <w:b w:val="0"/>
-                <w:sz w:val="18"/>
-              </w:rPr>
-            </w:r>
-          </w:p>
-          <w:p>
-            <w:pPr>
-              <w:jc w:val="center"/>
-              <w:cnfStyle w:val="000000100000" w:firstRow="0" w:lastRow="0" w:firstColumn="0" w:lastColumn="0" w:oddVBand="0" w:evenVBand="0" w:oddHBand="1" w:evenHBand="0" w:firstRowFirstColumn="0" w:firstRowLastColumn="0" w:lastRowFirstColumn="0" w:lastRowLastColumn="0"/>
-              <w:rPr>
-                <w:rFonts w:ascii="Arial Narrow" w:hAnsi="Arial Narrow" w:cs="Calibri"/>
-                <w:b/>
-                <w:sz w:val="16"/>
-              </w:rPr>
-            </w:pPr>
-            <w:r>
-              <w:rPr>
-                <w:b/>
-                <w:sz w:val="14"/>
-              </w:rPr>
-            </w:r>
-            <w:proofErr w:type="spellStart"/>
-            <w:r>
-              <w:rPr>
-                <w:b/>
-                <w:sz w:val="14"/>
-              </w:rPr>
-            </w:r>
-            <w:proofErr w:type="spellEnd"/>
-            <w:r>
-              <w:rPr>
-                <w:b/>
-                <w:sz w:val="14"/>
-              </w:rPr>
-            </w:r>
-          </w:p>
-        </w:tc>
-      </w:tr>
-      <w:tr>
-        <w:trPr>
-          <w:cnfStyle w:val="000000100000" w:firstRow="0" w:lastRow="0" w:firstColumn="0" w:lastColumn="0" w:oddVBand="0" w:evenVBand="0" w:oddHBand="1" w:evenHBand="0" w:firstRowFirstColumn="0" w:firstRowLastColumn="0" w:lastRowFirstColumn="0" w:lastRowLastColumn="0"/>
-          <w:trHeight w:hRule="exact" w:val="624"/>
-        </w:trPr>
-        <w:tc>
-          <w:tcPr>
-            <w:cnfStyle w:val="001000000000" w:firstRow="0" w:lastRow="0" w:firstColumn="1" w:lastColumn="0" w:oddVBand="0" w:evenVBand="0" w:oddHBand="0" w:evenHBand="0" w:firstRowFirstColumn="0" w:firstRowLastColumn="0" w:lastRowFirstColumn="0" w:lastRowLastColumn="0"/>
-            <w:tcW w:w="1276" w:type="dxa"/>
-            <w:tcBorders>
-              <w:top w:val="double" w:sz="4" w:space="0" w:color="auto"/>
-              <w:bottom w:val="double" w:sz="4" w:space="0" w:color="auto"/>
-            </w:tcBorders>
-            <w:vAlign w:val="center"/>
-          </w:tcPr>
-          <w:p>
-            <w:pPr>
-              <w:spacing w:after="160" w:line="259" w:lineRule="auto"/>
-              <w:jc w:val="center"/>
-              <w:rPr>
-                <w:sz w:val="16"/>
-              </w:rPr>
-            </w:pPr>
-            <w:r>
-              <w:rPr>
-                <w:caps w:val="0"/>
-                <w:sz w:val="16"/>
-              </w:rPr>
-            </w:r>
-            <w:r>
-              <w:rPr>
-                <w:rFonts w:ascii="Malgun Gothic" w:hAnsi="Malgun Gothic"/>
-                <w:b w:val="0"/>
-                <w:sz w:val="18"/>
-              </w:rPr>
-              <w:t>Tier 3</w:t>
-            </w:r>
-          </w:p>
-        </w:tc>
-        <w:tc>
-          <w:tcPr>
-            <w:tcW w:w="1134" w:type="dxa"/>
-            <w:tcBorders>
-              <w:top w:val="double" w:sz="4" w:space="0" w:color="auto"/>
-              <w:bottom w:val="double" w:sz="4" w:space="0" w:color="auto"/>
-            </w:tcBorders>
-            <w:vAlign w:val="center"/>
-          </w:tcPr>
-          <w:p>
-            <w:pPr>
-              <w:jc w:val="center"/>
-              <w:cnfStyle w:val="000000100000" w:firstRow="0" w:lastRow="0" w:firstColumn="0" w:lastColumn="0" w:oddVBand="0" w:evenVBand="0" w:oddHBand="1" w:evenHBand="0" w:firstRowFirstColumn="0" w:firstRowLastColumn="0" w:lastRowFirstColumn="0" w:lastRowLastColumn="0"/>
-              <w:rPr>
-                <w:rFonts w:ascii="Arial Narrow" w:hAnsi="Arial Narrow" w:cs="Calibri"/>
-                <w:b/>
-                <w:sz w:val="16"/>
-              </w:rPr>
-            </w:pPr>
-            <w:r>
-              <w:rPr>
-                <w:b/>
-                <w:sz w:val="16"/>
-              </w:rPr>
-            </w:r>
-            <w:r>
-              <w:rPr>
-                <w:rFonts w:ascii="Malgun Gothic" w:hAnsi="Malgun Gothic"/>
-                <w:b w:val="0"/>
-                <w:sz w:val="18"/>
-              </w:rPr>
-              <w:t>BIRC3</w:t>
-            </w:r>
-          </w:p>
-        </w:tc>
-        <w:tc>
-          <w:tcPr>
-            <w:tcW w:w="1134" w:type="dxa"/>
-            <w:tcBorders>
-              <w:top w:val="double" w:sz="4" w:space="0" w:color="auto"/>
-              <w:bottom w:val="double" w:sz="4" w:space="0" w:color="auto"/>
-            </w:tcBorders>
-            <w:vAlign w:val="center"/>
-          </w:tcPr>
-          <w:p>
-            <w:pPr>
-              <w:jc w:val="center"/>
-              <w:cnfStyle w:val="000000100000" w:firstRow="0" w:lastRow="0" w:firstColumn="0" w:lastColumn="0" w:oddVBand="0" w:evenVBand="0" w:oddHBand="1" w:evenHBand="0" w:firstRowFirstColumn="0" w:firstRowLastColumn="0" w:lastRowFirstColumn="0" w:lastRowLastColumn="0"/>
-              <w:rPr>
-                <w:b/>
-                <w:sz w:val="16"/>
-              </w:rPr>
-            </w:pPr>
-            <w:r>
-              <w:rPr>
-                <w:b/>
-                <w:sz w:val="16"/>
-              </w:rPr>
-            </w:r>
-            <w:r>
-              <w:rPr>
-                <w:rFonts w:ascii="Malgun Gothic" w:hAnsi="Malgun Gothic"/>
-                <w:b w:val="0"/>
-                <w:sz w:val="18"/>
-              </w:rPr>
-              <w:t>ENST00000263464.3</w:t>
-            </w:r>
-          </w:p>
-          <w:p>
-            <w:pPr>
-              <w:jc w:val="center"/>
-              <w:cnfStyle w:val="000000100000" w:firstRow="0" w:lastRow="0" w:firstColumn="0" w:lastColumn="0" w:oddVBand="0" w:evenVBand="0" w:oddHBand="1" w:evenHBand="0" w:firstRowFirstColumn="0" w:firstRowLastColumn="0" w:lastRowFirstColumn="0" w:lastRowLastColumn="0"/>
-              <w:rPr>
-                <w:rFonts w:ascii="Arial Narrow" w:hAnsi="Arial Narrow" w:cs="Calibri"/>
-                <w:b/>
-                <w:sz w:val="16"/>
-              </w:rPr>
-            </w:pPr>
-            <w:r>
-              <w:rPr>
-                <w:b/>
-                <w:sz w:val="16"/>
-              </w:rPr>
-            </w:r>
-          </w:p>
-        </w:tc>
-        <w:tc>
-          <w:tcPr>
-            <w:tcW w:w="1418" w:type="dxa"/>
-            <w:tcBorders>
-              <w:top w:val="double" w:sz="4" w:space="0" w:color="auto"/>
-              <w:bottom w:val="double" w:sz="4" w:space="0" w:color="auto"/>
-            </w:tcBorders>
-            <w:vAlign w:val="center"/>
-          </w:tcPr>
-          <w:p>
-            <w:pPr>
-              <w:jc w:val="center"/>
-              <w:cnfStyle w:val="000000100000" w:firstRow="0" w:lastRow="0" w:firstColumn="0" w:lastColumn="0" w:oddVBand="0" w:evenVBand="0" w:oddHBand="1" w:evenHBand="0" w:firstRowFirstColumn="0" w:firstRowLastColumn="0" w:lastRowFirstColumn="0" w:lastRowLastColumn="0"/>
-              <w:rPr>
-                <w:rFonts w:ascii="Arial Narrow" w:hAnsi="Arial Narrow" w:cs="Calibri"/>
-                <w:b/>
-                <w:sz w:val="16"/>
-              </w:rPr>
-            </w:pPr>
-            <w:r>
-              <w:rPr>
-                <w:b/>
-                <w:sz w:val="16"/>
-              </w:rPr>
-            </w:r>
-            <w:r>
-              <w:rPr>
-                <w:rFonts w:ascii="Malgun Gothic" w:hAnsi="Malgun Gothic"/>
-                <w:b w:val="0"/>
-                <w:sz w:val="18"/>
-              </w:rPr>
-            </w:r>
-          </w:p>
-        </w:tc>
-        <w:tc>
-          <w:tcPr>
-            <w:tcW w:w="1275" w:type="dxa"/>
-            <w:tcBorders>
-              <w:top w:val="double" w:sz="4" w:space="0" w:color="auto"/>
-              <w:bottom w:val="double" w:sz="4" w:space="0" w:color="auto"/>
-            </w:tcBorders>
-            <w:vAlign w:val="center"/>
-          </w:tcPr>
-          <w:p>
-            <w:pPr>
-              <w:spacing w:after="160" w:line="259" w:lineRule="auto"/>
-              <w:jc w:val="center"/>
-              <w:cnfStyle w:val="000000100000" w:firstRow="0" w:lastRow="0" w:firstColumn="0" w:lastColumn="0" w:oddVBand="0" w:evenVBand="0" w:oddHBand="1" w:evenHBand="0" w:firstRowFirstColumn="0" w:firstRowLastColumn="0" w:lastRowFirstColumn="0" w:lastRowLastColumn="0"/>
-              <w:rPr>
-                <w:b/>
-                <w:sz w:val="16"/>
-              </w:rPr>
-            </w:pPr>
-            <w:r>
-              <w:rPr>
-                <w:b/>
-                <w:sz w:val="16"/>
-              </w:rPr>
-            </w:r>
-            <w:r>
-              <w:rPr>
-                <w:rFonts w:ascii="Malgun Gothic" w:hAnsi="Malgun Gothic"/>
-                <w:b w:val="0"/>
-                <w:sz w:val="18"/>
-              </w:rPr>
-              <w:t>c.1033-11_1033-7dup</w:t>
-            </w:r>
-          </w:p>
-        </w:tc>
-        <w:tc>
-          <w:tcPr>
-            <w:tcW w:w="1276" w:type="dxa"/>
-            <w:tcBorders>
-              <w:top w:val="double" w:sz="4" w:space="0" w:color="auto"/>
-              <w:bottom w:val="double" w:sz="4" w:space="0" w:color="auto"/>
-            </w:tcBorders>
-            <w:vAlign w:val="center"/>
-          </w:tcPr>
-          <w:p>
-            <w:pPr>
-              <w:jc w:val="center"/>
-              <w:cnfStyle w:val="000000100000" w:firstRow="0" w:lastRow="0" w:firstColumn="0" w:lastColumn="0" w:oddVBand="0" w:evenVBand="0" w:oddHBand="1" w:evenHBand="0" w:firstRowFirstColumn="0" w:firstRowLastColumn="0" w:lastRowFirstColumn="0" w:lastRowLastColumn="0"/>
-              <w:rPr>
-                <w:rFonts w:ascii="Arial Narrow" w:hAnsi="Arial Narrow" w:cs="Calibri"/>
-                <w:b/>
-                <w:sz w:val="16"/>
-              </w:rPr>
-            </w:pPr>
-            <w:r>
-              <w:rPr>
-                <w:b/>
-                <w:sz w:val="16"/>
-              </w:rPr>
-            </w:r>
-            <w:r>
-              <w:rPr>
-                <w:rFonts w:ascii="Malgun Gothic" w:hAnsi="Malgun Gothic"/>
-                <w:b w:val="0"/>
-                <w:sz w:val="18"/>
-              </w:rPr>
-            </w:r>
-          </w:p>
-        </w:tc>
-        <w:tc>
-          <w:tcPr>
-            <w:tcW w:w="709" w:type="dxa"/>
-            <w:tcBorders>
-              <w:top w:val="double" w:sz="4" w:space="0" w:color="auto"/>
-              <w:bottom w:val="double" w:sz="4" w:space="0" w:color="auto"/>
-            </w:tcBorders>
-            <w:vAlign w:val="center"/>
-          </w:tcPr>
-          <w:p>
-            <w:pPr>
-              <w:jc w:val="center"/>
-              <w:cnfStyle w:val="000000100000" w:firstRow="0" w:lastRow="0" w:firstColumn="0" w:lastColumn="0" w:oddVBand="0" w:evenVBand="0" w:oddHBand="1" w:evenHBand="0" w:firstRowFirstColumn="0" w:firstRowLastColumn="0" w:lastRowFirstColumn="0" w:lastRowLastColumn="0"/>
-              <w:rPr>
-                <w:rFonts w:ascii="Arial Narrow" w:hAnsi="Arial Narrow" w:cs="Calibri"/>
-                <w:b/>
-                <w:sz w:val="16"/>
-              </w:rPr>
-            </w:pPr>
-            <w:r>
-              <w:rPr>
-                <w:b/>
-                <w:sz w:val="16"/>
-              </w:rPr>
-            </w:r>
-            <w:r>
-              <w:rPr>
-                <w:rFonts w:ascii="Malgun Gothic" w:hAnsi="Malgun Gothic"/>
-                <w:b w:val="0"/>
-                <w:sz w:val="18"/>
-              </w:rPr>
-              <w:t>0.62%</w:t>
-            </w:r>
-          </w:p>
-        </w:tc>
-        <w:tc>
-          <w:tcPr>
-            <w:tcW w:w="2214" w:type="dxa"/>
-            <w:tcBorders>
-              <w:top w:val="double" w:sz="4" w:space="0" w:color="auto"/>
-              <w:bottom w:val="double" w:sz="4" w:space="0" w:color="auto"/>
-            </w:tcBorders>
-            <w:vAlign w:val="center"/>
-          </w:tcPr>
-          <w:p>
-            <w:pPr>
-              <w:jc w:val="center"/>
-              <w:cnfStyle w:val="000000100000" w:firstRow="0" w:lastRow="0" w:firstColumn="0" w:lastColumn="0" w:oddVBand="0" w:evenVBand="0" w:oddHBand="1" w:evenHBand="0" w:firstRowFirstColumn="0" w:firstRowLastColumn="0" w:lastRowFirstColumn="0" w:lastRowLastColumn="0"/>
-              <w:rPr>
-                <w:b/>
-                <w:sz w:val="16"/>
-              </w:rPr>
-            </w:pPr>
-            <w:r>
-              <w:rPr>
-                <w:b/>
-                <w:sz w:val="16"/>
-              </w:rPr>
-            </w:r>
-            <w:proofErr w:type="spellStart"/>
-            <w:r>
-              <w:rPr>
-                <w:b/>
-                <w:sz w:val="16"/>
-              </w:rPr>
-            </w:r>
-            <w:proofErr w:type="spellEnd"/>
-            <w:r>
-              <w:rPr>
-                <w:rFonts w:ascii="Malgun Gothic" w:hAnsi="Malgun Gothic"/>
-                <w:b w:val="0"/>
-                <w:sz w:val="18"/>
-              </w:rPr>
-            </w:r>
-          </w:p>
-          <w:p>
-            <w:pPr>
-              <w:jc w:val="center"/>
-              <w:cnfStyle w:val="000000100000" w:firstRow="0" w:lastRow="0" w:firstColumn="0" w:lastColumn="0" w:oddVBand="0" w:evenVBand="0" w:oddHBand="1" w:evenHBand="0" w:firstRowFirstColumn="0" w:firstRowLastColumn="0" w:lastRowFirstColumn="0" w:lastRowLastColumn="0"/>
-              <w:rPr>
-                <w:rFonts w:ascii="Arial Narrow" w:hAnsi="Arial Narrow" w:cs="Calibri"/>
-                <w:b/>
-                <w:sz w:val="16"/>
-              </w:rPr>
-            </w:pPr>
-            <w:r>
-              <w:rPr>
-                <w:b/>
-                <w:sz w:val="14"/>
-              </w:rPr>
-            </w:r>
-            <w:proofErr w:type="spellStart"/>
-            <w:r>
-              <w:rPr>
-                <w:b/>
-                <w:sz w:val="14"/>
-              </w:rPr>
-            </w:r>
-            <w:proofErr w:type="spellEnd"/>
-            <w:r>
-              <w:rPr>
-                <w:b/>
-                <w:sz w:val="14"/>
-              </w:rPr>
-            </w:r>
-          </w:p>
-        </w:tc>
-      </w:tr>
-      <w:tr>
-        <w:trPr>
-          <w:cnfStyle w:val="000000100000" w:firstRow="0" w:lastRow="0" w:firstColumn="0" w:lastColumn="0" w:oddVBand="0" w:evenVBand="0" w:oddHBand="1" w:evenHBand="0" w:firstRowFirstColumn="0" w:firstRowLastColumn="0" w:lastRowFirstColumn="0" w:lastRowLastColumn="0"/>
-          <w:trHeight w:hRule="exact" w:val="624"/>
-        </w:trPr>
-        <w:tc>
-          <w:tcPr>
-            <w:cnfStyle w:val="001000000000" w:firstRow="0" w:lastRow="0" w:firstColumn="1" w:lastColumn="0" w:oddVBand="0" w:evenVBand="0" w:oddHBand="0" w:evenHBand="0" w:firstRowFirstColumn="0" w:firstRowLastColumn="0" w:lastRowFirstColumn="0" w:lastRowLastColumn="0"/>
-            <w:tcW w:w="1276" w:type="dxa"/>
-            <w:tcBorders>
-              <w:top w:val="double" w:sz="4" w:space="0" w:color="auto"/>
-              <w:bottom w:val="double" w:sz="4" w:space="0" w:color="auto"/>
-            </w:tcBorders>
-            <w:vAlign w:val="center"/>
-          </w:tcPr>
-          <w:p>
-            <w:pPr>
-              <w:spacing w:after="160" w:line="259" w:lineRule="auto"/>
-              <w:jc w:val="center"/>
-              <w:rPr>
-                <w:sz w:val="16"/>
-              </w:rPr>
-            </w:pPr>
-            <w:r>
-              <w:rPr>
-                <w:caps w:val="0"/>
-                <w:sz w:val="16"/>
-              </w:rPr>
-            </w:r>
-            <w:r>
-              <w:rPr>
-                <w:rFonts w:ascii="Malgun Gothic" w:hAnsi="Malgun Gothic"/>
-                <w:b w:val="0"/>
-                <w:sz w:val="18"/>
-              </w:rPr>
-              <w:t>Tier 3</w:t>
-            </w:r>
-          </w:p>
-        </w:tc>
-        <w:tc>
-          <w:tcPr>
-            <w:tcW w:w="1134" w:type="dxa"/>
-            <w:tcBorders>
-              <w:top w:val="double" w:sz="4" w:space="0" w:color="auto"/>
-              <w:bottom w:val="double" w:sz="4" w:space="0" w:color="auto"/>
-            </w:tcBorders>
-            <w:vAlign w:val="center"/>
-          </w:tcPr>
-          <w:p>
-            <w:pPr>
-              <w:jc w:val="center"/>
-              <w:cnfStyle w:val="000000100000" w:firstRow="0" w:lastRow="0" w:firstColumn="0" w:lastColumn="0" w:oddVBand="0" w:evenVBand="0" w:oddHBand="1" w:evenHBand="0" w:firstRowFirstColumn="0" w:firstRowLastColumn="0" w:lastRowFirstColumn="0" w:lastRowLastColumn="0"/>
-              <w:rPr>
-                <w:rFonts w:ascii="Arial Narrow" w:hAnsi="Arial Narrow" w:cs="Calibri"/>
-                <w:b/>
-                <w:sz w:val="16"/>
-              </w:rPr>
-            </w:pPr>
-            <w:r>
-              <w:rPr>
-                <w:b/>
-                <w:sz w:val="16"/>
-              </w:rPr>
-            </w:r>
-            <w:r>
-              <w:rPr>
-                <w:rFonts w:ascii="Malgun Gothic" w:hAnsi="Malgun Gothic"/>
-                <w:b w:val="0"/>
-                <w:sz w:val="18"/>
-              </w:rPr>
-              <w:t>KMT2D</w:t>
-            </w:r>
-          </w:p>
-        </w:tc>
-        <w:tc>
-          <w:tcPr>
-            <w:tcW w:w="1134" w:type="dxa"/>
-            <w:tcBorders>
-              <w:top w:val="double" w:sz="4" w:space="0" w:color="auto"/>
-              <w:bottom w:val="double" w:sz="4" w:space="0" w:color="auto"/>
-            </w:tcBorders>
-            <w:vAlign w:val="center"/>
-          </w:tcPr>
-          <w:p>
-            <w:pPr>
-              <w:jc w:val="center"/>
-              <w:cnfStyle w:val="000000100000" w:firstRow="0" w:lastRow="0" w:firstColumn="0" w:lastColumn="0" w:oddVBand="0" w:evenVBand="0" w:oddHBand="1" w:evenHBand="0" w:firstRowFirstColumn="0" w:firstRowLastColumn="0" w:lastRowFirstColumn="0" w:lastRowLastColumn="0"/>
-              <w:rPr>
-                <w:b/>
-                <w:sz w:val="16"/>
-              </w:rPr>
-            </w:pPr>
-            <w:r>
-              <w:rPr>
-                <w:b/>
-                <w:sz w:val="16"/>
-              </w:rPr>
-            </w:r>
-            <w:r>
-              <w:rPr>
-                <w:rFonts w:ascii="Malgun Gothic" w:hAnsi="Malgun Gothic"/>
-                <w:b w:val="0"/>
-                <w:sz w:val="18"/>
-              </w:rPr>
-              <w:t>ENST00000301067.7</w:t>
-            </w:r>
-          </w:p>
-          <w:p>
-            <w:pPr>
-              <w:jc w:val="center"/>
-              <w:cnfStyle w:val="000000100000" w:firstRow="0" w:lastRow="0" w:firstColumn="0" w:lastColumn="0" w:oddVBand="0" w:evenVBand="0" w:oddHBand="1" w:evenHBand="0" w:firstRowFirstColumn="0" w:firstRowLastColumn="0" w:lastRowFirstColumn="0" w:lastRowLastColumn="0"/>
-              <w:rPr>
-                <w:rFonts w:ascii="Arial Narrow" w:hAnsi="Arial Narrow" w:cs="Calibri"/>
-                <w:b/>
-                <w:sz w:val="16"/>
-              </w:rPr>
-            </w:pPr>
-            <w:r>
-              <w:rPr>
-                <w:b/>
-                <w:sz w:val="16"/>
-              </w:rPr>
-            </w:r>
-          </w:p>
-        </w:tc>
-        <w:tc>
-          <w:tcPr>
-            <w:tcW w:w="1418" w:type="dxa"/>
-            <w:tcBorders>
-              <w:top w:val="double" w:sz="4" w:space="0" w:color="auto"/>
-              <w:bottom w:val="double" w:sz="4" w:space="0" w:color="auto"/>
-            </w:tcBorders>
-            <w:vAlign w:val="center"/>
-          </w:tcPr>
-          <w:p>
-            <w:pPr>
-              <w:jc w:val="center"/>
-              <w:cnfStyle w:val="000000100000" w:firstRow="0" w:lastRow="0" w:firstColumn="0" w:lastColumn="0" w:oddVBand="0" w:evenVBand="0" w:oddHBand="1" w:evenHBand="0" w:firstRowFirstColumn="0" w:firstRowLastColumn="0" w:lastRowFirstColumn="0" w:lastRowLastColumn="0"/>
-              <w:rPr>
-                <w:rFonts w:ascii="Arial Narrow" w:hAnsi="Arial Narrow" w:cs="Calibri"/>
-                <w:b/>
-                <w:sz w:val="16"/>
-              </w:rPr>
-            </w:pPr>
-            <w:r>
-              <w:rPr>
-                <w:b/>
-                <w:sz w:val="16"/>
-              </w:rPr>
-            </w:r>
-            <w:r>
-              <w:rPr>
-                <w:rFonts w:ascii="Malgun Gothic" w:hAnsi="Malgun Gothic"/>
-                <w:b w:val="0"/>
-                <w:sz w:val="18"/>
-              </w:rPr>
-              <w:t>ENSP00000301067.7</w:t>
-            </w:r>
-          </w:p>
-        </w:tc>
-        <w:tc>
-          <w:tcPr>
-            <w:tcW w:w="1275" w:type="dxa"/>
-            <w:tcBorders>
-              <w:top w:val="double" w:sz="4" w:space="0" w:color="auto"/>
-              <w:bottom w:val="double" w:sz="4" w:space="0" w:color="auto"/>
-            </w:tcBorders>
-            <w:vAlign w:val="center"/>
-          </w:tcPr>
-          <w:p>
-            <w:pPr>
-              <w:spacing w:after="160" w:line="259" w:lineRule="auto"/>
-              <w:jc w:val="center"/>
-              <w:cnfStyle w:val="000000100000" w:firstRow="0" w:lastRow="0" w:firstColumn="0" w:lastColumn="0" w:oddVBand="0" w:evenVBand="0" w:oddHBand="1" w:evenHBand="0" w:firstRowFirstColumn="0" w:firstRowLastColumn="0" w:lastRowFirstColumn="0" w:lastRowLastColumn="0"/>
-              <w:rPr>
-                <w:b/>
-                <w:sz w:val="16"/>
-              </w:rPr>
-            </w:pPr>
-            <w:r>
-              <w:rPr>
-                <w:b/>
-                <w:sz w:val="16"/>
-              </w:rPr>
-            </w:r>
-            <w:r>
-              <w:rPr>
-                <w:rFonts w:ascii="Malgun Gothic" w:hAnsi="Malgun Gothic"/>
-                <w:b w:val="0"/>
-                <w:sz w:val="18"/>
-              </w:rPr>
-              <w:t>c.2509T&gt;C</w:t>
-            </w:r>
-          </w:p>
-        </w:tc>
-        <w:tc>
-          <w:tcPr>
-            <w:tcW w:w="1276" w:type="dxa"/>
-            <w:tcBorders>
-              <w:top w:val="double" w:sz="4" w:space="0" w:color="auto"/>
-              <w:bottom w:val="double" w:sz="4" w:space="0" w:color="auto"/>
-            </w:tcBorders>
-            <w:vAlign w:val="center"/>
-          </w:tcPr>
-          <w:p>
-            <w:pPr>
-              <w:jc w:val="center"/>
-              <w:cnfStyle w:val="000000100000" w:firstRow="0" w:lastRow="0" w:firstColumn="0" w:lastColumn="0" w:oddVBand="0" w:evenVBand="0" w:oddHBand="1" w:evenHBand="0" w:firstRowFirstColumn="0" w:firstRowLastColumn="0" w:lastRowFirstColumn="0" w:lastRowLastColumn="0"/>
-              <w:rPr>
-                <w:rFonts w:ascii="Arial Narrow" w:hAnsi="Arial Narrow" w:cs="Calibri"/>
-                <w:b/>
-                <w:sz w:val="16"/>
-              </w:rPr>
-            </w:pPr>
-            <w:r>
-              <w:rPr>
-                <w:b/>
-                <w:sz w:val="16"/>
-              </w:rPr>
-            </w:r>
-            <w:r>
-              <w:rPr>
-                <w:rFonts w:ascii="Malgun Gothic" w:hAnsi="Malgun Gothic"/>
-                <w:b w:val="0"/>
-                <w:sz w:val="18"/>
-              </w:rPr>
-              <w:t>p.Ser837Pro</w:t>
-            </w:r>
-          </w:p>
-        </w:tc>
-        <w:tc>
-          <w:tcPr>
-            <w:tcW w:w="709" w:type="dxa"/>
-            <w:tcBorders>
-              <w:top w:val="double" w:sz="4" w:space="0" w:color="auto"/>
-              <w:bottom w:val="double" w:sz="4" w:space="0" w:color="auto"/>
-            </w:tcBorders>
-            <w:vAlign w:val="center"/>
-          </w:tcPr>
-          <w:p>
-            <w:pPr>
-              <w:jc w:val="center"/>
-              <w:cnfStyle w:val="000000100000" w:firstRow="0" w:lastRow="0" w:firstColumn="0" w:lastColumn="0" w:oddVBand="0" w:evenVBand="0" w:oddHBand="1" w:evenHBand="0" w:firstRowFirstColumn="0" w:firstRowLastColumn="0" w:lastRowFirstColumn="0" w:lastRowLastColumn="0"/>
-              <w:rPr>
-                <w:rFonts w:ascii="Arial Narrow" w:hAnsi="Arial Narrow" w:cs="Calibri"/>
-                <w:b/>
-                <w:sz w:val="16"/>
-              </w:rPr>
-            </w:pPr>
-            <w:r>
-              <w:rPr>
-                <w:b/>
-                <w:sz w:val="16"/>
-              </w:rPr>
-            </w:r>
-            <w:r>
-              <w:rPr>
-                <w:rFonts w:ascii="Malgun Gothic" w:hAnsi="Malgun Gothic"/>
-                <w:b w:val="0"/>
-                <w:sz w:val="18"/>
-              </w:rPr>
-              <w:t>0.56%</w:t>
-            </w:r>
-          </w:p>
-        </w:tc>
-        <w:tc>
-          <w:tcPr>
-            <w:tcW w:w="2214" w:type="dxa"/>
-            <w:tcBorders>
-              <w:top w:val="double" w:sz="4" w:space="0" w:color="auto"/>
-              <w:bottom w:val="double" w:sz="4" w:space="0" w:color="auto"/>
-            </w:tcBorders>
-            <w:vAlign w:val="center"/>
-          </w:tcPr>
-          <w:p>
-            <w:pPr>
-              <w:jc w:val="center"/>
-              <w:cnfStyle w:val="000000100000" w:firstRow="0" w:lastRow="0" w:firstColumn="0" w:lastColumn="0" w:oddVBand="0" w:evenVBand="0" w:oddHBand="1" w:evenHBand="0" w:firstRowFirstColumn="0" w:firstRowLastColumn="0" w:lastRowFirstColumn="0" w:lastRowLastColumn="0"/>
-              <w:rPr>
-                <w:b/>
-                <w:sz w:val="16"/>
-              </w:rPr>
-            </w:pPr>
-            <w:r>
-              <w:rPr>
-                <w:b/>
-                <w:sz w:val="16"/>
-              </w:rPr>
-            </w:r>
-            <w:proofErr w:type="spellStart"/>
-            <w:r>
-              <w:rPr>
-                <w:b/>
-                <w:sz w:val="16"/>
-              </w:rPr>
-            </w:r>
-            <w:proofErr w:type="spellEnd"/>
-            <w:r>
-              <w:rPr>
-                <w:rFonts w:ascii="Malgun Gothic" w:hAnsi="Malgun Gothic"/>
-                <w:b w:val="0"/>
-                <w:sz w:val="18"/>
-              </w:rPr>
-            </w:r>
-          </w:p>
-          <w:p>
-            <w:pPr>
-              <w:jc w:val="center"/>
-              <w:cnfStyle w:val="000000100000" w:firstRow="0" w:lastRow="0" w:firstColumn="0" w:lastColumn="0" w:oddVBand="0" w:evenVBand="0" w:oddHBand="1" w:evenHBand="0" w:firstRowFirstColumn="0" w:firstRowLastColumn="0" w:lastRowFirstColumn="0" w:lastRowLastColumn="0"/>
-              <w:rPr>
-                <w:rFonts w:ascii="Arial Narrow" w:hAnsi="Arial Narrow" w:cs="Calibri"/>
-                <w:b/>
-                <w:sz w:val="16"/>
-              </w:rPr>
-            </w:pPr>
-            <w:r>
-              <w:rPr>
-                <w:b/>
-                <w:sz w:val="14"/>
-              </w:rPr>
-            </w:r>
-            <w:proofErr w:type="spellStart"/>
-            <w:r>
-              <w:rPr>
-                <w:b/>
-                <w:sz w:val="14"/>
-              </w:rPr>
-            </w:r>
-            <w:proofErr w:type="spellEnd"/>
-            <w:r>
-              <w:rPr>
-                <w:b/>
-                <w:sz w:val="14"/>
-              </w:rPr>
-            </w:r>
-          </w:p>
-        </w:tc>
-      </w:tr>
-      <w:tr>
-        <w:trPr>
-          <w:cnfStyle w:val="000000100000" w:firstRow="0" w:lastRow="0" w:firstColumn="0" w:lastColumn="0" w:oddVBand="0" w:evenVBand="0" w:oddHBand="1" w:evenHBand="0" w:firstRowFirstColumn="0" w:firstRowLastColumn="0" w:lastRowFirstColumn="0" w:lastRowLastColumn="0"/>
-          <w:trHeight w:hRule="exact" w:val="624"/>
-        </w:trPr>
-        <w:tc>
-          <w:tcPr>
-            <w:cnfStyle w:val="001000000000" w:firstRow="0" w:lastRow="0" w:firstColumn="1" w:lastColumn="0" w:oddVBand="0" w:evenVBand="0" w:oddHBand="0" w:evenHBand="0" w:firstRowFirstColumn="0" w:firstRowLastColumn="0" w:lastRowFirstColumn="0" w:lastRowLastColumn="0"/>
-            <w:tcW w:w="1276" w:type="dxa"/>
-            <w:tcBorders>
-              <w:top w:val="double" w:sz="4" w:space="0" w:color="auto"/>
-              <w:bottom w:val="double" w:sz="4" w:space="0" w:color="auto"/>
-            </w:tcBorders>
-            <w:vAlign w:val="center"/>
-          </w:tcPr>
-          <w:p>
-            <w:pPr>
-              <w:spacing w:after="160" w:line="259" w:lineRule="auto"/>
-              <w:jc w:val="center"/>
-              <w:rPr>
-                <w:sz w:val="16"/>
-              </w:rPr>
-            </w:pPr>
-            <w:r>
-              <w:rPr>
-                <w:caps w:val="0"/>
-                <w:sz w:val="16"/>
-              </w:rPr>
-            </w:r>
-            <w:r>
-              <w:rPr>
-                <w:rFonts w:ascii="Malgun Gothic" w:hAnsi="Malgun Gothic"/>
-                <w:b w:val="0"/>
-                <w:sz w:val="18"/>
-              </w:rPr>
-              <w:t>Tier 3</w:t>
-            </w:r>
-          </w:p>
-        </w:tc>
-        <w:tc>
-          <w:tcPr>
-            <w:tcW w:w="1134" w:type="dxa"/>
-            <w:tcBorders>
-              <w:top w:val="double" w:sz="4" w:space="0" w:color="auto"/>
-              <w:bottom w:val="double" w:sz="4" w:space="0" w:color="auto"/>
-            </w:tcBorders>
-            <w:vAlign w:val="center"/>
-          </w:tcPr>
-          <w:p>
-            <w:pPr>
-              <w:jc w:val="center"/>
-              <w:cnfStyle w:val="000000100000" w:firstRow="0" w:lastRow="0" w:firstColumn="0" w:lastColumn="0" w:oddVBand="0" w:evenVBand="0" w:oddHBand="1" w:evenHBand="0" w:firstRowFirstColumn="0" w:firstRowLastColumn="0" w:lastRowFirstColumn="0" w:lastRowLastColumn="0"/>
-              <w:rPr>
-                <w:rFonts w:ascii="Arial Narrow" w:hAnsi="Arial Narrow" w:cs="Calibri"/>
-                <w:b/>
-                <w:sz w:val="16"/>
-              </w:rPr>
-            </w:pPr>
-            <w:r>
-              <w:rPr>
-                <w:b/>
-                <w:sz w:val="16"/>
-              </w:rPr>
-            </w:r>
-            <w:r>
-              <w:rPr>
-                <w:rFonts w:ascii="Malgun Gothic" w:hAnsi="Malgun Gothic"/>
-                <w:b w:val="0"/>
-                <w:sz w:val="18"/>
-              </w:rPr>
-              <w:t>FAS</w:t>
-            </w:r>
-          </w:p>
-        </w:tc>
-        <w:tc>
-          <w:tcPr>
-            <w:tcW w:w="1134" w:type="dxa"/>
-            <w:tcBorders>
-              <w:top w:val="double" w:sz="4" w:space="0" w:color="auto"/>
-              <w:bottom w:val="double" w:sz="4" w:space="0" w:color="auto"/>
-            </w:tcBorders>
-            <w:vAlign w:val="center"/>
-          </w:tcPr>
-          <w:p>
-            <w:pPr>
-              <w:jc w:val="center"/>
-              <w:cnfStyle w:val="000000100000" w:firstRow="0" w:lastRow="0" w:firstColumn="0" w:lastColumn="0" w:oddVBand="0" w:evenVBand="0" w:oddHBand="1" w:evenHBand="0" w:firstRowFirstColumn="0" w:firstRowLastColumn="0" w:lastRowFirstColumn="0" w:lastRowLastColumn="0"/>
-              <w:rPr>
-                <w:b/>
-                <w:sz w:val="16"/>
-              </w:rPr>
-            </w:pPr>
-            <w:r>
-              <w:rPr>
-                <w:b/>
-                <w:sz w:val="16"/>
-              </w:rPr>
-            </w:r>
-            <w:r>
-              <w:rPr>
-                <w:rFonts w:ascii="Malgun Gothic" w:hAnsi="Malgun Gothic"/>
-                <w:b w:val="0"/>
-                <w:sz w:val="18"/>
-              </w:rPr>
-              <w:t>ENST00000355740.2</w:t>
-            </w:r>
-          </w:p>
-          <w:p>
-            <w:pPr>
-              <w:jc w:val="center"/>
-              <w:cnfStyle w:val="000000100000" w:firstRow="0" w:lastRow="0" w:firstColumn="0" w:lastColumn="0" w:oddVBand="0" w:evenVBand="0" w:oddHBand="1" w:evenHBand="0" w:firstRowFirstColumn="0" w:firstRowLastColumn="0" w:lastRowFirstColumn="0" w:lastRowLastColumn="0"/>
-              <w:rPr>
-                <w:rFonts w:ascii="Arial Narrow" w:hAnsi="Arial Narrow" w:cs="Calibri"/>
-                <w:b/>
-                <w:sz w:val="16"/>
-              </w:rPr>
-            </w:pPr>
-            <w:r>
-              <w:rPr>
-                <w:b/>
-                <w:sz w:val="16"/>
-              </w:rPr>
-            </w:r>
-          </w:p>
-        </w:tc>
-        <w:tc>
-          <w:tcPr>
-            <w:tcW w:w="1418" w:type="dxa"/>
-            <w:tcBorders>
-              <w:top w:val="double" w:sz="4" w:space="0" w:color="auto"/>
-              <w:bottom w:val="double" w:sz="4" w:space="0" w:color="auto"/>
-            </w:tcBorders>
-            <w:vAlign w:val="center"/>
-          </w:tcPr>
-          <w:p>
-            <w:pPr>
-              <w:jc w:val="center"/>
-              <w:cnfStyle w:val="000000100000" w:firstRow="0" w:lastRow="0" w:firstColumn="0" w:lastColumn="0" w:oddVBand="0" w:evenVBand="0" w:oddHBand="1" w:evenHBand="0" w:firstRowFirstColumn="0" w:firstRowLastColumn="0" w:lastRowFirstColumn="0" w:lastRowLastColumn="0"/>
-              <w:rPr>
-                <w:rFonts w:ascii="Arial Narrow" w:hAnsi="Arial Narrow" w:cs="Calibri"/>
-                <w:b/>
-                <w:sz w:val="16"/>
-              </w:rPr>
-            </w:pPr>
-            <w:r>
-              <w:rPr>
-                <w:b/>
-                <w:sz w:val="16"/>
-              </w:rPr>
-            </w:r>
-            <w:r>
-              <w:rPr>
-                <w:rFonts w:ascii="Malgun Gothic" w:hAnsi="Malgun Gothic"/>
-                <w:b w:val="0"/>
-                <w:sz w:val="18"/>
-              </w:rPr>
-            </w:r>
-          </w:p>
-        </w:tc>
-        <w:tc>
-          <w:tcPr>
-            <w:tcW w:w="1275" w:type="dxa"/>
-            <w:tcBorders>
-              <w:top w:val="double" w:sz="4" w:space="0" w:color="auto"/>
-              <w:bottom w:val="double" w:sz="4" w:space="0" w:color="auto"/>
-            </w:tcBorders>
-            <w:vAlign w:val="center"/>
-          </w:tcPr>
-          <w:p>
-            <w:pPr>
-              <w:spacing w:after="160" w:line="259" w:lineRule="auto"/>
-              <w:jc w:val="center"/>
-              <w:cnfStyle w:val="000000100000" w:firstRow="0" w:lastRow="0" w:firstColumn="0" w:lastColumn="0" w:oddVBand="0" w:evenVBand="0" w:oddHBand="1" w:evenHBand="0" w:firstRowFirstColumn="0" w:firstRowLastColumn="0" w:lastRowFirstColumn="0" w:lastRowLastColumn="0"/>
-              <w:rPr>
-                <w:b/>
-                <w:sz w:val="16"/>
-              </w:rPr>
-            </w:pPr>
-            <w:r>
-              <w:rPr>
-                <w:b/>
-                <w:sz w:val="16"/>
-              </w:rPr>
-            </w:r>
-            <w:r>
-              <w:rPr>
-                <w:rFonts w:ascii="Malgun Gothic" w:hAnsi="Malgun Gothic"/>
-                <w:b w:val="0"/>
-                <w:sz w:val="18"/>
-              </w:rPr>
-              <w:t>c.444-5dup</w:t>
-            </w:r>
-          </w:p>
-        </w:tc>
-        <w:tc>
-          <w:tcPr>
-            <w:tcW w:w="1276" w:type="dxa"/>
-            <w:tcBorders>
-              <w:top w:val="double" w:sz="4" w:space="0" w:color="auto"/>
-              <w:bottom w:val="double" w:sz="4" w:space="0" w:color="auto"/>
-            </w:tcBorders>
-            <w:vAlign w:val="center"/>
-          </w:tcPr>
-          <w:p>
-            <w:pPr>
-              <w:jc w:val="center"/>
-              <w:cnfStyle w:val="000000100000" w:firstRow="0" w:lastRow="0" w:firstColumn="0" w:lastColumn="0" w:oddVBand="0" w:evenVBand="0" w:oddHBand="1" w:evenHBand="0" w:firstRowFirstColumn="0" w:firstRowLastColumn="0" w:lastRowFirstColumn="0" w:lastRowLastColumn="0"/>
-              <w:rPr>
-                <w:rFonts w:ascii="Arial Narrow" w:hAnsi="Arial Narrow" w:cs="Calibri"/>
-                <w:b/>
-                <w:sz w:val="16"/>
-              </w:rPr>
-            </w:pPr>
-            <w:r>
-              <w:rPr>
-                <w:b/>
-                <w:sz w:val="16"/>
-              </w:rPr>
-            </w:r>
-            <w:r>
-              <w:rPr>
-                <w:rFonts w:ascii="Malgun Gothic" w:hAnsi="Malgun Gothic"/>
-                <w:b w:val="0"/>
-                <w:sz w:val="18"/>
-              </w:rPr>
-            </w:r>
-          </w:p>
-        </w:tc>
-        <w:tc>
-          <w:tcPr>
-            <w:tcW w:w="709" w:type="dxa"/>
-            <w:tcBorders>
-              <w:top w:val="double" w:sz="4" w:space="0" w:color="auto"/>
-              <w:bottom w:val="double" w:sz="4" w:space="0" w:color="auto"/>
-            </w:tcBorders>
-            <w:vAlign w:val="center"/>
-          </w:tcPr>
-          <w:p>
-            <w:pPr>
-              <w:jc w:val="center"/>
-              <w:cnfStyle w:val="000000100000" w:firstRow="0" w:lastRow="0" w:firstColumn="0" w:lastColumn="0" w:oddVBand="0" w:evenVBand="0" w:oddHBand="1" w:evenHBand="0" w:firstRowFirstColumn="0" w:firstRowLastColumn="0" w:lastRowFirstColumn="0" w:lastRowLastColumn="0"/>
-              <w:rPr>
-                <w:rFonts w:ascii="Arial Narrow" w:hAnsi="Arial Narrow" w:cs="Calibri"/>
-                <w:b/>
-                <w:sz w:val="16"/>
-              </w:rPr>
-            </w:pPr>
-            <w:r>
-              <w:rPr>
-                <w:b/>
-                <w:sz w:val="16"/>
-              </w:rPr>
-            </w:r>
-            <w:r>
-              <w:rPr>
-                <w:rFonts w:ascii="Malgun Gothic" w:hAnsi="Malgun Gothic"/>
-                <w:b w:val="0"/>
-                <w:sz w:val="18"/>
-              </w:rPr>
-              <w:t>0.56%</w:t>
-            </w:r>
-          </w:p>
-        </w:tc>
-        <w:tc>
-          <w:tcPr>
-            <w:tcW w:w="2214" w:type="dxa"/>
-            <w:tcBorders>
-              <w:top w:val="double" w:sz="4" w:space="0" w:color="auto"/>
-              <w:bottom w:val="double" w:sz="4" w:space="0" w:color="auto"/>
-            </w:tcBorders>
-            <w:vAlign w:val="center"/>
-          </w:tcPr>
-          <w:p>
-            <w:pPr>
-              <w:jc w:val="center"/>
-              <w:cnfStyle w:val="000000100000" w:firstRow="0" w:lastRow="0" w:firstColumn="0" w:lastColumn="0" w:oddVBand="0" w:evenVBand="0" w:oddHBand="1" w:evenHBand="0" w:firstRowFirstColumn="0" w:firstRowLastColumn="0" w:lastRowFirstColumn="0" w:lastRowLastColumn="0"/>
-              <w:rPr>
-                <w:b/>
-                <w:sz w:val="16"/>
-              </w:rPr>
-            </w:pPr>
-            <w:r>
-              <w:rPr>
-                <w:b/>
-                <w:sz w:val="16"/>
-              </w:rPr>
-            </w:r>
-            <w:proofErr w:type="spellStart"/>
-            <w:r>
-              <w:rPr>
-                <w:b/>
-                <w:sz w:val="16"/>
-              </w:rPr>
-            </w:r>
-            <w:proofErr w:type="spellEnd"/>
-            <w:r>
-              <w:rPr>
-                <w:rFonts w:ascii="Malgun Gothic" w:hAnsi="Malgun Gothic"/>
-                <w:b w:val="0"/>
-                <w:sz w:val="18"/>
-              </w:rPr>
-            </w:r>
-          </w:p>
-          <w:p>
-            <w:pPr>
-              <w:jc w:val="center"/>
-              <w:cnfStyle w:val="000000100000" w:firstRow="0" w:lastRow="0" w:firstColumn="0" w:lastColumn="0" w:oddVBand="0" w:evenVBand="0" w:oddHBand="1" w:evenHBand="0" w:firstRowFirstColumn="0" w:firstRowLastColumn="0" w:lastRowFirstColumn="0" w:lastRowLastColumn="0"/>
-              <w:rPr>
-                <w:rFonts w:ascii="Arial Narrow" w:hAnsi="Arial Narrow" w:cs="Calibri"/>
-                <w:b/>
-                <w:sz w:val="16"/>
-              </w:rPr>
-            </w:pPr>
-            <w:r>
-              <w:rPr>
-                <w:b/>
-                <w:sz w:val="14"/>
-              </w:rPr>
-            </w:r>
-            <w:proofErr w:type="spellStart"/>
-            <w:r>
-              <w:rPr>
-                <w:b/>
-                <w:sz w:val="14"/>
-              </w:rPr>
-            </w:r>
-            <w:proofErr w:type="spellEnd"/>
-            <w:r>
-              <w:rPr>
-                <w:b/>
-                <w:sz w:val="14"/>
-              </w:rPr>
-            </w:r>
-          </w:p>
-        </w:tc>
-      </w:tr>
-      <w:tr>
-        <w:trPr>
-          <w:cnfStyle w:val="000000100000" w:firstRow="0" w:lastRow="0" w:firstColumn="0" w:lastColumn="0" w:oddVBand="0" w:evenVBand="0" w:oddHBand="1" w:evenHBand="0" w:firstRowFirstColumn="0" w:firstRowLastColumn="0" w:lastRowFirstColumn="0" w:lastRowLastColumn="0"/>
-          <w:trHeight w:hRule="exact" w:val="624"/>
-        </w:trPr>
-        <w:tc>
-          <w:tcPr>
-            <w:cnfStyle w:val="001000000000" w:firstRow="0" w:lastRow="0" w:firstColumn="1" w:lastColumn="0" w:oddVBand="0" w:evenVBand="0" w:oddHBand="0" w:evenHBand="0" w:firstRowFirstColumn="0" w:firstRowLastColumn="0" w:lastRowFirstColumn="0" w:lastRowLastColumn="0"/>
-            <w:tcW w:w="1276" w:type="dxa"/>
-            <w:tcBorders>
-              <w:top w:val="double" w:sz="4" w:space="0" w:color="auto"/>
-              <w:bottom w:val="double" w:sz="4" w:space="0" w:color="auto"/>
-            </w:tcBorders>
-            <w:vAlign w:val="center"/>
-          </w:tcPr>
-          <w:p>
-            <w:pPr>
-              <w:spacing w:after="160" w:line="259" w:lineRule="auto"/>
-              <w:jc w:val="center"/>
-              <w:rPr>
-                <w:sz w:val="16"/>
-              </w:rPr>
-            </w:pPr>
-            <w:r>
-              <w:rPr>
-                <w:caps w:val="0"/>
-                <w:sz w:val="16"/>
-              </w:rPr>
-            </w:r>
-            <w:r>
-              <w:rPr>
-                <w:rFonts w:ascii="Malgun Gothic" w:hAnsi="Malgun Gothic"/>
-                <w:b w:val="0"/>
-                <w:sz w:val="18"/>
-              </w:rPr>
-              <w:t>Tier 3</w:t>
-            </w:r>
-          </w:p>
-        </w:tc>
-        <w:tc>
-          <w:tcPr>
-            <w:tcW w:w="1134" w:type="dxa"/>
-            <w:tcBorders>
-              <w:top w:val="double" w:sz="4" w:space="0" w:color="auto"/>
-              <w:bottom w:val="double" w:sz="4" w:space="0" w:color="auto"/>
-            </w:tcBorders>
-            <w:vAlign w:val="center"/>
-          </w:tcPr>
-          <w:p>
-            <w:pPr>
-              <w:jc w:val="center"/>
-              <w:cnfStyle w:val="000000100000" w:firstRow="0" w:lastRow="0" w:firstColumn="0" w:lastColumn="0" w:oddVBand="0" w:evenVBand="0" w:oddHBand="1" w:evenHBand="0" w:firstRowFirstColumn="0" w:firstRowLastColumn="0" w:lastRowFirstColumn="0" w:lastRowLastColumn="0"/>
-              <w:rPr>
-                <w:rFonts w:ascii="Arial Narrow" w:hAnsi="Arial Narrow" w:cs="Calibri"/>
-                <w:b/>
-                <w:sz w:val="16"/>
-              </w:rPr>
-            </w:pPr>
-            <w:r>
-              <w:rPr>
-                <w:b/>
-                <w:sz w:val="16"/>
-              </w:rPr>
-            </w:r>
-            <w:r>
-              <w:rPr>
-                <w:rFonts w:ascii="Malgun Gothic" w:hAnsi="Malgun Gothic"/>
-                <w:b w:val="0"/>
-                <w:sz w:val="18"/>
-              </w:rPr>
-              <w:t>SF3B1</w:t>
-            </w:r>
-          </w:p>
-        </w:tc>
-        <w:tc>
-          <w:tcPr>
-            <w:tcW w:w="1134" w:type="dxa"/>
-            <w:tcBorders>
-              <w:top w:val="double" w:sz="4" w:space="0" w:color="auto"/>
-              <w:bottom w:val="double" w:sz="4" w:space="0" w:color="auto"/>
-            </w:tcBorders>
-            <w:vAlign w:val="center"/>
-          </w:tcPr>
-          <w:p>
-            <w:pPr>
-              <w:jc w:val="center"/>
-              <w:cnfStyle w:val="000000100000" w:firstRow="0" w:lastRow="0" w:firstColumn="0" w:lastColumn="0" w:oddVBand="0" w:evenVBand="0" w:oddHBand="1" w:evenHBand="0" w:firstRowFirstColumn="0" w:firstRowLastColumn="0" w:lastRowFirstColumn="0" w:lastRowLastColumn="0"/>
-              <w:rPr>
-                <w:b/>
-                <w:sz w:val="16"/>
-              </w:rPr>
-            </w:pPr>
-            <w:r>
-              <w:rPr>
-                <w:b/>
-                <w:sz w:val="16"/>
-              </w:rPr>
-            </w:r>
-            <w:r>
-              <w:rPr>
-                <w:rFonts w:ascii="Malgun Gothic" w:hAnsi="Malgun Gothic"/>
-                <w:b w:val="0"/>
-                <w:sz w:val="18"/>
-              </w:rPr>
-              <w:t>ENST00000335508.6</w:t>
-            </w:r>
-          </w:p>
-          <w:p>
-            <w:pPr>
-              <w:jc w:val="center"/>
-              <w:cnfStyle w:val="000000100000" w:firstRow="0" w:lastRow="0" w:firstColumn="0" w:lastColumn="0" w:oddVBand="0" w:evenVBand="0" w:oddHBand="1" w:evenHBand="0" w:firstRowFirstColumn="0" w:firstRowLastColumn="0" w:lastRowFirstColumn="0" w:lastRowLastColumn="0"/>
-              <w:rPr>
-                <w:rFonts w:ascii="Arial Narrow" w:hAnsi="Arial Narrow" w:cs="Calibri"/>
-                <w:b/>
-                <w:sz w:val="16"/>
-              </w:rPr>
-            </w:pPr>
-            <w:r>
-              <w:rPr>
-                <w:b/>
-                <w:sz w:val="16"/>
-              </w:rPr>
-            </w:r>
-          </w:p>
-        </w:tc>
-        <w:tc>
-          <w:tcPr>
-            <w:tcW w:w="1418" w:type="dxa"/>
-            <w:tcBorders>
-              <w:top w:val="double" w:sz="4" w:space="0" w:color="auto"/>
-              <w:bottom w:val="double" w:sz="4" w:space="0" w:color="auto"/>
-            </w:tcBorders>
-            <w:vAlign w:val="center"/>
-          </w:tcPr>
-          <w:p>
-            <w:pPr>
-              <w:jc w:val="center"/>
-              <w:cnfStyle w:val="000000100000" w:firstRow="0" w:lastRow="0" w:firstColumn="0" w:lastColumn="0" w:oddVBand="0" w:evenVBand="0" w:oddHBand="1" w:evenHBand="0" w:firstRowFirstColumn="0" w:firstRowLastColumn="0" w:lastRowFirstColumn="0" w:lastRowLastColumn="0"/>
-              <w:rPr>
-                <w:rFonts w:ascii="Arial Narrow" w:hAnsi="Arial Narrow" w:cs="Calibri"/>
-                <w:b/>
-                <w:sz w:val="16"/>
-              </w:rPr>
-            </w:pPr>
-            <w:r>
-              <w:rPr>
-                <w:b/>
-                <w:sz w:val="16"/>
-              </w:rPr>
-            </w:r>
-            <w:r>
-              <w:rPr>
-                <w:rFonts w:ascii="Malgun Gothic" w:hAnsi="Malgun Gothic"/>
-                <w:b w:val="0"/>
-                <w:sz w:val="18"/>
-              </w:rPr>
-            </w:r>
-          </w:p>
-        </w:tc>
-        <w:tc>
-          <w:tcPr>
-            <w:tcW w:w="1275" w:type="dxa"/>
-            <w:tcBorders>
-              <w:top w:val="double" w:sz="4" w:space="0" w:color="auto"/>
-              <w:bottom w:val="double" w:sz="4" w:space="0" w:color="auto"/>
-            </w:tcBorders>
-            <w:vAlign w:val="center"/>
-          </w:tcPr>
-          <w:p>
-            <w:pPr>
-              <w:spacing w:after="160" w:line="259" w:lineRule="auto"/>
-              <w:jc w:val="center"/>
-              <w:cnfStyle w:val="000000100000" w:firstRow="0" w:lastRow="0" w:firstColumn="0" w:lastColumn="0" w:oddVBand="0" w:evenVBand="0" w:oddHBand="1" w:evenHBand="0" w:firstRowFirstColumn="0" w:firstRowLastColumn="0" w:lastRowFirstColumn="0" w:lastRowLastColumn="0"/>
-              <w:rPr>
-                <w:b/>
-                <w:sz w:val="16"/>
-              </w:rPr>
-            </w:pPr>
-            <w:r>
-              <w:rPr>
-                <w:b/>
-                <w:sz w:val="16"/>
-              </w:rPr>
-            </w:r>
-            <w:r>
-              <w:rPr>
-                <w:rFonts w:ascii="Malgun Gothic" w:hAnsi="Malgun Gothic"/>
-                <w:b w:val="0"/>
-                <w:sz w:val="18"/>
-              </w:rPr>
-              <w:t>c.2902-14_2902-13del</w:t>
-            </w:r>
-          </w:p>
-        </w:tc>
-        <w:tc>
-          <w:tcPr>
-            <w:tcW w:w="1276" w:type="dxa"/>
-            <w:tcBorders>
-              <w:top w:val="double" w:sz="4" w:space="0" w:color="auto"/>
-              <w:bottom w:val="double" w:sz="4" w:space="0" w:color="auto"/>
-            </w:tcBorders>
-            <w:vAlign w:val="center"/>
-          </w:tcPr>
-          <w:p>
-            <w:pPr>
-              <w:jc w:val="center"/>
-              <w:cnfStyle w:val="000000100000" w:firstRow="0" w:lastRow="0" w:firstColumn="0" w:lastColumn="0" w:oddVBand="0" w:evenVBand="0" w:oddHBand="1" w:evenHBand="0" w:firstRowFirstColumn="0" w:firstRowLastColumn="0" w:lastRowFirstColumn="0" w:lastRowLastColumn="0"/>
-              <w:rPr>
-                <w:rFonts w:ascii="Arial Narrow" w:hAnsi="Arial Narrow" w:cs="Calibri"/>
-                <w:b/>
-                <w:sz w:val="16"/>
-              </w:rPr>
-            </w:pPr>
-            <w:r>
-              <w:rPr>
-                <w:b/>
-                <w:sz w:val="16"/>
-              </w:rPr>
-            </w:r>
-            <w:r>
-              <w:rPr>
-                <w:rFonts w:ascii="Malgun Gothic" w:hAnsi="Malgun Gothic"/>
-                <w:b w:val="0"/>
-                <w:sz w:val="18"/>
-              </w:rPr>
-            </w:r>
-          </w:p>
-        </w:tc>
-        <w:tc>
-          <w:tcPr>
-            <w:tcW w:w="709" w:type="dxa"/>
-            <w:tcBorders>
-              <w:top w:val="double" w:sz="4" w:space="0" w:color="auto"/>
-              <w:bottom w:val="double" w:sz="4" w:space="0" w:color="auto"/>
-            </w:tcBorders>
-            <w:vAlign w:val="center"/>
-          </w:tcPr>
-          <w:p>
-            <w:pPr>
-              <w:jc w:val="center"/>
-              <w:cnfStyle w:val="000000100000" w:firstRow="0" w:lastRow="0" w:firstColumn="0" w:lastColumn="0" w:oddVBand="0" w:evenVBand="0" w:oddHBand="1" w:evenHBand="0" w:firstRowFirstColumn="0" w:firstRowLastColumn="0" w:lastRowFirstColumn="0" w:lastRowLastColumn="0"/>
-              <w:rPr>
-                <w:rFonts w:ascii="Arial Narrow" w:hAnsi="Arial Narrow" w:cs="Calibri"/>
-                <w:b/>
-                <w:sz w:val="16"/>
-              </w:rPr>
-            </w:pPr>
-            <w:r>
-              <w:rPr>
-                <w:b/>
-                <w:sz w:val="16"/>
-              </w:rPr>
-            </w:r>
-            <w:r>
-              <w:rPr>
-                <w:rFonts w:ascii="Malgun Gothic" w:hAnsi="Malgun Gothic"/>
-                <w:b w:val="0"/>
-                <w:sz w:val="18"/>
-              </w:rPr>
-              <w:t>0.36%</w:t>
-            </w:r>
-          </w:p>
-        </w:tc>
-        <w:tc>
-          <w:tcPr>
-            <w:tcW w:w="2214" w:type="dxa"/>
-            <w:tcBorders>
-              <w:top w:val="double" w:sz="4" w:space="0" w:color="auto"/>
-              <w:bottom w:val="double" w:sz="4" w:space="0" w:color="auto"/>
-            </w:tcBorders>
-            <w:vAlign w:val="center"/>
-          </w:tcPr>
-          <w:p>
-            <w:pPr>
-              <w:jc w:val="center"/>
-              <w:cnfStyle w:val="000000100000" w:firstRow="0" w:lastRow="0" w:firstColumn="0" w:lastColumn="0" w:oddVBand="0" w:evenVBand="0" w:oddHBand="1" w:evenHBand="0" w:firstRowFirstColumn="0" w:firstRowLastColumn="0" w:lastRowFirstColumn="0" w:lastRowLastColumn="0"/>
-              <w:rPr>
-                <w:b/>
-                <w:sz w:val="16"/>
-              </w:rPr>
-            </w:pPr>
-            <w:r>
-              <w:rPr>
-                <w:b/>
-                <w:sz w:val="16"/>
-              </w:rPr>
-            </w:r>
-            <w:proofErr w:type="spellStart"/>
-            <w:r>
-              <w:rPr>
-                <w:b/>
-                <w:sz w:val="16"/>
-              </w:rPr>
-            </w:r>
-            <w:proofErr w:type="spellEnd"/>
-            <w:r>
-              <w:rPr>
-                <w:rFonts w:ascii="Malgun Gothic" w:hAnsi="Malgun Gothic"/>
-                <w:b w:val="0"/>
-                <w:sz w:val="18"/>
-              </w:rPr>
-            </w:r>
-          </w:p>
-          <w:p>
-            <w:pPr>
-              <w:jc w:val="center"/>
-              <w:cnfStyle w:val="000000100000" w:firstRow="0" w:lastRow="0" w:firstColumn="0" w:lastColumn="0" w:oddVBand="0" w:evenVBand="0" w:oddHBand="1" w:evenHBand="0" w:firstRowFirstColumn="0" w:firstRowLastColumn="0" w:lastRowFirstColumn="0" w:lastRowLastColumn="0"/>
-              <w:rPr>
-                <w:rFonts w:ascii="Arial Narrow" w:hAnsi="Arial Narrow" w:cs="Calibri"/>
-                <w:b/>
-                <w:sz w:val="16"/>
-              </w:rPr>
-            </w:pPr>
-            <w:r>
-              <w:rPr>
-                <w:b/>
-                <w:sz w:val="14"/>
-              </w:rPr>
-            </w:r>
-            <w:proofErr w:type="spellStart"/>
-            <w:r>
-              <w:rPr>
-                <w:b/>
-                <w:sz w:val="14"/>
-              </w:rPr>
-            </w:r>
-            <w:proofErr w:type="spellEnd"/>
-            <w:r>
-              <w:rPr>
-                <w:b/>
-                <w:sz w:val="14"/>
-              </w:rPr>
-            </w:r>
-          </w:p>
-        </w:tc>
-      </w:tr>
-      <w:tr>
-        <w:trPr>
-          <w:cnfStyle w:val="000000100000" w:firstRow="0" w:lastRow="0" w:firstColumn="0" w:lastColumn="0" w:oddVBand="0" w:evenVBand="0" w:oddHBand="1" w:evenHBand="0" w:firstRowFirstColumn="0" w:firstRowLastColumn="0" w:lastRowFirstColumn="0" w:lastRowLastColumn="0"/>
-          <w:trHeight w:hRule="exact" w:val="624"/>
-        </w:trPr>
-        <w:tc>
-          <w:tcPr>
-            <w:cnfStyle w:val="001000000000" w:firstRow="0" w:lastRow="0" w:firstColumn="1" w:lastColumn="0" w:oddVBand="0" w:evenVBand="0" w:oddHBand="0" w:evenHBand="0" w:firstRowFirstColumn="0" w:firstRowLastColumn="0" w:lastRowFirstColumn="0" w:lastRowLastColumn="0"/>
-            <w:tcW w:w="1276" w:type="dxa"/>
-            <w:tcBorders>
-              <w:top w:val="double" w:sz="4" w:space="0" w:color="auto"/>
-              <w:bottom w:val="double" w:sz="4" w:space="0" w:color="auto"/>
-            </w:tcBorders>
-            <w:vAlign w:val="center"/>
-          </w:tcPr>
-          <w:p>
-            <w:pPr>
-              <w:spacing w:after="160" w:line="259" w:lineRule="auto"/>
-              <w:jc w:val="center"/>
-              <w:rPr>
-                <w:sz w:val="16"/>
-              </w:rPr>
-            </w:pPr>
-            <w:r>
-              <w:rPr>
-                <w:caps w:val="0"/>
-                <w:sz w:val="16"/>
-              </w:rPr>
-            </w:r>
-            <w:r>
-              <w:rPr>
-                <w:rFonts w:ascii="Malgun Gothic" w:hAnsi="Malgun Gothic"/>
-                <w:b w:val="0"/>
-                <w:sz w:val="18"/>
-              </w:rPr>
-              <w:t>Tier 3</w:t>
-            </w:r>
-          </w:p>
-        </w:tc>
-        <w:tc>
-          <w:tcPr>
-            <w:tcW w:w="1134" w:type="dxa"/>
-            <w:tcBorders>
-              <w:top w:val="double" w:sz="4" w:space="0" w:color="auto"/>
-              <w:bottom w:val="double" w:sz="4" w:space="0" w:color="auto"/>
-            </w:tcBorders>
-            <w:vAlign w:val="center"/>
-          </w:tcPr>
-          <w:p>
-            <w:pPr>
-              <w:jc w:val="center"/>
-              <w:cnfStyle w:val="000000100000" w:firstRow="0" w:lastRow="0" w:firstColumn="0" w:lastColumn="0" w:oddVBand="0" w:evenVBand="0" w:oddHBand="1" w:evenHBand="0" w:firstRowFirstColumn="0" w:firstRowLastColumn="0" w:lastRowFirstColumn="0" w:lastRowLastColumn="0"/>
-              <w:rPr>
-                <w:rFonts w:ascii="Arial Narrow" w:hAnsi="Arial Narrow" w:cs="Calibri"/>
-                <w:b/>
-                <w:sz w:val="16"/>
-              </w:rPr>
-            </w:pPr>
-            <w:r>
-              <w:rPr>
-                <w:b/>
-                <w:sz w:val="16"/>
-              </w:rPr>
-            </w:r>
-            <w:r>
-              <w:rPr>
-                <w:rFonts w:ascii="Malgun Gothic" w:hAnsi="Malgun Gothic"/>
-                <w:b w:val="0"/>
-                <w:sz w:val="18"/>
-              </w:rPr>
-              <w:t>KMT2C</w:t>
-            </w:r>
-          </w:p>
-        </w:tc>
-        <w:tc>
-          <w:tcPr>
-            <w:tcW w:w="1134" w:type="dxa"/>
-            <w:tcBorders>
-              <w:top w:val="double" w:sz="4" w:space="0" w:color="auto"/>
-              <w:bottom w:val="double" w:sz="4" w:space="0" w:color="auto"/>
-            </w:tcBorders>
-            <w:vAlign w:val="center"/>
-          </w:tcPr>
-          <w:p>
-            <w:pPr>
-              <w:jc w:val="center"/>
-              <w:cnfStyle w:val="000000100000" w:firstRow="0" w:lastRow="0" w:firstColumn="0" w:lastColumn="0" w:oddVBand="0" w:evenVBand="0" w:oddHBand="1" w:evenHBand="0" w:firstRowFirstColumn="0" w:firstRowLastColumn="0" w:lastRowFirstColumn="0" w:lastRowLastColumn="0"/>
-              <w:rPr>
-                <w:b/>
-                <w:sz w:val="16"/>
-              </w:rPr>
-            </w:pPr>
-            <w:r>
-              <w:rPr>
-                <w:b/>
-                <w:sz w:val="16"/>
-              </w:rPr>
-            </w:r>
-            <w:r>
-              <w:rPr>
-                <w:rFonts w:ascii="Malgun Gothic" w:hAnsi="Malgun Gothic"/>
-                <w:b w:val="0"/>
-                <w:sz w:val="18"/>
-              </w:rPr>
-              <w:t>ENST00000262189.6</w:t>
-            </w:r>
-          </w:p>
-          <w:p>
-            <w:pPr>
-              <w:jc w:val="center"/>
-              <w:cnfStyle w:val="000000100000" w:firstRow="0" w:lastRow="0" w:firstColumn="0" w:lastColumn="0" w:oddVBand="0" w:evenVBand="0" w:oddHBand="1" w:evenHBand="0" w:firstRowFirstColumn="0" w:firstRowLastColumn="0" w:lastRowFirstColumn="0" w:lastRowLastColumn="0"/>
-              <w:rPr>
-                <w:rFonts w:ascii="Arial Narrow" w:hAnsi="Arial Narrow" w:cs="Calibri"/>
-                <w:b/>
-                <w:sz w:val="16"/>
-              </w:rPr>
-            </w:pPr>
-            <w:r>
-              <w:rPr>
-                <w:b/>
-                <w:sz w:val="16"/>
-              </w:rPr>
-            </w:r>
-          </w:p>
-        </w:tc>
-        <w:tc>
-          <w:tcPr>
-            <w:tcW w:w="1418" w:type="dxa"/>
-            <w:tcBorders>
-              <w:top w:val="double" w:sz="4" w:space="0" w:color="auto"/>
-              <w:bottom w:val="double" w:sz="4" w:space="0" w:color="auto"/>
-            </w:tcBorders>
-            <w:vAlign w:val="center"/>
-          </w:tcPr>
-          <w:p>
-            <w:pPr>
-              <w:jc w:val="center"/>
-              <w:cnfStyle w:val="000000100000" w:firstRow="0" w:lastRow="0" w:firstColumn="0" w:lastColumn="0" w:oddVBand="0" w:evenVBand="0" w:oddHBand="1" w:evenHBand="0" w:firstRowFirstColumn="0" w:firstRowLastColumn="0" w:lastRowFirstColumn="0" w:lastRowLastColumn="0"/>
-              <w:rPr>
-                <w:rFonts w:ascii="Arial Narrow" w:hAnsi="Arial Narrow" w:cs="Calibri"/>
-                <w:b/>
-                <w:sz w:val="16"/>
-              </w:rPr>
-            </w:pPr>
-            <w:r>
-              <w:rPr>
-                <w:b/>
-                <w:sz w:val="16"/>
-              </w:rPr>
-            </w:r>
-            <w:r>
-              <w:rPr>
-                <w:rFonts w:ascii="Malgun Gothic" w:hAnsi="Malgun Gothic"/>
-                <w:b w:val="0"/>
-                <w:sz w:val="18"/>
-              </w:rPr>
-            </w:r>
-          </w:p>
-        </w:tc>
-        <w:tc>
-          <w:tcPr>
-            <w:tcW w:w="1275" w:type="dxa"/>
-            <w:tcBorders>
-              <w:top w:val="double" w:sz="4" w:space="0" w:color="auto"/>
-              <w:bottom w:val="double" w:sz="4" w:space="0" w:color="auto"/>
-            </w:tcBorders>
-            <w:vAlign w:val="center"/>
-          </w:tcPr>
-          <w:p>
-            <w:pPr>
-              <w:spacing w:after="160" w:line="259" w:lineRule="auto"/>
-              <w:jc w:val="center"/>
-              <w:cnfStyle w:val="000000100000" w:firstRow="0" w:lastRow="0" w:firstColumn="0" w:lastColumn="0" w:oddVBand="0" w:evenVBand="0" w:oddHBand="1" w:evenHBand="0" w:firstRowFirstColumn="0" w:firstRowLastColumn="0" w:lastRowFirstColumn="0" w:lastRowLastColumn="0"/>
-              <w:rPr>
-                <w:b/>
-                <w:sz w:val="16"/>
-              </w:rPr>
-            </w:pPr>
-            <w:r>
-              <w:rPr>
-                <w:b/>
-                <w:sz w:val="16"/>
-              </w:rPr>
-            </w:r>
-            <w:r>
-              <w:rPr>
-                <w:rFonts w:ascii="Malgun Gothic" w:hAnsi="Malgun Gothic"/>
-                <w:b w:val="0"/>
-                <w:sz w:val="18"/>
-              </w:rPr>
-              <w:t>c.162-18_162-17insA</w:t>
-            </w:r>
-          </w:p>
-        </w:tc>
-        <w:tc>
-          <w:tcPr>
-            <w:tcW w:w="1276" w:type="dxa"/>
-            <w:tcBorders>
-              <w:top w:val="double" w:sz="4" w:space="0" w:color="auto"/>
-              <w:bottom w:val="double" w:sz="4" w:space="0" w:color="auto"/>
-            </w:tcBorders>
-            <w:vAlign w:val="center"/>
-          </w:tcPr>
-          <w:p>
-            <w:pPr>
-              <w:jc w:val="center"/>
-              <w:cnfStyle w:val="000000100000" w:firstRow="0" w:lastRow="0" w:firstColumn="0" w:lastColumn="0" w:oddVBand="0" w:evenVBand="0" w:oddHBand="1" w:evenHBand="0" w:firstRowFirstColumn="0" w:firstRowLastColumn="0" w:lastRowFirstColumn="0" w:lastRowLastColumn="0"/>
-              <w:rPr>
-                <w:rFonts w:ascii="Arial Narrow" w:hAnsi="Arial Narrow" w:cs="Calibri"/>
-                <w:b/>
-                <w:sz w:val="16"/>
-              </w:rPr>
-            </w:pPr>
-            <w:r>
-              <w:rPr>
-                <w:b/>
-                <w:sz w:val="16"/>
-              </w:rPr>
-            </w:r>
-            <w:r>
-              <w:rPr>
-                <w:rFonts w:ascii="Malgun Gothic" w:hAnsi="Malgun Gothic"/>
-                <w:b w:val="0"/>
-                <w:sz w:val="18"/>
-              </w:rPr>
-            </w:r>
-          </w:p>
-        </w:tc>
-        <w:tc>
-          <w:tcPr>
-            <w:tcW w:w="709" w:type="dxa"/>
-            <w:tcBorders>
-              <w:top w:val="double" w:sz="4" w:space="0" w:color="auto"/>
-              <w:bottom w:val="double" w:sz="4" w:space="0" w:color="auto"/>
-            </w:tcBorders>
-            <w:vAlign w:val="center"/>
-          </w:tcPr>
-          <w:p>
-            <w:pPr>
-              <w:jc w:val="center"/>
-              <w:cnfStyle w:val="000000100000" w:firstRow="0" w:lastRow="0" w:firstColumn="0" w:lastColumn="0" w:oddVBand="0" w:evenVBand="0" w:oddHBand="1" w:evenHBand="0" w:firstRowFirstColumn="0" w:firstRowLastColumn="0" w:lastRowFirstColumn="0" w:lastRowLastColumn="0"/>
-              <w:rPr>
-                <w:rFonts w:ascii="Arial Narrow" w:hAnsi="Arial Narrow" w:cs="Calibri"/>
-                <w:b/>
-                <w:sz w:val="16"/>
-              </w:rPr>
-            </w:pPr>
-            <w:r>
-              <w:rPr>
-                <w:b/>
-                <w:sz w:val="16"/>
-              </w:rPr>
-            </w:r>
-            <w:r>
-              <w:rPr>
-                <w:rFonts w:ascii="Malgun Gothic" w:hAnsi="Malgun Gothic"/>
-                <w:b w:val="0"/>
-                <w:sz w:val="18"/>
-              </w:rPr>
-              <w:t>0.34%</w:t>
-            </w:r>
-          </w:p>
-        </w:tc>
-        <w:tc>
-          <w:tcPr>
-            <w:tcW w:w="2214" w:type="dxa"/>
-            <w:tcBorders>
-              <w:top w:val="double" w:sz="4" w:space="0" w:color="auto"/>
-              <w:bottom w:val="double" w:sz="4" w:space="0" w:color="auto"/>
-            </w:tcBorders>
-            <w:vAlign w:val="center"/>
-          </w:tcPr>
-          <w:p>
-            <w:pPr>
-              <w:jc w:val="center"/>
-              <w:cnfStyle w:val="000000100000" w:firstRow="0" w:lastRow="0" w:firstColumn="0" w:lastColumn="0" w:oddVBand="0" w:evenVBand="0" w:oddHBand="1" w:evenHBand="0" w:firstRowFirstColumn="0" w:firstRowLastColumn="0" w:lastRowFirstColumn="0" w:lastRowLastColumn="0"/>
-              <w:rPr>
-                <w:b/>
-                <w:sz w:val="16"/>
-              </w:rPr>
-            </w:pPr>
-            <w:r>
-              <w:rPr>
-                <w:b/>
-                <w:sz w:val="16"/>
-              </w:rPr>
-            </w:r>
-            <w:proofErr w:type="spellStart"/>
-            <w:r>
-              <w:rPr>
-                <w:b/>
-                <w:sz w:val="16"/>
-              </w:rPr>
-            </w:r>
-            <w:proofErr w:type="spellEnd"/>
-            <w:r>
-              <w:rPr>
-                <w:rFonts w:ascii="Malgun Gothic" w:hAnsi="Malgun Gothic"/>
-                <w:b w:val="0"/>
-                <w:sz w:val="18"/>
-              </w:rPr>
-            </w:r>
-          </w:p>
-          <w:p>
-            <w:pPr>
-              <w:jc w:val="center"/>
-              <w:cnfStyle w:val="000000100000" w:firstRow="0" w:lastRow="0" w:firstColumn="0" w:lastColumn="0" w:oddVBand="0" w:evenVBand="0" w:oddHBand="1" w:evenHBand="0" w:firstRowFirstColumn="0" w:firstRowLastColumn="0" w:lastRowFirstColumn="0" w:lastRowLastColumn="0"/>
-              <w:rPr>
-                <w:rFonts w:ascii="Arial Narrow" w:hAnsi="Arial Narrow" w:cs="Calibri"/>
-                <w:b/>
-                <w:sz w:val="16"/>
-              </w:rPr>
-            </w:pPr>
-            <w:r>
-              <w:rPr>
-                <w:b/>
-                <w:sz w:val="14"/>
-              </w:rPr>
-            </w:r>
-            <w:proofErr w:type="spellStart"/>
-            <w:r>
-              <w:rPr>
-                <w:b/>
-                <w:sz w:val="14"/>
-              </w:rPr>
-            </w:r>
-            <w:proofErr w:type="spellEnd"/>
-            <w:r>
-              <w:rPr>
-                <w:b/>
-                <w:sz w:val="14"/>
-              </w:rPr>
-            </w:r>
-          </w:p>
-        </w:tc>
-      </w:tr>
-      <w:tr>
-        <w:trPr>
-          <w:cnfStyle w:val="000000100000" w:firstRow="0" w:lastRow="0" w:firstColumn="0" w:lastColumn="0" w:oddVBand="0" w:evenVBand="0" w:oddHBand="1" w:evenHBand="0" w:firstRowFirstColumn="0" w:firstRowLastColumn="0" w:lastRowFirstColumn="0" w:lastRowLastColumn="0"/>
-          <w:trHeight w:hRule="exact" w:val="624"/>
-        </w:trPr>
-        <w:tc>
-          <w:tcPr>
-            <w:cnfStyle w:val="001000000000" w:firstRow="0" w:lastRow="0" w:firstColumn="1" w:lastColumn="0" w:oddVBand="0" w:evenVBand="0" w:oddHBand="0" w:evenHBand="0" w:firstRowFirstColumn="0" w:firstRowLastColumn="0" w:lastRowFirstColumn="0" w:lastRowLastColumn="0"/>
-            <w:tcW w:w="1276" w:type="dxa"/>
-            <w:tcBorders>
-              <w:top w:val="double" w:sz="4" w:space="0" w:color="auto"/>
-              <w:bottom w:val="double" w:sz="4" w:space="0" w:color="auto"/>
-            </w:tcBorders>
-            <w:vAlign w:val="center"/>
-          </w:tcPr>
-          <w:p>
-            <w:pPr>
-              <w:spacing w:after="160" w:line="259" w:lineRule="auto"/>
-              <w:jc w:val="center"/>
-              <w:rPr>
-                <w:sz w:val="16"/>
-              </w:rPr>
-            </w:pPr>
-            <w:r>
-              <w:rPr>
-                <w:caps w:val="0"/>
-                <w:sz w:val="16"/>
-              </w:rPr>
-            </w:r>
-            <w:r>
-              <w:rPr>
-                <w:rFonts w:ascii="Malgun Gothic" w:hAnsi="Malgun Gothic"/>
-                <w:b w:val="0"/>
-                <w:sz w:val="18"/>
-              </w:rPr>
-              <w:t>Tier 3</w:t>
-            </w:r>
-          </w:p>
-        </w:tc>
-        <w:tc>
-          <w:tcPr>
-            <w:tcW w:w="1134" w:type="dxa"/>
-            <w:tcBorders>
-              <w:top w:val="double" w:sz="4" w:space="0" w:color="auto"/>
-              <w:bottom w:val="double" w:sz="4" w:space="0" w:color="auto"/>
-            </w:tcBorders>
-            <w:vAlign w:val="center"/>
-          </w:tcPr>
-          <w:p>
-            <w:pPr>
-              <w:jc w:val="center"/>
-              <w:cnfStyle w:val="000000100000" w:firstRow="0" w:lastRow="0" w:firstColumn="0" w:lastColumn="0" w:oddVBand="0" w:evenVBand="0" w:oddHBand="1" w:evenHBand="0" w:firstRowFirstColumn="0" w:firstRowLastColumn="0" w:lastRowFirstColumn="0" w:lastRowLastColumn="0"/>
-              <w:rPr>
-                <w:rFonts w:ascii="Arial Narrow" w:hAnsi="Arial Narrow" w:cs="Calibri"/>
-                <w:b/>
-                <w:sz w:val="16"/>
-              </w:rPr>
-            </w:pPr>
-            <w:r>
-              <w:rPr>
-                <w:b/>
-                <w:sz w:val="16"/>
-              </w:rPr>
-            </w:r>
-            <w:r>
-              <w:rPr>
-                <w:rFonts w:ascii="Malgun Gothic" w:hAnsi="Malgun Gothic"/>
-                <w:b w:val="0"/>
-                <w:sz w:val="18"/>
-              </w:rPr>
-              <w:t>SF3B1</w:t>
-            </w:r>
-          </w:p>
-        </w:tc>
-        <w:tc>
-          <w:tcPr>
-            <w:tcW w:w="1134" w:type="dxa"/>
-            <w:tcBorders>
-              <w:top w:val="double" w:sz="4" w:space="0" w:color="auto"/>
-              <w:bottom w:val="double" w:sz="4" w:space="0" w:color="auto"/>
-            </w:tcBorders>
-            <w:vAlign w:val="center"/>
-          </w:tcPr>
-          <w:p>
-            <w:pPr>
-              <w:jc w:val="center"/>
-              <w:cnfStyle w:val="000000100000" w:firstRow="0" w:lastRow="0" w:firstColumn="0" w:lastColumn="0" w:oddVBand="0" w:evenVBand="0" w:oddHBand="1" w:evenHBand="0" w:firstRowFirstColumn="0" w:firstRowLastColumn="0" w:lastRowFirstColumn="0" w:lastRowLastColumn="0"/>
-              <w:rPr>
-                <w:b/>
-                <w:sz w:val="16"/>
-              </w:rPr>
-            </w:pPr>
-            <w:r>
-              <w:rPr>
-                <w:b/>
-                <w:sz w:val="16"/>
-              </w:rPr>
-            </w:r>
-            <w:r>
-              <w:rPr>
-                <w:rFonts w:ascii="Malgun Gothic" w:hAnsi="Malgun Gothic"/>
-                <w:b w:val="0"/>
-                <w:sz w:val="18"/>
-              </w:rPr>
-              <w:t>ENST00000335508.6</w:t>
-            </w:r>
-          </w:p>
-          <w:p>
-            <w:pPr>
-              <w:jc w:val="center"/>
-              <w:cnfStyle w:val="000000100000" w:firstRow="0" w:lastRow="0" w:firstColumn="0" w:lastColumn="0" w:oddVBand="0" w:evenVBand="0" w:oddHBand="1" w:evenHBand="0" w:firstRowFirstColumn="0" w:firstRowLastColumn="0" w:lastRowFirstColumn="0" w:lastRowLastColumn="0"/>
-              <w:rPr>
-                <w:rFonts w:ascii="Arial Narrow" w:hAnsi="Arial Narrow" w:cs="Calibri"/>
-                <w:b/>
-                <w:sz w:val="16"/>
-              </w:rPr>
-            </w:pPr>
-            <w:r>
-              <w:rPr>
-                <w:b/>
-                <w:sz w:val="16"/>
-              </w:rPr>
-            </w:r>
-          </w:p>
-        </w:tc>
-        <w:tc>
-          <w:tcPr>
-            <w:tcW w:w="1418" w:type="dxa"/>
-            <w:tcBorders>
-              <w:top w:val="double" w:sz="4" w:space="0" w:color="auto"/>
-              <w:bottom w:val="double" w:sz="4" w:space="0" w:color="auto"/>
-            </w:tcBorders>
-            <w:vAlign w:val="center"/>
-          </w:tcPr>
-          <w:p>
-            <w:pPr>
-              <w:jc w:val="center"/>
-              <w:cnfStyle w:val="000000100000" w:firstRow="0" w:lastRow="0" w:firstColumn="0" w:lastColumn="0" w:oddVBand="0" w:evenVBand="0" w:oddHBand="1" w:evenHBand="0" w:firstRowFirstColumn="0" w:firstRowLastColumn="0" w:lastRowFirstColumn="0" w:lastRowLastColumn="0"/>
-              <w:rPr>
-                <w:rFonts w:ascii="Arial Narrow" w:hAnsi="Arial Narrow" w:cs="Calibri"/>
-                <w:b/>
-                <w:sz w:val="16"/>
-              </w:rPr>
-            </w:pPr>
-            <w:r>
-              <w:rPr>
-                <w:b/>
-                <w:sz w:val="16"/>
-              </w:rPr>
-            </w:r>
-            <w:r>
-              <w:rPr>
-                <w:rFonts w:ascii="Malgun Gothic" w:hAnsi="Malgun Gothic"/>
-                <w:b w:val="0"/>
-                <w:sz w:val="18"/>
-              </w:rPr>
-            </w:r>
-          </w:p>
-        </w:tc>
-        <w:tc>
-          <w:tcPr>
-            <w:tcW w:w="1275" w:type="dxa"/>
-            <w:tcBorders>
-              <w:top w:val="double" w:sz="4" w:space="0" w:color="auto"/>
-              <w:bottom w:val="double" w:sz="4" w:space="0" w:color="auto"/>
-            </w:tcBorders>
-            <w:vAlign w:val="center"/>
-          </w:tcPr>
-          <w:p>
-            <w:pPr>
-              <w:spacing w:after="160" w:line="259" w:lineRule="auto"/>
-              <w:jc w:val="center"/>
-              <w:cnfStyle w:val="000000100000" w:firstRow="0" w:lastRow="0" w:firstColumn="0" w:lastColumn="0" w:oddVBand="0" w:evenVBand="0" w:oddHBand="1" w:evenHBand="0" w:firstRowFirstColumn="0" w:firstRowLastColumn="0" w:lastRowFirstColumn="0" w:lastRowLastColumn="0"/>
-              <w:rPr>
-                <w:b/>
-                <w:sz w:val="16"/>
-              </w:rPr>
-            </w:pPr>
-            <w:r>
-              <w:rPr>
-                <w:b/>
-                <w:sz w:val="16"/>
-              </w:rPr>
-            </w:r>
-            <w:r>
-              <w:rPr>
-                <w:rFonts w:ascii="Malgun Gothic" w:hAnsi="Malgun Gothic"/>
-                <w:b w:val="0"/>
-                <w:sz w:val="18"/>
-              </w:rPr>
-              <w:t>c.2902-16del</w:t>
-            </w:r>
-          </w:p>
-        </w:tc>
-        <w:tc>
-          <w:tcPr>
-            <w:tcW w:w="1276" w:type="dxa"/>
-            <w:tcBorders>
-              <w:top w:val="double" w:sz="4" w:space="0" w:color="auto"/>
-              <w:bottom w:val="double" w:sz="4" w:space="0" w:color="auto"/>
-            </w:tcBorders>
-            <w:vAlign w:val="center"/>
-          </w:tcPr>
-          <w:p>
-            <w:pPr>
-              <w:jc w:val="center"/>
-              <w:cnfStyle w:val="000000100000" w:firstRow="0" w:lastRow="0" w:firstColumn="0" w:lastColumn="0" w:oddVBand="0" w:evenVBand="0" w:oddHBand="1" w:evenHBand="0" w:firstRowFirstColumn="0" w:firstRowLastColumn="0" w:lastRowFirstColumn="0" w:lastRowLastColumn="0"/>
-              <w:rPr>
-                <w:rFonts w:ascii="Arial Narrow" w:hAnsi="Arial Narrow" w:cs="Calibri"/>
-                <w:b/>
-                <w:sz w:val="16"/>
-              </w:rPr>
-            </w:pPr>
-            <w:r>
-              <w:rPr>
-                <w:b/>
-                <w:sz w:val="16"/>
-              </w:rPr>
-            </w:r>
-            <w:r>
-              <w:rPr>
-                <w:rFonts w:ascii="Malgun Gothic" w:hAnsi="Malgun Gothic"/>
-                <w:b w:val="0"/>
-                <w:sz w:val="18"/>
-              </w:rPr>
-            </w:r>
-          </w:p>
-        </w:tc>
-        <w:tc>
-          <w:tcPr>
-            <w:tcW w:w="709" w:type="dxa"/>
-            <w:tcBorders>
-              <w:top w:val="double" w:sz="4" w:space="0" w:color="auto"/>
-              <w:bottom w:val="double" w:sz="4" w:space="0" w:color="auto"/>
-            </w:tcBorders>
-            <w:vAlign w:val="center"/>
-          </w:tcPr>
-          <w:p>
-            <w:pPr>
-              <w:jc w:val="center"/>
-              <w:cnfStyle w:val="000000100000" w:firstRow="0" w:lastRow="0" w:firstColumn="0" w:lastColumn="0" w:oddVBand="0" w:evenVBand="0" w:oddHBand="1" w:evenHBand="0" w:firstRowFirstColumn="0" w:firstRowLastColumn="0" w:lastRowFirstColumn="0" w:lastRowLastColumn="0"/>
-              <w:rPr>
-                <w:rFonts w:ascii="Arial Narrow" w:hAnsi="Arial Narrow" w:cs="Calibri"/>
-                <w:b/>
-                <w:sz w:val="16"/>
-              </w:rPr>
-            </w:pPr>
-            <w:r>
-              <w:rPr>
-                <w:b/>
-                <w:sz w:val="16"/>
-              </w:rPr>
-            </w:r>
-            <w:r>
-              <w:rPr>
-                <w:rFonts w:ascii="Malgun Gothic" w:hAnsi="Malgun Gothic"/>
-                <w:b w:val="0"/>
-                <w:sz w:val="18"/>
-              </w:rPr>
-              <w:t>0.23%</w:t>
-            </w:r>
-          </w:p>
-        </w:tc>
-        <w:tc>
-          <w:tcPr>
-            <w:tcW w:w="2214" w:type="dxa"/>
-            <w:tcBorders>
-              <w:top w:val="double" w:sz="4" w:space="0" w:color="auto"/>
-              <w:bottom w:val="double" w:sz="4" w:space="0" w:color="auto"/>
-            </w:tcBorders>
-            <w:vAlign w:val="center"/>
-          </w:tcPr>
-          <w:p>
-            <w:pPr>
-              <w:jc w:val="center"/>
-              <w:cnfStyle w:val="000000100000" w:firstRow="0" w:lastRow="0" w:firstColumn="0" w:lastColumn="0" w:oddVBand="0" w:evenVBand="0" w:oddHBand="1" w:evenHBand="0" w:firstRowFirstColumn="0" w:firstRowLastColumn="0" w:lastRowFirstColumn="0" w:lastRowLastColumn="0"/>
-              <w:rPr>
-                <w:b/>
-                <w:sz w:val="16"/>
-              </w:rPr>
-            </w:pPr>
-            <w:r>
-              <w:rPr>
-                <w:b/>
-                <w:sz w:val="16"/>
-              </w:rPr>
-            </w:r>
-            <w:proofErr w:type="spellStart"/>
-            <w:r>
-              <w:rPr>
-                <w:b/>
-                <w:sz w:val="16"/>
-              </w:rPr>
-            </w:r>
-            <w:proofErr w:type="spellEnd"/>
-            <w:r>
-              <w:rPr>
-                <w:rFonts w:ascii="Malgun Gothic" w:hAnsi="Malgun Gothic"/>
-                <w:b w:val="0"/>
-                <w:sz w:val="18"/>
-              </w:rPr>
-            </w:r>
-          </w:p>
-          <w:p>
-            <w:pPr>
-              <w:jc w:val="center"/>
-              <w:cnfStyle w:val="000000100000" w:firstRow="0" w:lastRow="0" w:firstColumn="0" w:lastColumn="0" w:oddVBand="0" w:evenVBand="0" w:oddHBand="1" w:evenHBand="0" w:firstRowFirstColumn="0" w:firstRowLastColumn="0" w:lastRowFirstColumn="0" w:lastRowLastColumn="0"/>
-              <w:rPr>
-                <w:rFonts w:ascii="Arial Narrow" w:hAnsi="Arial Narrow" w:cs="Calibri"/>
-                <w:b/>
-                <w:sz w:val="16"/>
-              </w:rPr>
-            </w:pPr>
-            <w:r>
-              <w:rPr>
-                <w:b/>
-                <w:sz w:val="14"/>
-              </w:rPr>
-            </w:r>
-            <w:proofErr w:type="spellStart"/>
-            <w:r>
-              <w:rPr>
-                <w:b/>
-                <w:sz w:val="14"/>
-              </w:rPr>
-            </w:r>
-            <w:proofErr w:type="spellEnd"/>
-            <w:r>
-              <w:rPr>
-                <w:b/>
-                <w:sz w:val="14"/>
-              </w:rPr>
-            </w:r>
-          </w:p>
-        </w:tc>
-      </w:tr>
-      <w:tr>
-        <w:trPr>
-          <w:cnfStyle w:val="000000100000" w:firstRow="0" w:lastRow="0" w:firstColumn="0" w:lastColumn="0" w:oddVBand="0" w:evenVBand="0" w:oddHBand="1" w:evenHBand="0" w:firstRowFirstColumn="0" w:firstRowLastColumn="0" w:lastRowFirstColumn="0" w:lastRowLastColumn="0"/>
-          <w:trHeight w:hRule="exact" w:val="624"/>
-        </w:trPr>
-        <w:tc>
-          <w:tcPr>
-            <w:cnfStyle w:val="001000000000" w:firstRow="0" w:lastRow="0" w:firstColumn="1" w:lastColumn="0" w:oddVBand="0" w:evenVBand="0" w:oddHBand="0" w:evenHBand="0" w:firstRowFirstColumn="0" w:firstRowLastColumn="0" w:lastRowFirstColumn="0" w:lastRowLastColumn="0"/>
-            <w:tcW w:w="1276" w:type="dxa"/>
-            <w:tcBorders>
-              <w:top w:val="double" w:sz="4" w:space="0" w:color="auto"/>
-              <w:bottom w:val="double" w:sz="4" w:space="0" w:color="auto"/>
-            </w:tcBorders>
-            <w:vAlign w:val="center"/>
-          </w:tcPr>
-          <w:p>
-            <w:pPr>
-              <w:spacing w:after="160" w:line="259" w:lineRule="auto"/>
-              <w:jc w:val="center"/>
-              <w:rPr>
-                <w:sz w:val="16"/>
-              </w:rPr>
-            </w:pPr>
-            <w:r>
-              <w:rPr>
-                <w:caps w:val="0"/>
-                <w:sz w:val="16"/>
-              </w:rPr>
-            </w:r>
-            <w:r>
-              <w:rPr>
-                <w:rFonts w:ascii="Malgun Gothic" w:hAnsi="Malgun Gothic"/>
-                <w:b w:val="0"/>
-                <w:sz w:val="18"/>
-              </w:rPr>
-              <w:t>Tier 3</w:t>
-            </w:r>
-          </w:p>
-        </w:tc>
-        <w:tc>
-          <w:tcPr>
-            <w:tcW w:w="1134" w:type="dxa"/>
-            <w:tcBorders>
-              <w:top w:val="double" w:sz="4" w:space="0" w:color="auto"/>
-              <w:bottom w:val="double" w:sz="4" w:space="0" w:color="auto"/>
-            </w:tcBorders>
-            <w:vAlign w:val="center"/>
-          </w:tcPr>
-          <w:p>
-            <w:pPr>
-              <w:jc w:val="center"/>
-              <w:cnfStyle w:val="000000100000" w:firstRow="0" w:lastRow="0" w:firstColumn="0" w:lastColumn="0" w:oddVBand="0" w:evenVBand="0" w:oddHBand="1" w:evenHBand="0" w:firstRowFirstColumn="0" w:firstRowLastColumn="0" w:lastRowFirstColumn="0" w:lastRowLastColumn="0"/>
-              <w:rPr>
-                <w:rFonts w:ascii="Arial Narrow" w:hAnsi="Arial Narrow" w:cs="Calibri"/>
-                <w:b/>
-                <w:sz w:val="16"/>
-              </w:rPr>
-            </w:pPr>
-            <w:r>
-              <w:rPr>
-                <w:b/>
-                <w:sz w:val="16"/>
-              </w:rPr>
-            </w:r>
-            <w:r>
-              <w:rPr>
-                <w:rFonts w:ascii="Malgun Gothic" w:hAnsi="Malgun Gothic"/>
-                <w:b w:val="0"/>
-                <w:sz w:val="18"/>
-              </w:rPr>
-              <w:t>ITPKB</w:t>
-            </w:r>
-          </w:p>
-        </w:tc>
-        <w:tc>
-          <w:tcPr>
-            <w:tcW w:w="1134" w:type="dxa"/>
-            <w:tcBorders>
-              <w:top w:val="double" w:sz="4" w:space="0" w:color="auto"/>
-              <w:bottom w:val="double" w:sz="4" w:space="0" w:color="auto"/>
-            </w:tcBorders>
-            <w:vAlign w:val="center"/>
-          </w:tcPr>
-          <w:p>
-            <w:pPr>
-              <w:jc w:val="center"/>
-              <w:cnfStyle w:val="000000100000" w:firstRow="0" w:lastRow="0" w:firstColumn="0" w:lastColumn="0" w:oddVBand="0" w:evenVBand="0" w:oddHBand="1" w:evenHBand="0" w:firstRowFirstColumn="0" w:firstRowLastColumn="0" w:lastRowFirstColumn="0" w:lastRowLastColumn="0"/>
-              <w:rPr>
-                <w:b/>
-                <w:sz w:val="16"/>
-              </w:rPr>
-            </w:pPr>
-            <w:r>
-              <w:rPr>
-                <w:b/>
-                <w:sz w:val="16"/>
-              </w:rPr>
-            </w:r>
-            <w:r>
-              <w:rPr>
-                <w:rFonts w:ascii="Malgun Gothic" w:hAnsi="Malgun Gothic"/>
-                <w:b w:val="0"/>
-                <w:sz w:val="18"/>
-              </w:rPr>
-              <w:t>ENST00000429204.1</w:t>
-            </w:r>
-          </w:p>
-          <w:p>
-            <w:pPr>
-              <w:jc w:val="center"/>
-              <w:cnfStyle w:val="000000100000" w:firstRow="0" w:lastRow="0" w:firstColumn="0" w:lastColumn="0" w:oddVBand="0" w:evenVBand="0" w:oddHBand="1" w:evenHBand="0" w:firstRowFirstColumn="0" w:firstRowLastColumn="0" w:lastRowFirstColumn="0" w:lastRowLastColumn="0"/>
-              <w:rPr>
-                <w:rFonts w:ascii="Arial Narrow" w:hAnsi="Arial Narrow" w:cs="Calibri"/>
-                <w:b/>
-                <w:sz w:val="16"/>
-              </w:rPr>
-            </w:pPr>
-            <w:r>
-              <w:rPr>
-                <w:b/>
-                <w:sz w:val="16"/>
-              </w:rPr>
-            </w:r>
-          </w:p>
-        </w:tc>
-        <w:tc>
-          <w:tcPr>
-            <w:tcW w:w="1418" w:type="dxa"/>
-            <w:tcBorders>
-              <w:top w:val="double" w:sz="4" w:space="0" w:color="auto"/>
-              <w:bottom w:val="double" w:sz="4" w:space="0" w:color="auto"/>
-            </w:tcBorders>
-            <w:vAlign w:val="center"/>
-          </w:tcPr>
-          <w:p>
-            <w:pPr>
-              <w:jc w:val="center"/>
-              <w:cnfStyle w:val="000000100000" w:firstRow="0" w:lastRow="0" w:firstColumn="0" w:lastColumn="0" w:oddVBand="0" w:evenVBand="0" w:oddHBand="1" w:evenHBand="0" w:firstRowFirstColumn="0" w:firstRowLastColumn="0" w:lastRowFirstColumn="0" w:lastRowLastColumn="0"/>
-              <w:rPr>
-                <w:rFonts w:ascii="Arial Narrow" w:hAnsi="Arial Narrow" w:cs="Calibri"/>
-                <w:b/>
-                <w:sz w:val="16"/>
-              </w:rPr>
-            </w:pPr>
-            <w:r>
-              <w:rPr>
-                <w:b/>
-                <w:sz w:val="16"/>
-              </w:rPr>
-            </w:r>
-            <w:r>
-              <w:rPr>
-                <w:rFonts w:ascii="Malgun Gothic" w:hAnsi="Malgun Gothic"/>
-                <w:b w:val="0"/>
-                <w:sz w:val="18"/>
-              </w:rPr>
-              <w:t>ENSP00000411152.1</w:t>
-            </w:r>
-          </w:p>
-        </w:tc>
-        <w:tc>
-          <w:tcPr>
-            <w:tcW w:w="1275" w:type="dxa"/>
-            <w:tcBorders>
-              <w:top w:val="double" w:sz="4" w:space="0" w:color="auto"/>
-              <w:bottom w:val="double" w:sz="4" w:space="0" w:color="auto"/>
-            </w:tcBorders>
-            <w:vAlign w:val="center"/>
-          </w:tcPr>
-          <w:p>
-            <w:pPr>
-              <w:spacing w:after="160" w:line="259" w:lineRule="auto"/>
-              <w:jc w:val="center"/>
-              <w:cnfStyle w:val="000000100000" w:firstRow="0" w:lastRow="0" w:firstColumn="0" w:lastColumn="0" w:oddVBand="0" w:evenVBand="0" w:oddHBand="1" w:evenHBand="0" w:firstRowFirstColumn="0" w:firstRowLastColumn="0" w:lastRowFirstColumn="0" w:lastRowLastColumn="0"/>
-              <w:rPr>
-                <w:b/>
-                <w:sz w:val="16"/>
-              </w:rPr>
-            </w:pPr>
-            <w:r>
-              <w:rPr>
-                <w:b/>
-                <w:sz w:val="16"/>
-              </w:rPr>
-            </w:r>
-            <w:r>
-              <w:rPr>
-                <w:rFonts w:ascii="Malgun Gothic" w:hAnsi="Malgun Gothic"/>
-                <w:b w:val="0"/>
-                <w:sz w:val="18"/>
-              </w:rPr>
-              <w:t>c.276_282del</w:t>
-            </w:r>
-          </w:p>
-        </w:tc>
-        <w:tc>
-          <w:tcPr>
-            <w:tcW w:w="1276" w:type="dxa"/>
-            <w:tcBorders>
-              <w:top w:val="double" w:sz="4" w:space="0" w:color="auto"/>
-              <w:bottom w:val="double" w:sz="4" w:space="0" w:color="auto"/>
-            </w:tcBorders>
-            <w:vAlign w:val="center"/>
-          </w:tcPr>
-          <w:p>
-            <w:pPr>
-              <w:jc w:val="center"/>
-              <w:cnfStyle w:val="000000100000" w:firstRow="0" w:lastRow="0" w:firstColumn="0" w:lastColumn="0" w:oddVBand="0" w:evenVBand="0" w:oddHBand="1" w:evenHBand="0" w:firstRowFirstColumn="0" w:firstRowLastColumn="0" w:lastRowFirstColumn="0" w:lastRowLastColumn="0"/>
-              <w:rPr>
-                <w:rFonts w:ascii="Arial Narrow" w:hAnsi="Arial Narrow" w:cs="Calibri"/>
-                <w:b/>
-                <w:sz w:val="16"/>
-              </w:rPr>
-            </w:pPr>
-            <w:r>
-              <w:rPr>
-                <w:b/>
-                <w:sz w:val="16"/>
-              </w:rPr>
-            </w:r>
-            <w:r>
-              <w:rPr>
-                <w:rFonts w:ascii="Malgun Gothic" w:hAnsi="Malgun Gothic"/>
-                <w:b w:val="0"/>
-                <w:sz w:val="18"/>
-              </w:rPr>
-              <w:t>p.Ser92ArgfsTer4</w:t>
-            </w:r>
-          </w:p>
-        </w:tc>
-        <w:tc>
-          <w:tcPr>
-            <w:tcW w:w="709" w:type="dxa"/>
-            <w:tcBorders>
-              <w:top w:val="double" w:sz="4" w:space="0" w:color="auto"/>
-              <w:bottom w:val="double" w:sz="4" w:space="0" w:color="auto"/>
-            </w:tcBorders>
-            <w:vAlign w:val="center"/>
-          </w:tcPr>
-          <w:p>
-            <w:pPr>
-              <w:jc w:val="center"/>
-              <w:cnfStyle w:val="000000100000" w:firstRow="0" w:lastRow="0" w:firstColumn="0" w:lastColumn="0" w:oddVBand="0" w:evenVBand="0" w:oddHBand="1" w:evenHBand="0" w:firstRowFirstColumn="0" w:firstRowLastColumn="0" w:lastRowFirstColumn="0" w:lastRowLastColumn="0"/>
-              <w:rPr>
-                <w:rFonts w:ascii="Arial Narrow" w:hAnsi="Arial Narrow" w:cs="Calibri"/>
-                <w:b/>
-                <w:sz w:val="16"/>
-              </w:rPr>
-            </w:pPr>
-            <w:r>
-              <w:rPr>
-                <w:b/>
-                <w:sz w:val="16"/>
-              </w:rPr>
-            </w:r>
-            <w:r>
-              <w:rPr>
-                <w:rFonts w:ascii="Malgun Gothic" w:hAnsi="Malgun Gothic"/>
-                <w:b w:val="0"/>
-                <w:sz w:val="18"/>
-              </w:rPr>
-              <w:t>0.22%</w:t>
-            </w:r>
-          </w:p>
-        </w:tc>
-        <w:tc>
-          <w:tcPr>
-            <w:tcW w:w="2214" w:type="dxa"/>
-            <w:tcBorders>
-              <w:top w:val="double" w:sz="4" w:space="0" w:color="auto"/>
-              <w:bottom w:val="double" w:sz="4" w:space="0" w:color="auto"/>
-            </w:tcBorders>
-            <w:vAlign w:val="center"/>
-          </w:tcPr>
-          <w:p>
-            <w:pPr>
-              <w:jc w:val="center"/>
-              <w:cnfStyle w:val="000000100000" w:firstRow="0" w:lastRow="0" w:firstColumn="0" w:lastColumn="0" w:oddVBand="0" w:evenVBand="0" w:oddHBand="1" w:evenHBand="0" w:firstRowFirstColumn="0" w:firstRowLastColumn="0" w:lastRowFirstColumn="0" w:lastRowLastColumn="0"/>
-              <w:rPr>
-                <w:b/>
-                <w:sz w:val="16"/>
-              </w:rPr>
-            </w:pPr>
-            <w:r>
-              <w:rPr>
-                <w:b/>
-                <w:sz w:val="16"/>
-              </w:rPr>
-            </w:r>
-            <w:proofErr w:type="spellStart"/>
-            <w:r>
-              <w:rPr>
-                <w:b/>
-                <w:sz w:val="16"/>
-              </w:rPr>
-            </w:r>
-            <w:proofErr w:type="spellEnd"/>
-            <w:r>
-              <w:rPr>
-                <w:rFonts w:ascii="Malgun Gothic" w:hAnsi="Malgun Gothic"/>
-                <w:b w:val="0"/>
-                <w:sz w:val="18"/>
-              </w:rPr>
-            </w:r>
-          </w:p>
-          <w:p>
-            <w:pPr>
-              <w:jc w:val="center"/>
-              <w:cnfStyle w:val="000000100000" w:firstRow="0" w:lastRow="0" w:firstColumn="0" w:lastColumn="0" w:oddVBand="0" w:evenVBand="0" w:oddHBand="1" w:evenHBand="0" w:firstRowFirstColumn="0" w:firstRowLastColumn="0" w:lastRowFirstColumn="0" w:lastRowLastColumn="0"/>
-              <w:rPr>
-                <w:rFonts w:ascii="Arial Narrow" w:hAnsi="Arial Narrow" w:cs="Calibri"/>
-                <w:b/>
-                <w:sz w:val="16"/>
-              </w:rPr>
-            </w:pPr>
-            <w:r>
-              <w:rPr>
-                <w:b/>
-                <w:sz w:val="14"/>
-              </w:rPr>
-            </w:r>
-            <w:proofErr w:type="spellStart"/>
-            <w:r>
-              <w:rPr>
-                <w:b/>
-                <w:sz w:val="14"/>
-              </w:rPr>
-            </w:r>
-            <w:proofErr w:type="spellEnd"/>
-            <w:r>
-              <w:rPr>
-                <w:b/>
-                <w:sz w:val="14"/>
-              </w:rPr>
-            </w:r>
-          </w:p>
-        </w:tc>
-      </w:tr>
-      <w:tr>
-        <w:trPr>
-          <w:cnfStyle w:val="000000100000" w:firstRow="0" w:lastRow="0" w:firstColumn="0" w:lastColumn="0" w:oddVBand="0" w:evenVBand="0" w:oddHBand="1" w:evenHBand="0" w:firstRowFirstColumn="0" w:firstRowLastColumn="0" w:lastRowFirstColumn="0" w:lastRowLastColumn="0"/>
-          <w:trHeight w:hRule="exact" w:val="624"/>
-        </w:trPr>
-        <w:tc>
-          <w:tcPr>
-            <w:cnfStyle w:val="001000000000" w:firstRow="0" w:lastRow="0" w:firstColumn="1" w:lastColumn="0" w:oddVBand="0" w:evenVBand="0" w:oddHBand="0" w:evenHBand="0" w:firstRowFirstColumn="0" w:firstRowLastColumn="0" w:lastRowFirstColumn="0" w:lastRowLastColumn="0"/>
-            <w:tcW w:w="1276" w:type="dxa"/>
-            <w:tcBorders>
-              <w:top w:val="double" w:sz="4" w:space="0" w:color="auto"/>
-              <w:bottom w:val="double" w:sz="4" w:space="0" w:color="auto"/>
-            </w:tcBorders>
-            <w:vAlign w:val="center"/>
-          </w:tcPr>
-          <w:p>
-            <w:pPr>
-              <w:spacing w:after="160" w:line="259" w:lineRule="auto"/>
-              <w:jc w:val="center"/>
-              <w:rPr>
-                <w:sz w:val="16"/>
-              </w:rPr>
-            </w:pPr>
-            <w:r>
-              <w:rPr>
-                <w:caps w:val="0"/>
-                <w:sz w:val="16"/>
-              </w:rPr>
-            </w:r>
-            <w:r>
-              <w:rPr>
-                <w:rFonts w:ascii="Malgun Gothic" w:hAnsi="Malgun Gothic"/>
-                <w:b w:val="0"/>
-                <w:sz w:val="18"/>
-              </w:rPr>
-              <w:t>Tier 3</w:t>
-            </w:r>
-          </w:p>
-        </w:tc>
-        <w:tc>
-          <w:tcPr>
-            <w:tcW w:w="1134" w:type="dxa"/>
-            <w:tcBorders>
-              <w:top w:val="double" w:sz="4" w:space="0" w:color="auto"/>
-              <w:bottom w:val="double" w:sz="4" w:space="0" w:color="auto"/>
-            </w:tcBorders>
-            <w:vAlign w:val="center"/>
-          </w:tcPr>
-          <w:p>
-            <w:pPr>
-              <w:jc w:val="center"/>
-              <w:cnfStyle w:val="000000100000" w:firstRow="0" w:lastRow="0" w:firstColumn="0" w:lastColumn="0" w:oddVBand="0" w:evenVBand="0" w:oddHBand="1" w:evenHBand="0" w:firstRowFirstColumn="0" w:firstRowLastColumn="0" w:lastRowFirstColumn="0" w:lastRowLastColumn="0"/>
-              <w:rPr>
-                <w:rFonts w:ascii="Arial Narrow" w:hAnsi="Arial Narrow" w:cs="Calibri"/>
-                <w:b/>
-                <w:sz w:val="16"/>
-              </w:rPr>
-            </w:pPr>
-            <w:r>
-              <w:rPr>
-                <w:b/>
-                <w:sz w:val="16"/>
-              </w:rPr>
-            </w:r>
-            <w:r>
-              <w:rPr>
-                <w:rFonts w:ascii="Malgun Gothic" w:hAnsi="Malgun Gothic"/>
-                <w:b w:val="0"/>
-                <w:sz w:val="18"/>
-              </w:rPr>
-              <w:t>ITPKB</w:t>
-            </w:r>
-          </w:p>
-        </w:tc>
-        <w:tc>
-          <w:tcPr>
-            <w:tcW w:w="1134" w:type="dxa"/>
-            <w:tcBorders>
-              <w:top w:val="double" w:sz="4" w:space="0" w:color="auto"/>
-              <w:bottom w:val="double" w:sz="4" w:space="0" w:color="auto"/>
-            </w:tcBorders>
-            <w:vAlign w:val="center"/>
-          </w:tcPr>
-          <w:p>
-            <w:pPr>
-              <w:jc w:val="center"/>
-              <w:cnfStyle w:val="000000100000" w:firstRow="0" w:lastRow="0" w:firstColumn="0" w:lastColumn="0" w:oddVBand="0" w:evenVBand="0" w:oddHBand="1" w:evenHBand="0" w:firstRowFirstColumn="0" w:firstRowLastColumn="0" w:lastRowFirstColumn="0" w:lastRowLastColumn="0"/>
-              <w:rPr>
-                <w:b/>
-                <w:sz w:val="16"/>
-              </w:rPr>
-            </w:pPr>
-            <w:r>
-              <w:rPr>
-                <w:b/>
-                <w:sz w:val="16"/>
-              </w:rPr>
-            </w:r>
-            <w:r>
-              <w:rPr>
-                <w:rFonts w:ascii="Malgun Gothic" w:hAnsi="Malgun Gothic"/>
-                <w:b w:val="0"/>
-                <w:sz w:val="18"/>
-              </w:rPr>
-              <w:t>ENST00000429204.1</w:t>
-            </w:r>
-          </w:p>
-          <w:p>
-            <w:pPr>
-              <w:jc w:val="center"/>
-              <w:cnfStyle w:val="000000100000" w:firstRow="0" w:lastRow="0" w:firstColumn="0" w:lastColumn="0" w:oddVBand="0" w:evenVBand="0" w:oddHBand="1" w:evenHBand="0" w:firstRowFirstColumn="0" w:firstRowLastColumn="0" w:lastRowFirstColumn="0" w:lastRowLastColumn="0"/>
-              <w:rPr>
-                <w:rFonts w:ascii="Arial Narrow" w:hAnsi="Arial Narrow" w:cs="Calibri"/>
-                <w:b/>
-                <w:sz w:val="16"/>
-              </w:rPr>
-            </w:pPr>
-            <w:r>
-              <w:rPr>
-                <w:b/>
-                <w:sz w:val="16"/>
-              </w:rPr>
-            </w:r>
-          </w:p>
-        </w:tc>
-        <w:tc>
-          <w:tcPr>
-            <w:tcW w:w="1418" w:type="dxa"/>
-            <w:tcBorders>
-              <w:top w:val="double" w:sz="4" w:space="0" w:color="auto"/>
-              <w:bottom w:val="double" w:sz="4" w:space="0" w:color="auto"/>
-            </w:tcBorders>
-            <w:vAlign w:val="center"/>
-          </w:tcPr>
-          <w:p>
-            <w:pPr>
-              <w:jc w:val="center"/>
-              <w:cnfStyle w:val="000000100000" w:firstRow="0" w:lastRow="0" w:firstColumn="0" w:lastColumn="0" w:oddVBand="0" w:evenVBand="0" w:oddHBand="1" w:evenHBand="0" w:firstRowFirstColumn="0" w:firstRowLastColumn="0" w:lastRowFirstColumn="0" w:lastRowLastColumn="0"/>
-              <w:rPr>
-                <w:rFonts w:ascii="Arial Narrow" w:hAnsi="Arial Narrow" w:cs="Calibri"/>
-                <w:b/>
-                <w:sz w:val="16"/>
-              </w:rPr>
-            </w:pPr>
-            <w:r>
-              <w:rPr>
-                <w:b/>
-                <w:sz w:val="16"/>
-              </w:rPr>
-            </w:r>
-            <w:r>
-              <w:rPr>
-                <w:rFonts w:ascii="Malgun Gothic" w:hAnsi="Malgun Gothic"/>
-                <w:b w:val="0"/>
-                <w:sz w:val="18"/>
-              </w:rPr>
-              <w:t>ENSP00000411152.1</w:t>
-            </w:r>
-          </w:p>
-        </w:tc>
-        <w:tc>
-          <w:tcPr>
-            <w:tcW w:w="1275" w:type="dxa"/>
-            <w:tcBorders>
-              <w:top w:val="double" w:sz="4" w:space="0" w:color="auto"/>
-              <w:bottom w:val="double" w:sz="4" w:space="0" w:color="auto"/>
-            </w:tcBorders>
-            <w:vAlign w:val="center"/>
-          </w:tcPr>
-          <w:p>
-            <w:pPr>
-              <w:spacing w:after="160" w:line="259" w:lineRule="auto"/>
-              <w:jc w:val="center"/>
-              <w:cnfStyle w:val="000000100000" w:firstRow="0" w:lastRow="0" w:firstColumn="0" w:lastColumn="0" w:oddVBand="0" w:evenVBand="0" w:oddHBand="1" w:evenHBand="0" w:firstRowFirstColumn="0" w:firstRowLastColumn="0" w:lastRowFirstColumn="0" w:lastRowLastColumn="0"/>
-              <w:rPr>
-                <w:b/>
-                <w:sz w:val="16"/>
-              </w:rPr>
-            </w:pPr>
-            <w:r>
-              <w:rPr>
-                <w:b/>
-                <w:sz w:val="16"/>
-              </w:rPr>
-            </w:r>
-            <w:r>
-              <w:rPr>
-                <w:rFonts w:ascii="Malgun Gothic" w:hAnsi="Malgun Gothic"/>
-                <w:b w:val="0"/>
-                <w:sz w:val="18"/>
-              </w:rPr>
-              <w:t>c.276_283del</w:t>
-            </w:r>
-          </w:p>
-        </w:tc>
-        <w:tc>
-          <w:tcPr>
-            <w:tcW w:w="1276" w:type="dxa"/>
-            <w:tcBorders>
-              <w:top w:val="double" w:sz="4" w:space="0" w:color="auto"/>
-              <w:bottom w:val="double" w:sz="4" w:space="0" w:color="auto"/>
-            </w:tcBorders>
-            <w:vAlign w:val="center"/>
-          </w:tcPr>
-          <w:p>
-            <w:pPr>
-              <w:jc w:val="center"/>
-              <w:cnfStyle w:val="000000100000" w:firstRow="0" w:lastRow="0" w:firstColumn="0" w:lastColumn="0" w:oddVBand="0" w:evenVBand="0" w:oddHBand="1" w:evenHBand="0" w:firstRowFirstColumn="0" w:firstRowLastColumn="0" w:lastRowFirstColumn="0" w:lastRowLastColumn="0"/>
-              <w:rPr>
-                <w:rFonts w:ascii="Arial Narrow" w:hAnsi="Arial Narrow" w:cs="Calibri"/>
-                <w:b/>
-                <w:sz w:val="16"/>
-              </w:rPr>
-            </w:pPr>
-            <w:r>
-              <w:rPr>
-                <w:b/>
-                <w:sz w:val="16"/>
-              </w:rPr>
-            </w:r>
-            <w:r>
-              <w:rPr>
-                <w:rFonts w:ascii="Malgun Gothic" w:hAnsi="Malgun Gothic"/>
-                <w:b w:val="0"/>
-                <w:sz w:val="18"/>
-              </w:rPr>
-              <w:t>p.Ser92ArgfsTer2</w:t>
-            </w:r>
-          </w:p>
-        </w:tc>
-        <w:tc>
-          <w:tcPr>
-            <w:tcW w:w="709" w:type="dxa"/>
-            <w:tcBorders>
-              <w:top w:val="double" w:sz="4" w:space="0" w:color="auto"/>
-              <w:bottom w:val="double" w:sz="4" w:space="0" w:color="auto"/>
-            </w:tcBorders>
-            <w:vAlign w:val="center"/>
-          </w:tcPr>
-          <w:p>
-            <w:pPr>
-              <w:jc w:val="center"/>
-              <w:cnfStyle w:val="000000100000" w:firstRow="0" w:lastRow="0" w:firstColumn="0" w:lastColumn="0" w:oddVBand="0" w:evenVBand="0" w:oddHBand="1" w:evenHBand="0" w:firstRowFirstColumn="0" w:firstRowLastColumn="0" w:lastRowFirstColumn="0" w:lastRowLastColumn="0"/>
-              <w:rPr>
-                <w:rFonts w:ascii="Arial Narrow" w:hAnsi="Arial Narrow" w:cs="Calibri"/>
-                <w:b/>
-                <w:sz w:val="16"/>
-              </w:rPr>
-            </w:pPr>
-            <w:r>
-              <w:rPr>
-                <w:b/>
-                <w:sz w:val="16"/>
-              </w:rPr>
-            </w:r>
-            <w:r>
-              <w:rPr>
-                <w:rFonts w:ascii="Malgun Gothic" w:hAnsi="Malgun Gothic"/>
-                <w:b w:val="0"/>
-                <w:sz w:val="18"/>
-              </w:rPr>
-              <w:t>0.22%</w:t>
-            </w:r>
-          </w:p>
-        </w:tc>
-        <w:tc>
-          <w:tcPr>
-            <w:tcW w:w="2214" w:type="dxa"/>
-            <w:tcBorders>
-              <w:top w:val="double" w:sz="4" w:space="0" w:color="auto"/>
-              <w:bottom w:val="double" w:sz="4" w:space="0" w:color="auto"/>
-            </w:tcBorders>
-            <w:vAlign w:val="center"/>
-          </w:tcPr>
-          <w:p>
-            <w:pPr>
-              <w:jc w:val="center"/>
-              <w:cnfStyle w:val="000000100000" w:firstRow="0" w:lastRow="0" w:firstColumn="0" w:lastColumn="0" w:oddVBand="0" w:evenVBand="0" w:oddHBand="1" w:evenHBand="0" w:firstRowFirstColumn="0" w:firstRowLastColumn="0" w:lastRowFirstColumn="0" w:lastRowLastColumn="0"/>
-              <w:rPr>
-                <w:b/>
-                <w:sz w:val="16"/>
-              </w:rPr>
-            </w:pPr>
-            <w:r>
-              <w:rPr>
-                <w:b/>
-                <w:sz w:val="16"/>
-              </w:rPr>
-            </w:r>
-            <w:proofErr w:type="spellStart"/>
-            <w:r>
-              <w:rPr>
-                <w:b/>
-                <w:sz w:val="16"/>
-              </w:rPr>
-            </w:r>
-            <w:proofErr w:type="spellEnd"/>
-            <w:r>
-              <w:rPr>
-                <w:rFonts w:ascii="Malgun Gothic" w:hAnsi="Malgun Gothic"/>
-                <w:b w:val="0"/>
-                <w:sz w:val="18"/>
-              </w:rPr>
-            </w:r>
-          </w:p>
-          <w:p>
-            <w:pPr>
-              <w:jc w:val="center"/>
-              <w:cnfStyle w:val="000000100000" w:firstRow="0" w:lastRow="0" w:firstColumn="0" w:lastColumn="0" w:oddVBand="0" w:evenVBand="0" w:oddHBand="1" w:evenHBand="0" w:firstRowFirstColumn="0" w:firstRowLastColumn="0" w:lastRowFirstColumn="0" w:lastRowLastColumn="0"/>
-              <w:rPr>
-                <w:rFonts w:ascii="Arial Narrow" w:hAnsi="Arial Narrow" w:cs="Calibri"/>
-                <w:b/>
-                <w:sz w:val="16"/>
-              </w:rPr>
-            </w:pPr>
-            <w:r>
-              <w:rPr>
-                <w:b/>
-                <w:sz w:val="14"/>
-              </w:rPr>
-            </w:r>
-            <w:proofErr w:type="spellStart"/>
-            <w:r>
-              <w:rPr>
-                <w:b/>
-                <w:sz w:val="14"/>
-              </w:rPr>
-            </w:r>
-            <w:proofErr w:type="spellEnd"/>
-            <w:r>
-              <w:rPr>
-                <w:b/>
-                <w:sz w:val="14"/>
-              </w:rPr>
-            </w:r>
-          </w:p>
-        </w:tc>
-      </w:tr>
-      <w:tr>
-        <w:trPr>
-          <w:cnfStyle w:val="000000100000" w:firstRow="0" w:lastRow="0" w:firstColumn="0" w:lastColumn="0" w:oddVBand="0" w:evenVBand="0" w:oddHBand="1" w:evenHBand="0" w:firstRowFirstColumn="0" w:firstRowLastColumn="0" w:lastRowFirstColumn="0" w:lastRowLastColumn="0"/>
-          <w:trHeight w:hRule="exact" w:val="624"/>
-        </w:trPr>
-        <w:tc>
-          <w:tcPr>
-            <w:cnfStyle w:val="001000000000" w:firstRow="0" w:lastRow="0" w:firstColumn="1" w:lastColumn="0" w:oddVBand="0" w:evenVBand="0" w:oddHBand="0" w:evenHBand="0" w:firstRowFirstColumn="0" w:firstRowLastColumn="0" w:lastRowFirstColumn="0" w:lastRowLastColumn="0"/>
-            <w:tcW w:w="1276" w:type="dxa"/>
-            <w:tcBorders>
-              <w:top w:val="double" w:sz="4" w:space="0" w:color="auto"/>
-              <w:bottom w:val="double" w:sz="4" w:space="0" w:color="auto"/>
-            </w:tcBorders>
-            <w:vAlign w:val="center"/>
-          </w:tcPr>
-          <w:p>
-            <w:pPr>
-              <w:spacing w:after="160" w:line="259" w:lineRule="auto"/>
-              <w:jc w:val="center"/>
-              <w:rPr>
-                <w:sz w:val="16"/>
-              </w:rPr>
-            </w:pPr>
-            <w:r>
-              <w:rPr>
-                <w:caps w:val="0"/>
-                <w:sz w:val="16"/>
-              </w:rPr>
-            </w:r>
-            <w:r>
-              <w:rPr>
-                <w:rFonts w:ascii="Malgun Gothic" w:hAnsi="Malgun Gothic"/>
-                <w:b w:val="0"/>
-                <w:sz w:val="18"/>
-              </w:rPr>
-              <w:t>Tier 3</w:t>
-            </w:r>
-          </w:p>
-        </w:tc>
-        <w:tc>
-          <w:tcPr>
-            <w:tcW w:w="1134" w:type="dxa"/>
-            <w:tcBorders>
-              <w:top w:val="double" w:sz="4" w:space="0" w:color="auto"/>
-              <w:bottom w:val="double" w:sz="4" w:space="0" w:color="auto"/>
-            </w:tcBorders>
-            <w:vAlign w:val="center"/>
-          </w:tcPr>
-          <w:p>
-            <w:pPr>
-              <w:jc w:val="center"/>
-              <w:cnfStyle w:val="000000100000" w:firstRow="0" w:lastRow="0" w:firstColumn="0" w:lastColumn="0" w:oddVBand="0" w:evenVBand="0" w:oddHBand="1" w:evenHBand="0" w:firstRowFirstColumn="0" w:firstRowLastColumn="0" w:lastRowFirstColumn="0" w:lastRowLastColumn="0"/>
-              <w:rPr>
-                <w:rFonts w:ascii="Arial Narrow" w:hAnsi="Arial Narrow" w:cs="Calibri"/>
-                <w:b/>
-                <w:sz w:val="16"/>
-              </w:rPr>
-            </w:pPr>
-            <w:r>
-              <w:rPr>
-                <w:b/>
-                <w:sz w:val="16"/>
-              </w:rPr>
-            </w:r>
-            <w:r>
-              <w:rPr>
-                <w:rFonts w:ascii="Malgun Gothic" w:hAnsi="Malgun Gothic"/>
-                <w:b w:val="0"/>
-                <w:sz w:val="18"/>
-              </w:rPr>
-              <w:t>KMT2A</w:t>
-            </w:r>
-          </w:p>
-        </w:tc>
-        <w:tc>
-          <w:tcPr>
-            <w:tcW w:w="1134" w:type="dxa"/>
-            <w:tcBorders>
-              <w:top w:val="double" w:sz="4" w:space="0" w:color="auto"/>
-              <w:bottom w:val="double" w:sz="4" w:space="0" w:color="auto"/>
-            </w:tcBorders>
-            <w:vAlign w:val="center"/>
-          </w:tcPr>
-          <w:p>
-            <w:pPr>
-              <w:jc w:val="center"/>
-              <w:cnfStyle w:val="000000100000" w:firstRow="0" w:lastRow="0" w:firstColumn="0" w:lastColumn="0" w:oddVBand="0" w:evenVBand="0" w:oddHBand="1" w:evenHBand="0" w:firstRowFirstColumn="0" w:firstRowLastColumn="0" w:lastRowFirstColumn="0" w:lastRowLastColumn="0"/>
-              <w:rPr>
-                <w:b/>
-                <w:sz w:val="16"/>
-              </w:rPr>
-            </w:pPr>
-            <w:r>
-              <w:rPr>
-                <w:b/>
-                <w:sz w:val="16"/>
-              </w:rPr>
-            </w:r>
-            <w:r>
-              <w:rPr>
-                <w:rFonts w:ascii="Malgun Gothic" w:hAnsi="Malgun Gothic"/>
-                <w:b w:val="0"/>
-                <w:sz w:val="18"/>
-              </w:rPr>
-              <w:t>ENST00000534358.1</w:t>
-            </w:r>
-          </w:p>
-          <w:p>
-            <w:pPr>
-              <w:jc w:val="center"/>
-              <w:cnfStyle w:val="000000100000" w:firstRow="0" w:lastRow="0" w:firstColumn="0" w:lastColumn="0" w:oddVBand="0" w:evenVBand="0" w:oddHBand="1" w:evenHBand="0" w:firstRowFirstColumn="0" w:firstRowLastColumn="0" w:lastRowFirstColumn="0" w:lastRowLastColumn="0"/>
-              <w:rPr>
-                <w:rFonts w:ascii="Arial Narrow" w:hAnsi="Arial Narrow" w:cs="Calibri"/>
-                <w:b/>
-                <w:sz w:val="16"/>
-              </w:rPr>
-            </w:pPr>
-            <w:r>
-              <w:rPr>
-                <w:b/>
-                <w:sz w:val="16"/>
-              </w:rPr>
-            </w:r>
-          </w:p>
-        </w:tc>
-        <w:tc>
-          <w:tcPr>
-            <w:tcW w:w="1418" w:type="dxa"/>
-            <w:tcBorders>
-              <w:top w:val="double" w:sz="4" w:space="0" w:color="auto"/>
-              <w:bottom w:val="double" w:sz="4" w:space="0" w:color="auto"/>
-            </w:tcBorders>
-            <w:vAlign w:val="center"/>
-          </w:tcPr>
-          <w:p>
-            <w:pPr>
-              <w:jc w:val="center"/>
-              <w:cnfStyle w:val="000000100000" w:firstRow="0" w:lastRow="0" w:firstColumn="0" w:lastColumn="0" w:oddVBand="0" w:evenVBand="0" w:oddHBand="1" w:evenHBand="0" w:firstRowFirstColumn="0" w:firstRowLastColumn="0" w:lastRowFirstColumn="0" w:lastRowLastColumn="0"/>
-              <w:rPr>
-                <w:rFonts w:ascii="Arial Narrow" w:hAnsi="Arial Narrow" w:cs="Calibri"/>
-                <w:b/>
-                <w:sz w:val="16"/>
-              </w:rPr>
-            </w:pPr>
-            <w:r>
-              <w:rPr>
-                <w:b/>
-                <w:sz w:val="16"/>
-              </w:rPr>
-            </w:r>
-            <w:r>
-              <w:rPr>
-                <w:rFonts w:ascii="Malgun Gothic" w:hAnsi="Malgun Gothic"/>
-                <w:b w:val="0"/>
-                <w:sz w:val="18"/>
-              </w:rPr>
-              <w:t>ENSP00000436786.1</w:t>
-            </w:r>
-          </w:p>
-        </w:tc>
-        <w:tc>
-          <w:tcPr>
-            <w:tcW w:w="1275" w:type="dxa"/>
-            <w:tcBorders>
-              <w:top w:val="double" w:sz="4" w:space="0" w:color="auto"/>
-              <w:bottom w:val="double" w:sz="4" w:space="0" w:color="auto"/>
-            </w:tcBorders>
-            <w:vAlign w:val="center"/>
-          </w:tcPr>
-          <w:p>
-            <w:pPr>
-              <w:spacing w:after="160" w:line="259" w:lineRule="auto"/>
-              <w:jc w:val="center"/>
-              <w:cnfStyle w:val="000000100000" w:firstRow="0" w:lastRow="0" w:firstColumn="0" w:lastColumn="0" w:oddVBand="0" w:evenVBand="0" w:oddHBand="1" w:evenHBand="0" w:firstRowFirstColumn="0" w:firstRowLastColumn="0" w:lastRowFirstColumn="0" w:lastRowLastColumn="0"/>
-              <w:rPr>
-                <w:b/>
-                <w:sz w:val="16"/>
-              </w:rPr>
-            </w:pPr>
-            <w:r>
-              <w:rPr>
-                <w:b/>
-                <w:sz w:val="16"/>
-              </w:rPr>
-            </w:r>
-            <w:r>
-              <w:rPr>
-                <w:rFonts w:ascii="Malgun Gothic" w:hAnsi="Malgun Gothic"/>
-                <w:b w:val="0"/>
-                <w:sz w:val="18"/>
-              </w:rPr>
-              <w:t>c.526C&gt;T</w:t>
-            </w:r>
-          </w:p>
-        </w:tc>
-        <w:tc>
-          <w:tcPr>
-            <w:tcW w:w="1276" w:type="dxa"/>
-            <w:tcBorders>
-              <w:top w:val="double" w:sz="4" w:space="0" w:color="auto"/>
-              <w:bottom w:val="double" w:sz="4" w:space="0" w:color="auto"/>
-            </w:tcBorders>
-            <w:vAlign w:val="center"/>
-          </w:tcPr>
-          <w:p>
-            <w:pPr>
-              <w:jc w:val="center"/>
-              <w:cnfStyle w:val="000000100000" w:firstRow="0" w:lastRow="0" w:firstColumn="0" w:lastColumn="0" w:oddVBand="0" w:evenVBand="0" w:oddHBand="1" w:evenHBand="0" w:firstRowFirstColumn="0" w:firstRowLastColumn="0" w:lastRowFirstColumn="0" w:lastRowLastColumn="0"/>
-              <w:rPr>
-                <w:rFonts w:ascii="Arial Narrow" w:hAnsi="Arial Narrow" w:cs="Calibri"/>
-                <w:b/>
-                <w:sz w:val="16"/>
-              </w:rPr>
-            </w:pPr>
-            <w:r>
-              <w:rPr>
-                <w:b/>
-                <w:sz w:val="16"/>
-              </w:rPr>
-            </w:r>
-            <w:r>
-              <w:rPr>
-                <w:rFonts w:ascii="Malgun Gothic" w:hAnsi="Malgun Gothic"/>
-                <w:b w:val="0"/>
-                <w:sz w:val="18"/>
-              </w:rPr>
-              <w:t>p.Arg176Cys</w:t>
-            </w:r>
-          </w:p>
-        </w:tc>
-        <w:tc>
-          <w:tcPr>
-            <w:tcW w:w="709" w:type="dxa"/>
-            <w:tcBorders>
-              <w:top w:val="double" w:sz="4" w:space="0" w:color="auto"/>
-              <w:bottom w:val="double" w:sz="4" w:space="0" w:color="auto"/>
-            </w:tcBorders>
-            <w:vAlign w:val="center"/>
-          </w:tcPr>
-          <w:p>
-            <w:pPr>
-              <w:jc w:val="center"/>
-              <w:cnfStyle w:val="000000100000" w:firstRow="0" w:lastRow="0" w:firstColumn="0" w:lastColumn="0" w:oddVBand="0" w:evenVBand="0" w:oddHBand="1" w:evenHBand="0" w:firstRowFirstColumn="0" w:firstRowLastColumn="0" w:lastRowFirstColumn="0" w:lastRowLastColumn="0"/>
-              <w:rPr>
-                <w:rFonts w:ascii="Arial Narrow" w:hAnsi="Arial Narrow" w:cs="Calibri"/>
-                <w:b/>
-                <w:sz w:val="16"/>
-              </w:rPr>
-            </w:pPr>
-            <w:r>
-              <w:rPr>
-                <w:b/>
-                <w:sz w:val="16"/>
-              </w:rPr>
-            </w:r>
-            <w:r>
-              <w:rPr>
-                <w:rFonts w:ascii="Malgun Gothic" w:hAnsi="Malgun Gothic"/>
-                <w:b w:val="0"/>
-                <w:sz w:val="18"/>
-              </w:rPr>
-              <w:t>0.16%</w:t>
-            </w:r>
-          </w:p>
-        </w:tc>
-        <w:tc>
-          <w:tcPr>
-            <w:tcW w:w="2214" w:type="dxa"/>
-            <w:tcBorders>
-              <w:top w:val="double" w:sz="4" w:space="0" w:color="auto"/>
-              <w:bottom w:val="double" w:sz="4" w:space="0" w:color="auto"/>
-            </w:tcBorders>
-            <w:vAlign w:val="center"/>
-          </w:tcPr>
-          <w:p>
-            <w:pPr>
-              <w:jc w:val="center"/>
-              <w:cnfStyle w:val="000000100000" w:firstRow="0" w:lastRow="0" w:firstColumn="0" w:lastColumn="0" w:oddVBand="0" w:evenVBand="0" w:oddHBand="1" w:evenHBand="0" w:firstRowFirstColumn="0" w:firstRowLastColumn="0" w:lastRowFirstColumn="0" w:lastRowLastColumn="0"/>
-              <w:rPr>
-                <w:b/>
-                <w:sz w:val="16"/>
-              </w:rPr>
-            </w:pPr>
-            <w:r>
-              <w:rPr>
-                <w:b/>
-                <w:sz w:val="16"/>
-              </w:rPr>
-            </w:r>
-            <w:proofErr w:type="spellStart"/>
-            <w:r>
-              <w:rPr>
-                <w:b/>
-                <w:sz w:val="16"/>
-              </w:rPr>
-            </w:r>
-            <w:proofErr w:type="spellEnd"/>
-            <w:r>
-              <w:rPr>
-                <w:rFonts w:ascii="Malgun Gothic" w:hAnsi="Malgun Gothic"/>
-                <w:b w:val="0"/>
-                <w:sz w:val="18"/>
-              </w:rPr>
-            </w:r>
-          </w:p>
-          <w:p>
-            <w:pPr>
-              <w:jc w:val="center"/>
-              <w:cnfStyle w:val="000000100000" w:firstRow="0" w:lastRow="0" w:firstColumn="0" w:lastColumn="0" w:oddVBand="0" w:evenVBand="0" w:oddHBand="1" w:evenHBand="0" w:firstRowFirstColumn="0" w:firstRowLastColumn="0" w:lastRowFirstColumn="0" w:lastRowLastColumn="0"/>
-              <w:rPr>
-                <w:rFonts w:ascii="Arial Narrow" w:hAnsi="Arial Narrow" w:cs="Calibri"/>
-                <w:b/>
-                <w:sz w:val="16"/>
-              </w:rPr>
-            </w:pPr>
-            <w:r>
-              <w:rPr>
-                <w:b/>
-                <w:sz w:val="14"/>
-              </w:rPr>
-            </w:r>
-            <w:proofErr w:type="spellStart"/>
-            <w:r>
-              <w:rPr>
-                <w:b/>
-                <w:sz w:val="14"/>
-              </w:rPr>
-            </w:r>
-            <w:proofErr w:type="spellEnd"/>
-            <w:r>
-              <w:rPr>
-                <w:b/>
-                <w:sz w:val="14"/>
-              </w:rPr>
-            </w:r>
-          </w:p>
-        </w:tc>
-      </w:tr>
     </w:tbl>
     <w:p/>
     <w:p>
@@ -17088,7 +9323,7 @@
               <w:t>* Tier I : 임상적 의미가 확인된 변이, ** Tier II : 잠재적 임상적 의미가 있는 변이, *** Tier III : 임상적 의미가 알려지지 않은 변이</w:t>
               <w:br/>
               <w:br/>
-              <w:t>Total variants analyzed: 410 | Tier 1: 0 | Tier 2: 17 | Tier 3: 28 | Tier 4: 365</w:t>
+              <w:t>Total variants analyzed: 22 | Tier 1: 0 | Tier 2: 5 | Tier 3: 17 | Tier 4: 0</w:t>
             </w:r>
           </w:p>
           <w:p>

--- a/0224/04-PHJ_10680696/04-PHJ_10680696_clinical_report.docx
+++ b/0224/04-PHJ_10680696/04-PHJ_10680696_clinical_report.docx
@@ -4288,342 +4288,6 @@
                 <w:sz w:val="18"/>
               </w:rPr>
               <w:t>18.24%</w:t>
-            </w:r>
-          </w:p>
-        </w:tc>
-        <w:tc>
-          <w:tcPr>
-            <w:tcW w:w="2214" w:type="dxa"/>
-            <w:tcBorders>
-              <w:top w:val="double" w:sz="4" w:space="0" w:color="auto"/>
-              <w:bottom w:val="double" w:sz="4" w:space="0" w:color="auto"/>
-            </w:tcBorders>
-            <w:vAlign w:val="center"/>
-          </w:tcPr>
-          <w:p>
-            <w:pPr>
-              <w:jc w:val="center"/>
-              <w:cnfStyle w:val="000000100000" w:firstRow="0" w:lastRow="0" w:firstColumn="0" w:lastColumn="0" w:oddVBand="0" w:evenVBand="0" w:oddHBand="1" w:evenHBand="0" w:firstRowFirstColumn="0" w:firstRowLastColumn="0" w:lastRowFirstColumn="0" w:lastRowLastColumn="0"/>
-              <w:rPr>
-                <w:b/>
-                <w:sz w:val="16"/>
-              </w:rPr>
-            </w:pPr>
-            <w:r>
-              <w:rPr>
-                <w:b/>
-                <w:sz w:val="16"/>
-              </w:rPr>
-            </w:r>
-            <w:proofErr w:type="spellStart"/>
-            <w:r>
-              <w:rPr>
-                <w:b/>
-                <w:sz w:val="16"/>
-              </w:rPr>
-            </w:r>
-            <w:proofErr w:type="spellEnd"/>
-            <w:r>
-              <w:rPr>
-                <w:rFonts w:ascii="Malgun Gothic" w:hAnsi="Malgun Gothic"/>
-                <w:b w:val="0"/>
-                <w:sz w:val="18"/>
-              </w:rPr>
-            </w:r>
-          </w:p>
-          <w:p>
-            <w:pPr>
-              <w:jc w:val="center"/>
-              <w:cnfStyle w:val="000000100000" w:firstRow="0" w:lastRow="0" w:firstColumn="0" w:lastColumn="0" w:oddVBand="0" w:evenVBand="0" w:oddHBand="1" w:evenHBand="0" w:firstRowFirstColumn="0" w:firstRowLastColumn="0" w:lastRowFirstColumn="0" w:lastRowLastColumn="0"/>
-              <w:rPr>
-                <w:rFonts w:ascii="Arial Narrow" w:hAnsi="Arial Narrow" w:cs="Calibri"/>
-                <w:b/>
-                <w:sz w:val="16"/>
-              </w:rPr>
-            </w:pPr>
-            <w:r>
-              <w:rPr>
-                <w:b/>
-                <w:sz w:val="14"/>
-              </w:rPr>
-            </w:r>
-            <w:proofErr w:type="spellStart"/>
-            <w:r>
-              <w:rPr>
-                <w:b/>
-                <w:sz w:val="14"/>
-              </w:rPr>
-            </w:r>
-            <w:proofErr w:type="spellEnd"/>
-            <w:r>
-              <w:rPr>
-                <w:b/>
-                <w:sz w:val="14"/>
-              </w:rPr>
-            </w:r>
-          </w:p>
-        </w:tc>
-      </w:tr>
-      <w:tr>
-        <w:trPr>
-          <w:cnfStyle w:val="000000100000" w:firstRow="0" w:lastRow="0" w:firstColumn="0" w:lastColumn="0" w:oddVBand="0" w:evenVBand="0" w:oddHBand="1" w:evenHBand="0" w:firstRowFirstColumn="0" w:firstRowLastColumn="0" w:lastRowFirstColumn="0" w:lastRowLastColumn="0"/>
-          <w:trHeight w:hRule="exact" w:val="624"/>
-        </w:trPr>
-        <w:tc>
-          <w:tcPr>
-            <w:cnfStyle w:val="001000000000" w:firstRow="0" w:lastRow="0" w:firstColumn="1" w:lastColumn="0" w:oddVBand="0" w:evenVBand="0" w:oddHBand="0" w:evenHBand="0" w:firstRowFirstColumn="0" w:firstRowLastColumn="0" w:lastRowFirstColumn="0" w:lastRowLastColumn="0"/>
-            <w:tcW w:w="1276" w:type="dxa"/>
-            <w:tcBorders>
-              <w:top w:val="double" w:sz="4" w:space="0" w:color="auto"/>
-              <w:bottom w:val="double" w:sz="4" w:space="0" w:color="auto"/>
-            </w:tcBorders>
-            <w:vAlign w:val="center"/>
-          </w:tcPr>
-          <w:p>
-            <w:pPr>
-              <w:spacing w:after="160" w:line="259" w:lineRule="auto"/>
-              <w:jc w:val="center"/>
-              <w:rPr>
-                <w:sz w:val="16"/>
-              </w:rPr>
-            </w:pPr>
-            <w:r>
-              <w:rPr>
-                <w:caps w:val="0"/>
-                <w:sz w:val="16"/>
-              </w:rPr>
-            </w:r>
-            <w:r>
-              <w:rPr>
-                <w:rFonts w:ascii="Malgun Gothic" w:hAnsi="Malgun Gothic"/>
-                <w:b w:val="0"/>
-                <w:sz w:val="18"/>
-              </w:rPr>
-              <w:t>Tier 3</w:t>
-            </w:r>
-          </w:p>
-        </w:tc>
-        <w:tc>
-          <w:tcPr>
-            <w:tcW w:w="1134" w:type="dxa"/>
-            <w:tcBorders>
-              <w:top w:val="double" w:sz="4" w:space="0" w:color="auto"/>
-              <w:bottom w:val="double" w:sz="4" w:space="0" w:color="auto"/>
-            </w:tcBorders>
-            <w:vAlign w:val="center"/>
-          </w:tcPr>
-          <w:p>
-            <w:pPr>
-              <w:jc w:val="center"/>
-              <w:cnfStyle w:val="000000100000" w:firstRow="0" w:lastRow="0" w:firstColumn="0" w:lastColumn="0" w:oddVBand="0" w:evenVBand="0" w:oddHBand="1" w:evenHBand="0" w:firstRowFirstColumn="0" w:firstRowLastColumn="0" w:lastRowFirstColumn="0" w:lastRowLastColumn="0"/>
-              <w:rPr>
-                <w:rFonts w:ascii="Arial Narrow" w:hAnsi="Arial Narrow" w:cs="Calibri"/>
-                <w:b/>
-                <w:sz w:val="16"/>
-              </w:rPr>
-            </w:pPr>
-            <w:r>
-              <w:rPr>
-                <w:b/>
-                <w:sz w:val="16"/>
-              </w:rPr>
-            </w:r>
-            <w:r>
-              <w:rPr>
-                <w:rFonts w:ascii="Malgun Gothic" w:hAnsi="Malgun Gothic"/>
-                <w:b w:val="0"/>
-                <w:sz w:val="18"/>
-              </w:rPr>
-              <w:t>KMT2D</w:t>
-            </w:r>
-          </w:p>
-        </w:tc>
-        <w:tc>
-          <w:tcPr>
-            <w:tcW w:w="1134" w:type="dxa"/>
-            <w:tcBorders>
-              <w:top w:val="double" w:sz="4" w:space="0" w:color="auto"/>
-              <w:bottom w:val="double" w:sz="4" w:space="0" w:color="auto"/>
-            </w:tcBorders>
-            <w:vAlign w:val="center"/>
-          </w:tcPr>
-          <w:p>
-            <w:pPr>
-              <w:jc w:val="center"/>
-              <w:cnfStyle w:val="000000100000" w:firstRow="0" w:lastRow="0" w:firstColumn="0" w:lastColumn="0" w:oddVBand="0" w:evenVBand="0" w:oddHBand="1" w:evenHBand="0" w:firstRowFirstColumn="0" w:firstRowLastColumn="0" w:lastRowFirstColumn="0" w:lastRowLastColumn="0"/>
-              <w:rPr>
-                <w:b/>
-                <w:sz w:val="16"/>
-              </w:rPr>
-            </w:pPr>
-            <w:r>
-              <w:rPr>
-                <w:b/>
-                <w:sz w:val="16"/>
-              </w:rPr>
-            </w:r>
-            <w:r>
-              <w:rPr>
-                <w:rFonts w:ascii="Malgun Gothic" w:hAnsi="Malgun Gothic"/>
-                <w:b w:val="0"/>
-                <w:sz w:val="18"/>
-              </w:rPr>
-              <w:t>ENST00000301067.7</w:t>
-            </w:r>
-          </w:p>
-          <w:p>
-            <w:pPr>
-              <w:jc w:val="center"/>
-              <w:cnfStyle w:val="000000100000" w:firstRow="0" w:lastRow="0" w:firstColumn="0" w:lastColumn="0" w:oddVBand="0" w:evenVBand="0" w:oddHBand="1" w:evenHBand="0" w:firstRowFirstColumn="0" w:firstRowLastColumn="0" w:lastRowFirstColumn="0" w:lastRowLastColumn="0"/>
-              <w:rPr>
-                <w:rFonts w:ascii="Arial Narrow" w:hAnsi="Arial Narrow" w:cs="Calibri"/>
-                <w:b/>
-                <w:sz w:val="16"/>
-              </w:rPr>
-            </w:pPr>
-            <w:r>
-              <w:rPr>
-                <w:b/>
-                <w:sz w:val="16"/>
-              </w:rPr>
-            </w:r>
-          </w:p>
-        </w:tc>
-        <w:tc>
-          <w:tcPr>
-            <w:tcW w:w="1418" w:type="dxa"/>
-            <w:tcBorders>
-              <w:top w:val="double" w:sz="4" w:space="0" w:color="auto"/>
-              <w:bottom w:val="double" w:sz="4" w:space="0" w:color="auto"/>
-            </w:tcBorders>
-            <w:vAlign w:val="center"/>
-          </w:tcPr>
-          <w:p>
-            <w:pPr>
-              <w:jc w:val="center"/>
-              <w:cnfStyle w:val="000000100000" w:firstRow="0" w:lastRow="0" w:firstColumn="0" w:lastColumn="0" w:oddVBand="0" w:evenVBand="0" w:oddHBand="1" w:evenHBand="0" w:firstRowFirstColumn="0" w:firstRowLastColumn="0" w:lastRowFirstColumn="0" w:lastRowLastColumn="0"/>
-              <w:rPr>
-                <w:rFonts w:ascii="Arial Narrow" w:hAnsi="Arial Narrow" w:cs="Calibri"/>
-                <w:b/>
-                <w:sz w:val="16"/>
-              </w:rPr>
-            </w:pPr>
-            <w:r>
-              <w:rPr>
-                <w:b/>
-                <w:sz w:val="16"/>
-              </w:rPr>
-            </w:r>
-            <w:r>
-              <w:rPr>
-                <w:rFonts w:ascii="Malgun Gothic" w:hAnsi="Malgun Gothic"/>
-                <w:b w:val="0"/>
-                <w:sz w:val="18"/>
-              </w:rPr>
-            </w:r>
-          </w:p>
-        </w:tc>
-        <w:tc>
-          <w:tcPr>
-            <w:tcW w:w="1275" w:type="dxa"/>
-            <w:tcBorders>
-              <w:top w:val="double" w:sz="4" w:space="0" w:color="auto"/>
-              <w:bottom w:val="double" w:sz="4" w:space="0" w:color="auto"/>
-            </w:tcBorders>
-            <w:vAlign w:val="center"/>
-          </w:tcPr>
-          <w:p>
-            <w:pPr>
-              <w:spacing w:after="160" w:line="259" w:lineRule="auto"/>
-              <w:jc w:val="center"/>
-              <w:cnfStyle w:val="000000100000" w:firstRow="0" w:lastRow="0" w:firstColumn="0" w:lastColumn="0" w:oddVBand="0" w:evenVBand="0" w:oddHBand="1" w:evenHBand="0" w:firstRowFirstColumn="0" w:firstRowLastColumn="0" w:lastRowFirstColumn="0" w:lastRowLastColumn="0"/>
-              <w:rPr>
-                <w:b/>
-                <w:sz w:val="16"/>
-              </w:rPr>
-            </w:pPr>
-            <w:r>
-              <w:rPr>
-                <w:b/>
-                <w:sz w:val="16"/>
-              </w:rPr>
-            </w:r>
-            <w:r>
-              <w:rPr>
-                <w:rFonts w:ascii="Malgun Gothic" w:hAnsi="Malgun Gothic"/>
-                <w:b w:val="0"/>
-                <w:sz w:val="18"/>
-              </w:rPr>
-              <w:t>c.10356-9G&gt;A</w:t>
-            </w:r>
-          </w:p>
-        </w:tc>
-        <w:tc>
-          <w:tcPr>
-            <w:tcW w:w="1276" w:type="dxa"/>
-            <w:tcBorders>
-              <w:top w:val="double" w:sz="4" w:space="0" w:color="auto"/>
-              <w:bottom w:val="double" w:sz="4" w:space="0" w:color="auto"/>
-            </w:tcBorders>
-            <w:vAlign w:val="center"/>
-          </w:tcPr>
-          <w:p>
-            <w:pPr>
-              <w:jc w:val="center"/>
-              <w:cnfStyle w:val="000000100000" w:firstRow="0" w:lastRow="0" w:firstColumn="0" w:lastColumn="0" w:oddVBand="0" w:evenVBand="0" w:oddHBand="1" w:evenHBand="0" w:firstRowFirstColumn="0" w:firstRowLastColumn="0" w:lastRowFirstColumn="0" w:lastRowLastColumn="0"/>
-              <w:rPr>
-                <w:rFonts w:ascii="Arial Narrow" w:hAnsi="Arial Narrow" w:cs="Calibri"/>
-                <w:b/>
-                <w:sz w:val="16"/>
-              </w:rPr>
-            </w:pPr>
-            <w:r>
-              <w:rPr>
-                <w:b/>
-                <w:sz w:val="16"/>
-              </w:rPr>
-            </w:r>
-            <w:r>
-              <w:rPr>
-                <w:rFonts w:ascii="Malgun Gothic" w:hAnsi="Malgun Gothic"/>
-                <w:b w:val="0"/>
-                <w:sz w:val="18"/>
-              </w:rPr>
-            </w:r>
-          </w:p>
-        </w:tc>
-        <w:tc>
-          <w:tcPr>
-            <w:tcW w:w="709" w:type="dxa"/>
-            <w:tcBorders>
-              <w:top w:val="double" w:sz="4" w:space="0" w:color="auto"/>
-              <w:bottom w:val="double" w:sz="4" w:space="0" w:color="auto"/>
-            </w:tcBorders>
-            <w:vAlign w:val="center"/>
-          </w:tcPr>
-          <w:p>
-            <w:pPr>
-              <w:jc w:val="center"/>
-              <w:cnfStyle w:val="000000100000" w:firstRow="0" w:lastRow="0" w:firstColumn="0" w:lastColumn="0" w:oddVBand="0" w:evenVBand="0" w:oddHBand="1" w:evenHBand="0" w:firstRowFirstColumn="0" w:firstRowLastColumn="0" w:lastRowFirstColumn="0" w:lastRowLastColumn="0"/>
-              <w:rPr>
-                <w:rFonts w:ascii="Arial Narrow" w:hAnsi="Arial Narrow" w:cs="Calibri"/>
-                <w:b/>
-                <w:sz w:val="16"/>
-              </w:rPr>
-            </w:pPr>
-            <w:r>
-              <w:rPr>
-                <w:b/>
-                <w:sz w:val="16"/>
-              </w:rPr>
-            </w:r>
-            <w:r>
-              <w:rPr>
-                <w:rFonts w:ascii="Malgun Gothic" w:hAnsi="Malgun Gothic"/>
-                <w:b w:val="0"/>
-                <w:sz w:val="18"/>
-              </w:rPr>
-              <w:t>15.06%</w:t>
             </w:r>
           </w:p>
         </w:tc>

--- a/0224/04-PHJ_10680696/04-PHJ_10680696_clinical_report.docx
+++ b/0224/04-PHJ_10680696/04-PHJ_10680696_clinical_report.docx
@@ -4288,6 +4288,342 @@
                 <w:sz w:val="18"/>
               </w:rPr>
               <w:t>18.24%</w:t>
+            </w:r>
+          </w:p>
+        </w:tc>
+        <w:tc>
+          <w:tcPr>
+            <w:tcW w:w="2214" w:type="dxa"/>
+            <w:tcBorders>
+              <w:top w:val="double" w:sz="4" w:space="0" w:color="auto"/>
+              <w:bottom w:val="double" w:sz="4" w:space="0" w:color="auto"/>
+            </w:tcBorders>
+            <w:vAlign w:val="center"/>
+          </w:tcPr>
+          <w:p>
+            <w:pPr>
+              <w:jc w:val="center"/>
+              <w:cnfStyle w:val="000000100000" w:firstRow="0" w:lastRow="0" w:firstColumn="0" w:lastColumn="0" w:oddVBand="0" w:evenVBand="0" w:oddHBand="1" w:evenHBand="0" w:firstRowFirstColumn="0" w:firstRowLastColumn="0" w:lastRowFirstColumn="0" w:lastRowLastColumn="0"/>
+              <w:rPr>
+                <w:b/>
+                <w:sz w:val="16"/>
+              </w:rPr>
+            </w:pPr>
+            <w:r>
+              <w:rPr>
+                <w:b/>
+                <w:sz w:val="16"/>
+              </w:rPr>
+            </w:r>
+            <w:proofErr w:type="spellStart"/>
+            <w:r>
+              <w:rPr>
+                <w:b/>
+                <w:sz w:val="16"/>
+              </w:rPr>
+            </w:r>
+            <w:proofErr w:type="spellEnd"/>
+            <w:r>
+              <w:rPr>
+                <w:rFonts w:ascii="Malgun Gothic" w:hAnsi="Malgun Gothic"/>
+                <w:b w:val="0"/>
+                <w:sz w:val="18"/>
+              </w:rPr>
+            </w:r>
+          </w:p>
+          <w:p>
+            <w:pPr>
+              <w:jc w:val="center"/>
+              <w:cnfStyle w:val="000000100000" w:firstRow="0" w:lastRow="0" w:firstColumn="0" w:lastColumn="0" w:oddVBand="0" w:evenVBand="0" w:oddHBand="1" w:evenHBand="0" w:firstRowFirstColumn="0" w:firstRowLastColumn="0" w:lastRowFirstColumn="0" w:lastRowLastColumn="0"/>
+              <w:rPr>
+                <w:rFonts w:ascii="Arial Narrow" w:hAnsi="Arial Narrow" w:cs="Calibri"/>
+                <w:b/>
+                <w:sz w:val="16"/>
+              </w:rPr>
+            </w:pPr>
+            <w:r>
+              <w:rPr>
+                <w:b/>
+                <w:sz w:val="14"/>
+              </w:rPr>
+            </w:r>
+            <w:proofErr w:type="spellStart"/>
+            <w:r>
+              <w:rPr>
+                <w:b/>
+                <w:sz w:val="14"/>
+              </w:rPr>
+            </w:r>
+            <w:proofErr w:type="spellEnd"/>
+            <w:r>
+              <w:rPr>
+                <w:b/>
+                <w:sz w:val="14"/>
+              </w:rPr>
+            </w:r>
+          </w:p>
+        </w:tc>
+      </w:tr>
+      <w:tr>
+        <w:trPr>
+          <w:cnfStyle w:val="000000100000" w:firstRow="0" w:lastRow="0" w:firstColumn="0" w:lastColumn="0" w:oddVBand="0" w:evenVBand="0" w:oddHBand="1" w:evenHBand="0" w:firstRowFirstColumn="0" w:firstRowLastColumn="0" w:lastRowFirstColumn="0" w:lastRowLastColumn="0"/>
+          <w:trHeight w:hRule="exact" w:val="624"/>
+        </w:trPr>
+        <w:tc>
+          <w:tcPr>
+            <w:cnfStyle w:val="001000000000" w:firstRow="0" w:lastRow="0" w:firstColumn="1" w:lastColumn="0" w:oddVBand="0" w:evenVBand="0" w:oddHBand="0" w:evenHBand="0" w:firstRowFirstColumn="0" w:firstRowLastColumn="0" w:lastRowFirstColumn="0" w:lastRowLastColumn="0"/>
+            <w:tcW w:w="1276" w:type="dxa"/>
+            <w:tcBorders>
+              <w:top w:val="double" w:sz="4" w:space="0" w:color="auto"/>
+              <w:bottom w:val="double" w:sz="4" w:space="0" w:color="auto"/>
+            </w:tcBorders>
+            <w:vAlign w:val="center"/>
+          </w:tcPr>
+          <w:p>
+            <w:pPr>
+              <w:spacing w:after="160" w:line="259" w:lineRule="auto"/>
+              <w:jc w:val="center"/>
+              <w:rPr>
+                <w:sz w:val="16"/>
+              </w:rPr>
+            </w:pPr>
+            <w:r>
+              <w:rPr>
+                <w:caps w:val="0"/>
+                <w:sz w:val="16"/>
+              </w:rPr>
+            </w:r>
+            <w:r>
+              <w:rPr>
+                <w:rFonts w:ascii="Malgun Gothic" w:hAnsi="Malgun Gothic"/>
+                <w:b w:val="0"/>
+                <w:sz w:val="18"/>
+              </w:rPr>
+              <w:t>Tier 3</w:t>
+            </w:r>
+          </w:p>
+        </w:tc>
+        <w:tc>
+          <w:tcPr>
+            <w:tcW w:w="1134" w:type="dxa"/>
+            <w:tcBorders>
+              <w:top w:val="double" w:sz="4" w:space="0" w:color="auto"/>
+              <w:bottom w:val="double" w:sz="4" w:space="0" w:color="auto"/>
+            </w:tcBorders>
+            <w:vAlign w:val="center"/>
+          </w:tcPr>
+          <w:p>
+            <w:pPr>
+              <w:jc w:val="center"/>
+              <w:cnfStyle w:val="000000100000" w:firstRow="0" w:lastRow="0" w:firstColumn="0" w:lastColumn="0" w:oddVBand="0" w:evenVBand="0" w:oddHBand="1" w:evenHBand="0" w:firstRowFirstColumn="0" w:firstRowLastColumn="0" w:lastRowFirstColumn="0" w:lastRowLastColumn="0"/>
+              <w:rPr>
+                <w:rFonts w:ascii="Arial Narrow" w:hAnsi="Arial Narrow" w:cs="Calibri"/>
+                <w:b/>
+                <w:sz w:val="16"/>
+              </w:rPr>
+            </w:pPr>
+            <w:r>
+              <w:rPr>
+                <w:b/>
+                <w:sz w:val="16"/>
+              </w:rPr>
+            </w:r>
+            <w:r>
+              <w:rPr>
+                <w:rFonts w:ascii="Malgun Gothic" w:hAnsi="Malgun Gothic"/>
+                <w:b w:val="0"/>
+                <w:sz w:val="18"/>
+              </w:rPr>
+              <w:t>KMT2D</w:t>
+            </w:r>
+          </w:p>
+        </w:tc>
+        <w:tc>
+          <w:tcPr>
+            <w:tcW w:w="1134" w:type="dxa"/>
+            <w:tcBorders>
+              <w:top w:val="double" w:sz="4" w:space="0" w:color="auto"/>
+              <w:bottom w:val="double" w:sz="4" w:space="0" w:color="auto"/>
+            </w:tcBorders>
+            <w:vAlign w:val="center"/>
+          </w:tcPr>
+          <w:p>
+            <w:pPr>
+              <w:jc w:val="center"/>
+              <w:cnfStyle w:val="000000100000" w:firstRow="0" w:lastRow="0" w:firstColumn="0" w:lastColumn="0" w:oddVBand="0" w:evenVBand="0" w:oddHBand="1" w:evenHBand="0" w:firstRowFirstColumn="0" w:firstRowLastColumn="0" w:lastRowFirstColumn="0" w:lastRowLastColumn="0"/>
+              <w:rPr>
+                <w:b/>
+                <w:sz w:val="16"/>
+              </w:rPr>
+            </w:pPr>
+            <w:r>
+              <w:rPr>
+                <w:b/>
+                <w:sz w:val="16"/>
+              </w:rPr>
+            </w:r>
+            <w:r>
+              <w:rPr>
+                <w:rFonts w:ascii="Malgun Gothic" w:hAnsi="Malgun Gothic"/>
+                <w:b w:val="0"/>
+                <w:sz w:val="18"/>
+              </w:rPr>
+              <w:t>ENST00000301067.7</w:t>
+            </w:r>
+          </w:p>
+          <w:p>
+            <w:pPr>
+              <w:jc w:val="center"/>
+              <w:cnfStyle w:val="000000100000" w:firstRow="0" w:lastRow="0" w:firstColumn="0" w:lastColumn="0" w:oddVBand="0" w:evenVBand="0" w:oddHBand="1" w:evenHBand="0" w:firstRowFirstColumn="0" w:firstRowLastColumn="0" w:lastRowFirstColumn="0" w:lastRowLastColumn="0"/>
+              <w:rPr>
+                <w:rFonts w:ascii="Arial Narrow" w:hAnsi="Arial Narrow" w:cs="Calibri"/>
+                <w:b/>
+                <w:sz w:val="16"/>
+              </w:rPr>
+            </w:pPr>
+            <w:r>
+              <w:rPr>
+                <w:b/>
+                <w:sz w:val="16"/>
+              </w:rPr>
+            </w:r>
+          </w:p>
+        </w:tc>
+        <w:tc>
+          <w:tcPr>
+            <w:tcW w:w="1418" w:type="dxa"/>
+            <w:tcBorders>
+              <w:top w:val="double" w:sz="4" w:space="0" w:color="auto"/>
+              <w:bottom w:val="double" w:sz="4" w:space="0" w:color="auto"/>
+            </w:tcBorders>
+            <w:vAlign w:val="center"/>
+          </w:tcPr>
+          <w:p>
+            <w:pPr>
+              <w:jc w:val="center"/>
+              <w:cnfStyle w:val="000000100000" w:firstRow="0" w:lastRow="0" w:firstColumn="0" w:lastColumn="0" w:oddVBand="0" w:evenVBand="0" w:oddHBand="1" w:evenHBand="0" w:firstRowFirstColumn="0" w:firstRowLastColumn="0" w:lastRowFirstColumn="0" w:lastRowLastColumn="0"/>
+              <w:rPr>
+                <w:rFonts w:ascii="Arial Narrow" w:hAnsi="Arial Narrow" w:cs="Calibri"/>
+                <w:b/>
+                <w:sz w:val="16"/>
+              </w:rPr>
+            </w:pPr>
+            <w:r>
+              <w:rPr>
+                <w:b/>
+                <w:sz w:val="16"/>
+              </w:rPr>
+            </w:r>
+            <w:r>
+              <w:rPr>
+                <w:rFonts w:ascii="Malgun Gothic" w:hAnsi="Malgun Gothic"/>
+                <w:b w:val="0"/>
+                <w:sz w:val="18"/>
+              </w:rPr>
+            </w:r>
+          </w:p>
+        </w:tc>
+        <w:tc>
+          <w:tcPr>
+            <w:tcW w:w="1275" w:type="dxa"/>
+            <w:tcBorders>
+              <w:top w:val="double" w:sz="4" w:space="0" w:color="auto"/>
+              <w:bottom w:val="double" w:sz="4" w:space="0" w:color="auto"/>
+            </w:tcBorders>
+            <w:vAlign w:val="center"/>
+          </w:tcPr>
+          <w:p>
+            <w:pPr>
+              <w:spacing w:after="160" w:line="259" w:lineRule="auto"/>
+              <w:jc w:val="center"/>
+              <w:cnfStyle w:val="000000100000" w:firstRow="0" w:lastRow="0" w:firstColumn="0" w:lastColumn="0" w:oddVBand="0" w:evenVBand="0" w:oddHBand="1" w:evenHBand="0" w:firstRowFirstColumn="0" w:firstRowLastColumn="0" w:lastRowFirstColumn="0" w:lastRowLastColumn="0"/>
+              <w:rPr>
+                <w:b/>
+                <w:sz w:val="16"/>
+              </w:rPr>
+            </w:pPr>
+            <w:r>
+              <w:rPr>
+                <w:b/>
+                <w:sz w:val="16"/>
+              </w:rPr>
+            </w:r>
+            <w:r>
+              <w:rPr>
+                <w:rFonts w:ascii="Malgun Gothic" w:hAnsi="Malgun Gothic"/>
+                <w:b w:val="0"/>
+                <w:sz w:val="18"/>
+              </w:rPr>
+              <w:t>c.10356-9G&gt;A</w:t>
+            </w:r>
+          </w:p>
+        </w:tc>
+        <w:tc>
+          <w:tcPr>
+            <w:tcW w:w="1276" w:type="dxa"/>
+            <w:tcBorders>
+              <w:top w:val="double" w:sz="4" w:space="0" w:color="auto"/>
+              <w:bottom w:val="double" w:sz="4" w:space="0" w:color="auto"/>
+            </w:tcBorders>
+            <w:vAlign w:val="center"/>
+          </w:tcPr>
+          <w:p>
+            <w:pPr>
+              <w:jc w:val="center"/>
+              <w:cnfStyle w:val="000000100000" w:firstRow="0" w:lastRow="0" w:firstColumn="0" w:lastColumn="0" w:oddVBand="0" w:evenVBand="0" w:oddHBand="1" w:evenHBand="0" w:firstRowFirstColumn="0" w:firstRowLastColumn="0" w:lastRowFirstColumn="0" w:lastRowLastColumn="0"/>
+              <w:rPr>
+                <w:rFonts w:ascii="Arial Narrow" w:hAnsi="Arial Narrow" w:cs="Calibri"/>
+                <w:b/>
+                <w:sz w:val="16"/>
+              </w:rPr>
+            </w:pPr>
+            <w:r>
+              <w:rPr>
+                <w:b/>
+                <w:sz w:val="16"/>
+              </w:rPr>
+            </w:r>
+            <w:r>
+              <w:rPr>
+                <w:rFonts w:ascii="Malgun Gothic" w:hAnsi="Malgun Gothic"/>
+                <w:b w:val="0"/>
+                <w:sz w:val="18"/>
+              </w:rPr>
+            </w:r>
+          </w:p>
+        </w:tc>
+        <w:tc>
+          <w:tcPr>
+            <w:tcW w:w="709" w:type="dxa"/>
+            <w:tcBorders>
+              <w:top w:val="double" w:sz="4" w:space="0" w:color="auto"/>
+              <w:bottom w:val="double" w:sz="4" w:space="0" w:color="auto"/>
+            </w:tcBorders>
+            <w:vAlign w:val="center"/>
+          </w:tcPr>
+          <w:p>
+            <w:pPr>
+              <w:jc w:val="center"/>
+              <w:cnfStyle w:val="000000100000" w:firstRow="0" w:lastRow="0" w:firstColumn="0" w:lastColumn="0" w:oddVBand="0" w:evenVBand="0" w:oddHBand="1" w:evenHBand="0" w:firstRowFirstColumn="0" w:firstRowLastColumn="0" w:lastRowFirstColumn="0" w:lastRowLastColumn="0"/>
+              <w:rPr>
+                <w:rFonts w:ascii="Arial Narrow" w:hAnsi="Arial Narrow" w:cs="Calibri"/>
+                <w:b/>
+                <w:sz w:val="16"/>
+              </w:rPr>
+            </w:pPr>
+            <w:r>
+              <w:rPr>
+                <w:b/>
+                <w:sz w:val="16"/>
+              </w:rPr>
+            </w:r>
+            <w:r>
+              <w:rPr>
+                <w:rFonts w:ascii="Malgun Gothic" w:hAnsi="Malgun Gothic"/>
+                <w:b w:val="0"/>
+                <w:sz w:val="18"/>
+              </w:rPr>
+              <w:t>15.06%</w:t>
             </w:r>
           </w:p>
         </w:tc>
